--- a/Time to Fixation Experiments - Changing Chemotaxis Equation/Conclusion.docx
+++ b/Time to Fixation Experiments - Changing Chemotaxis Equation/Conclusion.docx
@@ -15,332 +15,181 @@
     </w:p>
     <w:p>
       <w:r>
-        <w:t xml:space="preserve">In this analysis “Normal Equation” is the model with both conjugation and </w:t>
+        <w:t xml:space="preserve">In this analysis “Normal </w:t>
+      </w:r>
+      <w:r>
+        <w:t>Model</w:t>
+      </w:r>
+      <w:r>
+        <w:t>” is the model with both conjugation and R</w:t>
+      </w:r>
+      <w:r>
+        <w:t>(a)</w:t>
+      </w:r>
+      <w:r>
+        <w:t>, (R</w:t>
+      </w:r>
+      <w:r>
+        <w:t>(a)</w:t>
+      </w:r>
+      <w:r>
+        <w:t xml:space="preserve"> being the response function to slow down run speed in antibiotic).</w:t>
+      </w:r>
+      <w:r>
+        <w:t xml:space="preserve">  </w:t>
+      </w:r>
+      <w:r>
+        <w:t xml:space="preserve">Significant differences are found when comparing the </w:t>
+      </w:r>
+      <w:r>
+        <w:t>Mann-Whitney U</w:t>
+      </w:r>
+      <w:r>
+        <w:t xml:space="preserve"> effect size</w:t>
+      </w:r>
+      <w:r>
+        <w:t>s of the Normal Model to the others</w:t>
+      </w:r>
+      <w:r>
+        <w:t xml:space="preserve">.  </w:t>
+      </w:r>
+      <w:r>
+        <w:t>C</w:t>
+      </w:r>
+      <w:r>
+        <w:t xml:space="preserve">ompared </w:t>
+      </w:r>
+      <w:r>
+        <w:t xml:space="preserve">to the groups without </w:t>
+      </w:r>
+      <w:r>
+        <w:t>conjugation</w:t>
+      </w:r>
+      <w:r>
+        <w:t xml:space="preserve"> both with and without </w:t>
+      </w:r>
+      <w:r>
+        <w:t>R(a)</w:t>
+      </w:r>
+      <w:r>
+        <w:t>, the effect size differs by</w:t>
+      </w:r>
+      <w:r>
+        <w:t xml:space="preserve"> -</w:t>
+      </w:r>
+      <w:r>
+        <w:t xml:space="preserve">2.979 and </w:t>
+      </w:r>
+      <w:r>
+        <w:t>-</w:t>
+      </w:r>
+      <w:r>
+        <w:t>2.782</w:t>
+      </w:r>
+      <w:r>
+        <w:t xml:space="preserve"> (p &lt; 0.01)</w:t>
+      </w:r>
+      <w:r>
+        <w:t xml:space="preserve">, </w:t>
+      </w:r>
+      <w:r>
+        <w:t xml:space="preserve">support that the conjugation equation provides a </w:t>
+      </w:r>
+      <w:r>
+        <w:t>statistically significant time difference for fixation</w:t>
+      </w:r>
+      <w:r>
+        <w:t xml:space="preserve">.  </w:t>
+      </w:r>
+      <w:r>
+        <w:t xml:space="preserve">The effect size of Normal Model compared to the model with conjugation but no R(a) was 3.461 (p &lt; 0.001), indicating that this was the most statistically significant difference.  </w:t>
+      </w:r>
+      <w:r>
+        <w:t xml:space="preserve">The differences of the distribution are visible in the </w:t>
       </w:r>
       <w:proofErr w:type="spellStart"/>
       <w:r>
+        <w:t>boxenplot</w:t>
+      </w:r>
+      <w:proofErr w:type="spellEnd"/>
+      <w:r>
+        <w:t xml:space="preserve"> of figure 1.</w:t>
+      </w:r>
+      <w:r>
+        <w:t xml:space="preserve">  The medians for Normal Model, No </w:t>
+      </w:r>
+      <w:proofErr w:type="spellStart"/>
+      <w:r>
+        <w:t>Conj</w:t>
+      </w:r>
+      <w:proofErr w:type="spellEnd"/>
+      <w:r>
+        <w:t xml:space="preserve">, No </w:t>
+      </w:r>
+      <w:proofErr w:type="spellStart"/>
+      <w:r>
         <w:t>R_a</w:t>
       </w:r>
       <w:proofErr w:type="spellEnd"/>
       <w:r>
-        <w:t>, (</w:t>
+        <w:t xml:space="preserve"> with </w:t>
       </w:r>
       <w:proofErr w:type="spellStart"/>
       <w:r>
+        <w:t>Conj</w:t>
+      </w:r>
+      <w:proofErr w:type="spellEnd"/>
+      <w:r>
+        <w:t xml:space="preserve">, and No </w:t>
+      </w:r>
+      <w:proofErr w:type="spellStart"/>
+      <w:r>
         <w:t>R_a</w:t>
       </w:r>
       <w:proofErr w:type="spellEnd"/>
       <w:r>
-        <w:t xml:space="preserve"> being the response function to slow down run speed in antibiotic).</w:t>
-      </w:r>
-      <w:r>
-        <w:t xml:space="preserve">  </w:t>
-      </w:r>
-      <w:r>
-        <w:t xml:space="preserve">Significant differences are found when comparing the </w:t>
-      </w:r>
-      <w:r>
-        <w:t>Mann-Whitney U</w:t>
-      </w:r>
-      <w:r>
-        <w:t xml:space="preserve"> effect size</w:t>
-      </w:r>
-      <w:r>
-        <w:t xml:space="preserve">.  </w:t>
-      </w:r>
-      <w:r>
-        <w:t>The effect sizes o</w:t>
-      </w:r>
-      <w:r>
-        <w:t xml:space="preserve">f the </w:t>
-      </w:r>
-      <w:r>
-        <w:t xml:space="preserve">Normal Model </w:t>
-      </w:r>
-      <w:r>
-        <w:t xml:space="preserve">compared </w:t>
-      </w:r>
-      <w:r>
-        <w:t xml:space="preserve">to the groups without </w:t>
+        <w:t xml:space="preserve"> No </w:t>
       </w:r>
       <w:proofErr w:type="spellStart"/>
       <w:r>
-        <w:t>R_a</w:t>
+        <w:t>Conj</w:t>
       </w:r>
       <w:proofErr w:type="spellEnd"/>
       <w:r>
-        <w:t>, both with and without Conjugation (</w:t>
-      </w:r>
-      <w:r>
-        <w:t xml:space="preserve">E.S. </w:t>
-      </w:r>
-      <w:r>
-        <w:t>= -3.832, -3.445)</w:t>
-      </w:r>
-      <w:r>
-        <w:t>,</w:t>
-      </w:r>
-      <w:r>
-        <w:t xml:space="preserve"> (p &lt; 0.001)</w:t>
-      </w:r>
-      <w:r>
-        <w:t xml:space="preserve"> are more significant than the effect sizes of just conjugation alone, </w:t>
-      </w:r>
-      <w:r>
-        <w:t xml:space="preserve">(Normal vs </w:t>
-      </w:r>
-      <w:r>
-        <w:t>N</w:t>
-      </w:r>
-      <w:r>
-        <w:t xml:space="preserve">o </w:t>
-      </w:r>
-      <w:proofErr w:type="spellStart"/>
-      <w:r>
-        <w:t>Conj</w:t>
-      </w:r>
-      <w:proofErr w:type="spellEnd"/>
-      <w:r>
-        <w:t xml:space="preserve"> Effect Size = -1.543)</w:t>
-      </w:r>
-      <w:r>
-        <w:t>, (p = 0.123)</w:t>
-      </w:r>
-      <w:r>
-        <w:t xml:space="preserve">  </w:t>
-      </w:r>
-      <w:r>
-        <w:t xml:space="preserve"> </w:t>
-      </w:r>
-      <w:r>
-        <w:t xml:space="preserve">The significant p-values and medians for comparisons involving </w:t>
-      </w:r>
-      <w:r>
-        <w:t xml:space="preserve">the change in </w:t>
-      </w:r>
-      <w:proofErr w:type="spellStart"/>
-      <w:r>
-        <w:t>R_a</w:t>
-      </w:r>
-      <w:proofErr w:type="spellEnd"/>
-      <w:r>
-        <w:t xml:space="preserve"> </w:t>
-      </w:r>
-      <w:r>
-        <w:t xml:space="preserve">highlight the dominant impact of the </w:t>
-      </w:r>
-      <w:proofErr w:type="spellStart"/>
-      <w:r>
-        <w:t>R_a</w:t>
-      </w:r>
-      <w:proofErr w:type="spellEnd"/>
-      <w:r>
-        <w:t xml:space="preserve"> variable</w:t>
-      </w:r>
-      <w:r>
-        <w:t>, while</w:t>
-      </w:r>
-      <w:r>
-        <w:t xml:space="preserve"> </w:t>
-      </w:r>
-      <w:r>
-        <w:t>t</w:t>
-      </w:r>
-      <w:r>
-        <w:t xml:space="preserve">he p-values between "Normal Equation" vs "No </w:t>
-      </w:r>
-      <w:proofErr w:type="spellStart"/>
-      <w:r>
-        <w:t>Conj</w:t>
-      </w:r>
-      <w:proofErr w:type="spellEnd"/>
-      <w:r>
-        <w:t xml:space="preserve">" (p=0.123) and "No </w:t>
-      </w:r>
-      <w:proofErr w:type="spellStart"/>
-      <w:r>
-        <w:t>R_a</w:t>
-      </w:r>
-      <w:proofErr w:type="spellEnd"/>
-      <w:r>
-        <w:t xml:space="preserve"> with </w:t>
-      </w:r>
-      <w:proofErr w:type="spellStart"/>
-      <w:r>
-        <w:t>Conj</w:t>
-      </w:r>
-      <w:proofErr w:type="spellEnd"/>
-      <w:r>
-        <w:t xml:space="preserve">" vs "No </w:t>
-      </w:r>
-      <w:proofErr w:type="spellStart"/>
-      <w:r>
-        <w:t>R_a</w:t>
-      </w:r>
-      <w:proofErr w:type="spellEnd"/>
-      <w:r>
-        <w:t xml:space="preserve"> No </w:t>
-      </w:r>
-      <w:proofErr w:type="spellStart"/>
-      <w:r>
-        <w:t>Conj</w:t>
-      </w:r>
-      <w:proofErr w:type="spellEnd"/>
-      <w:r>
-        <w:t xml:space="preserve">" (p=0.562) support that the conjugation equation provides a </w:t>
-      </w:r>
-      <w:r>
-        <w:t>non statistically significant time difference for fixation</w:t>
-      </w:r>
-      <w:r>
-        <w:t xml:space="preserve">.  </w:t>
+        <w:t xml:space="preserve"> were </w:t>
+      </w:r>
+      <w:r>
+        <w:t>4316</w:t>
+      </w:r>
+      <w:r>
+        <w:t xml:space="preserve">s, </w:t>
+      </w:r>
+      <w:r>
+        <w:t>4918</w:t>
+      </w:r>
+      <w:r>
+        <w:t xml:space="preserve">s, </w:t>
+      </w:r>
+      <w:r>
+        <w:t>3323</w:t>
+      </w:r>
+      <w:r>
+        <w:t xml:space="preserve">s, and </w:t>
+      </w:r>
+      <w:r>
+        <w:t>4938</w:t>
+      </w:r>
+      <w:r>
+        <w:t>s.</w:t>
       </w:r>
     </w:p>
     <w:p>
       <w:r>
-        <w:t xml:space="preserve">The analysis supports the hypothesis that </w:t>
-      </w:r>
-      <w:proofErr w:type="spellStart"/>
-      <w:r>
-        <w:t>R_a</w:t>
-      </w:r>
-      <w:proofErr w:type="spellEnd"/>
-      <w:r>
-        <w:t xml:space="preserve"> is the dominant factor</w:t>
-      </w:r>
-      <w:r>
-        <w:t xml:space="preserve"> and has </w:t>
-      </w:r>
-      <w:r>
-        <w:t>substantial impact on the time to fixation</w:t>
-      </w:r>
-      <w:r>
-        <w:t xml:space="preserve">, and </w:t>
-      </w:r>
-      <w:r>
-        <w:t>c</w:t>
-      </w:r>
-      <w:r>
-        <w:t>onj</w:t>
-      </w:r>
-      <w:r>
-        <w:t>ugation</w:t>
-      </w:r>
-      <w:r>
-        <w:t xml:space="preserve"> is relatively negligible in its impact on the outcome variable.</w:t>
-      </w:r>
-      <w:r>
-        <w:t xml:space="preserve">  </w:t>
-      </w:r>
-      <w:r>
-        <w:t xml:space="preserve">Even with the skew, the 75th percentile for the Normal Distribution is still lower than 'No </w:t>
-      </w:r>
-      <w:proofErr w:type="spellStart"/>
-      <w:r>
-        <w:t>R_a</w:t>
-      </w:r>
-      <w:proofErr w:type="spellEnd"/>
-      <w:r>
-        <w:t xml:space="preserve"> No </w:t>
-      </w:r>
-      <w:proofErr w:type="spellStart"/>
-      <w:r>
-        <w:t>Conj</w:t>
-      </w:r>
-      <w:proofErr w:type="spellEnd"/>
-      <w:r>
-        <w:t xml:space="preserve">' and 'No </w:t>
-      </w:r>
-      <w:proofErr w:type="spellStart"/>
-      <w:r>
-        <w:t>R_a</w:t>
-      </w:r>
-      <w:proofErr w:type="spellEnd"/>
-      <w:r>
-        <w:t xml:space="preserve"> No </w:t>
-      </w:r>
-      <w:proofErr w:type="spellStart"/>
-      <w:r>
-        <w:t>Conj</w:t>
-      </w:r>
-      <w:proofErr w:type="spellEnd"/>
-      <w:r>
-        <w:t>' (6807.5</w:t>
-      </w:r>
-      <w:r>
-        <w:t xml:space="preserve"> s</w:t>
-      </w:r>
-      <w:r>
-        <w:t xml:space="preserve"> vs 9070.0</w:t>
-      </w:r>
-      <w:r>
-        <w:t xml:space="preserve"> s</w:t>
-      </w:r>
-      <w:r>
-        <w:t xml:space="preserve"> and 8160.0</w:t>
-      </w:r>
-      <w:r>
-        <w:t xml:space="preserve"> s</w:t>
-      </w:r>
-      <w:r>
-        <w:t xml:space="preserve">). The median of the </w:t>
-      </w:r>
-      <w:r>
-        <w:t>“</w:t>
-      </w:r>
-      <w:r>
-        <w:t>Normal Equation</w:t>
-      </w:r>
-      <w:r>
-        <w:t>”</w:t>
-      </w:r>
-      <w:r>
-        <w:t xml:space="preserve"> is lower than </w:t>
-      </w:r>
-      <w:r>
-        <w:t>all</w:t>
-      </w:r>
-      <w:r>
-        <w:t xml:space="preserve"> other distributions</w:t>
-      </w:r>
-      <w:r>
-        <w:t>,</w:t>
-      </w:r>
-      <w:r>
-        <w:t xml:space="preserve"> (</w:t>
-      </w:r>
-      <w:r>
-        <w:t>5001.5</w:t>
-      </w:r>
-      <w:r>
-        <w:t xml:space="preserve"> s vs </w:t>
-      </w:r>
-      <w:r>
-        <w:t>5390.0</w:t>
-      </w:r>
-      <w:r>
-        <w:t xml:space="preserve"> s, </w:t>
-      </w:r>
-      <w:r>
-        <w:t>6559.0</w:t>
-      </w:r>
-      <w:r>
-        <w:t xml:space="preserve"> s, </w:t>
-      </w:r>
-      <w:r>
-        <w:t>6383.0</w:t>
-      </w:r>
-      <w:r>
-        <w:t xml:space="preserve"> s).</w:t>
-      </w:r>
-    </w:p>
-    <w:p>
-      <w:r>
         <w:drawing>
-          <wp:inline distT="0" distB="0" distL="0" distR="0" wp14:anchorId="1D049456" wp14:editId="53BB5C24">
+          <wp:inline distT="0" distB="0" distL="0" distR="0" wp14:anchorId="0E8201FA" wp14:editId="2C928AE5">
             <wp:extent cx="5610225" cy="4124325"/>
             <wp:effectExtent l="0" t="0" r="9525" b="9525"/>
-            <wp:docPr id="1141520668" name="Picture 1"/>
+            <wp:docPr id="212677879" name="Picture 1"/>
             <wp:cNvGraphicFramePr>
               <a:graphicFrameLocks xmlns:a="http://schemas.openxmlformats.org/drawingml/2006/main" noChangeAspect="1"/>
             </wp:cNvGraphicFramePr>
@@ -348,7 +197,7 @@
               <a:graphicData uri="http://schemas.openxmlformats.org/drawingml/2006/picture">
                 <pic:pic xmlns:pic="http://schemas.openxmlformats.org/drawingml/2006/picture">
                   <pic:nvPicPr>
-                    <pic:cNvPr id="1141520668" name=""/>
+                    <pic:cNvPr id="212677879" name=""/>
                     <pic:cNvPicPr/>
                   </pic:nvPicPr>
                   <pic:blipFill>
@@ -391,110 +240,77 @@
     </w:p>
     <w:p>
       <w:r>
-        <w:lastRenderedPageBreak/>
-        <w:t xml:space="preserve">However, if the conjugation equation is combined with </w:t>
-      </w:r>
-      <w:proofErr w:type="spellStart"/>
-      <w:r>
-        <w:t>R_a</w:t>
-      </w:r>
-      <w:proofErr w:type="spellEnd"/>
-      <w:r>
-        <w:t xml:space="preserve">, it </w:t>
-      </w:r>
-      <w:r>
-        <w:t>may</w:t>
-      </w:r>
-      <w:r>
-        <w:t xml:space="preserve"> help give the bacteria a statistically significant advantage for fixing into a population, as can be seen with "Normal Equation" fixation time having </w:t>
-      </w:r>
-      <w:r>
-        <w:t>the</w:t>
-      </w:r>
-      <w:r>
-        <w:t xml:space="preserve"> great</w:t>
-      </w:r>
-      <w:r>
-        <w:t>est</w:t>
-      </w:r>
-      <w:r>
-        <w:t xml:space="preserve"> statistical difference and the lowest median</w:t>
-      </w:r>
-      <w:r>
-        <w:t xml:space="preserve">.  </w:t>
-      </w:r>
-      <w:r>
-        <w:t xml:space="preserve">This was studied further using a </w:t>
-      </w:r>
-      <w:r>
-        <w:t xml:space="preserve">permutation test </w:t>
-      </w:r>
-      <w:r>
-        <w:t xml:space="preserve">to </w:t>
-      </w:r>
-      <w:r>
-        <w:t xml:space="preserve">provide a non-parametric method to assess the significance of the interaction effect between </w:t>
-      </w:r>
-      <w:proofErr w:type="spellStart"/>
-      <w:r>
-        <w:t>R_a</w:t>
-      </w:r>
-      <w:proofErr w:type="spellEnd"/>
-      <w:r>
-        <w:t xml:space="preserve"> and conjugation. An interaction </w:t>
-      </w:r>
-      <w:r>
-        <w:t>of</w:t>
-      </w:r>
-      <w:r>
-        <w:t xml:space="preserve"> (Mean difference when Conjugation is present) - (Mean difference when Conjugation is absent) was calculated. This was used in a permutation test under the assumption of the null hypothesis that there is no statistical difference between the means of conjugation being present. The observed interaction effect of -1053.13</w:t>
-      </w:r>
-      <w:r>
-        <w:t>s</w:t>
-      </w:r>
-      <w:r>
-        <w:t xml:space="preserve"> suggests that the combined presence of Conjugation and </w:t>
-      </w:r>
-      <w:proofErr w:type="spellStart"/>
-      <w:r>
-        <w:t>R_a</w:t>
-      </w:r>
-      <w:proofErr w:type="spellEnd"/>
-      <w:r>
-        <w:t xml:space="preserve">​ reduces the time to fixation. The p-value of 0.071 indicates that the observed interaction effect </w:t>
-      </w:r>
-      <w:r>
-        <w:t>was</w:t>
-      </w:r>
-      <w:r>
-        <w:t xml:space="preserve"> not statistically significant at the 5% level</w:t>
-      </w:r>
-      <w:r>
-        <w:t xml:space="preserve">, however the permutation test </w:t>
-      </w:r>
-      <w:r>
-        <w:t>still shows a notable practical impact that's not highly likely to occur by chance</w:t>
-      </w:r>
-      <w:r>
-        <w:t>.</w:t>
-      </w:r>
-      <w:r>
-        <w:t xml:space="preserve"> </w:t>
-      </w:r>
-      <w:r>
-        <w:t xml:space="preserve"> </w:t>
+        <w:t>Another</w:t>
+      </w:r>
+      <w:r>
+        <w:t xml:space="preserve"> Mann-Whitney U test was performed between the </w:t>
+      </w:r>
+      <w:r>
+        <w:t xml:space="preserve">two </w:t>
+      </w:r>
+      <w:r>
+        <w:t>models without conjugation which showed that the presence or absence of R(a) had no statistically significant effect.</w:t>
+      </w:r>
+      <w:r>
+        <w:t xml:space="preserve">  </w:t>
+      </w:r>
+      <w:r>
+        <w:t xml:space="preserve">A permutation </w:t>
+      </w:r>
+      <w:r>
+        <w:t xml:space="preserve">test </w:t>
+      </w:r>
+      <w:r>
+        <w:t xml:space="preserve">was performed </w:t>
+      </w:r>
+      <w:r>
+        <w:t>under the assumption of null hypothesis that there is no statistical difference between the means of conjugation being present</w:t>
+      </w:r>
+      <w:r>
+        <w:t xml:space="preserve">, </w:t>
+      </w:r>
+      <w:r>
+        <w:t>(Mean difference when Conjugation is present - Mean difference when Conjugation is absent)</w:t>
+      </w:r>
+      <w:r>
+        <w:t xml:space="preserve">, with an observed interaction of </w:t>
+      </w:r>
+      <w:r>
+        <w:t>955.36s (p = 0.01)</w:t>
+      </w:r>
+      <w:r>
+        <w:t xml:space="preserve">.  This further emphasizes the time difference of </w:t>
+      </w:r>
+      <w:r>
+        <w:t>R</w:t>
+      </w:r>
+      <w:r>
+        <w:t>(</w:t>
+      </w:r>
+      <w:r>
+        <w:t>a</w:t>
+      </w:r>
+      <w:r>
+        <w:t>)</w:t>
+      </w:r>
+      <w:r>
+        <w:t xml:space="preserve"> present and absent is larger when Conjugation is absent than when it is present</w:t>
+      </w:r>
+      <w:r>
+        <w:t xml:space="preserve">.  The statistical differences of R(a) and conjugation </w:t>
+      </w:r>
+      <w:r>
+        <w:t>can be seen in figure 2.</w:t>
       </w:r>
     </w:p>
+    <w:p/>
     <w:p>
       <w:r>
-        <w:rPr>
-          <w:noProof/>
-        </w:rPr>
         <w:drawing>
-          <wp:inline distT="0" distB="0" distL="0" distR="0" wp14:anchorId="1C4EAF39" wp14:editId="11A4D83B">
-            <wp:extent cx="4772025" cy="3727116"/>
-            <wp:effectExtent l="0" t="0" r="0" b="6985"/>
-            <wp:docPr id="479222286" name="Picture 1"/>
+          <wp:inline distT="0" distB="0" distL="0" distR="0" wp14:anchorId="59D4C73A" wp14:editId="52EBD9CE">
+            <wp:extent cx="5524500" cy="4314825"/>
+            <wp:effectExtent l="0" t="0" r="0" b="9525"/>
+            <wp:docPr id="1117322967" name="Picture 1"/>
             <wp:cNvGraphicFramePr>
               <a:graphicFrameLocks xmlns:a="http://schemas.openxmlformats.org/drawingml/2006/main" noChangeAspect="1"/>
             </wp:cNvGraphicFramePr>
@@ -502,7 +318,7 @@
               <a:graphicData uri="http://schemas.openxmlformats.org/drawingml/2006/picture">
                 <pic:pic xmlns:pic="http://schemas.openxmlformats.org/drawingml/2006/picture">
                   <pic:nvPicPr>
-                    <pic:cNvPr id="479222286" name=""/>
+                    <pic:cNvPr id="1117322967" name=""/>
                     <pic:cNvPicPr/>
                   </pic:nvPicPr>
                   <pic:blipFill>
@@ -514,7 +330,7 @@
                   <pic:spPr>
                     <a:xfrm>
                       <a:off x="0" y="0"/>
-                      <a:ext cx="4778153" cy="3731902"/>
+                      <a:ext cx="5524500" cy="4314825"/>
                     </a:xfrm>
                     <a:prstGeom prst="rect">
                       <a:avLst/>
@@ -537,59 +353,101 @@
       </w:r>
       <w:proofErr w:type="spellEnd"/>
       <w:r>
-        <w:t xml:space="preserve"> of Conjugation (T/F) and </w:t>
-      </w:r>
-      <w:proofErr w:type="spellStart"/>
-      <w:r>
-        <w:t>R_a</w:t>
-      </w:r>
-      <w:proofErr w:type="spellEnd"/>
+        <w:t xml:space="preserve"> of Conjugation (T/F) and R</w:t>
+      </w:r>
+      <w:r>
+        <w:t>(</w:t>
+      </w:r>
+      <w:r>
+        <w:t>a</w:t>
+      </w:r>
+      <w:r>
+        <w:t>)</w:t>
+      </w:r>
       <w:r>
         <w:t xml:space="preserve"> (T/F) Fixation Time (s)</w:t>
-      </w:r>
-    </w:p>
-    <w:p/>
-    <w:p>
-      <w:r>
-        <w:br w:type="page"/>
       </w:r>
     </w:p>
     <w:p>
       <w:r>
-        <w:lastRenderedPageBreak/>
         <w:t>The relationship was investigated further using regression analysis</w:t>
       </w:r>
       <w:r>
-        <w:t xml:space="preserve">.  The first model analyzed </w:t>
+        <w:t xml:space="preserve">.  The model </w:t>
+      </w:r>
+      <w:r>
+        <w:t>analyzed th</w:t>
+      </w:r>
+      <w:r>
+        <w:t>e</w:t>
+      </w:r>
+      <w:r>
+        <w:t xml:space="preserve"> variables</w:t>
+      </w:r>
+      <w:r>
+        <w:t xml:space="preserve"> </w:t>
+      </w:r>
+      <w:r>
+        <w:t xml:space="preserve">no </w:t>
+      </w:r>
+      <w:r>
+        <w:t>R</w:t>
+      </w:r>
+      <w:r>
+        <w:t>(</w:t>
+      </w:r>
+      <w:r>
+        <w:t>a</w:t>
+      </w:r>
+      <w:r>
+        <w:t>)</w:t>
+      </w:r>
+      <w:r>
+        <w:t xml:space="preserve"> and Conjugation against log(Time)</w:t>
+      </w:r>
+      <w:r>
+        <w:t xml:space="preserve"> including </w:t>
       </w:r>
       <w:proofErr w:type="spellStart"/>
       <w:r>
-        <w:t>R_a</w:t>
+        <w:t>No_R_a</w:t>
       </w:r>
       <w:proofErr w:type="spellEnd"/>
       <w:r>
-        <w:t xml:space="preserve"> and Conjugation against </w:t>
-      </w:r>
-      <w:proofErr w:type="gramStart"/>
-      <w:r>
-        <w:t>log(</w:t>
-      </w:r>
-      <w:proofErr w:type="gramEnd"/>
-      <w:r>
-        <w:t xml:space="preserve">Time).  It confirmed that </w:t>
-      </w:r>
-      <w:proofErr w:type="spellStart"/>
-      <w:r>
-        <w:t>R_</w:t>
-      </w:r>
-      <w:proofErr w:type="gramStart"/>
+        <w:t>*Conjugation</w:t>
+      </w:r>
+      <w:r>
+        <w:t xml:space="preserve">.  It confirmed that </w:t>
+      </w:r>
+      <w:r>
+        <w:t xml:space="preserve">the absence of </w:t>
+      </w:r>
+      <w:r>
+        <w:t>R</w:t>
+      </w:r>
+      <w:r>
+        <w:t>(</w:t>
+      </w:r>
       <w:r>
         <w:t>a</w:t>
       </w:r>
-      <w:proofErr w:type="spellEnd"/>
-      <w:proofErr w:type="gramEnd"/>
-      <w:r>
-        <w:t xml:space="preserve"> alone has a statistically significant impact on reducing </w:t>
+      <w:r>
+        <w:t>)</w:t>
+      </w:r>
+      <w:r>
+        <w:t xml:space="preserve"> </w:t>
+      </w:r>
+      <w:r>
+        <w:t xml:space="preserve">itself </w:t>
+      </w:r>
+      <w:r>
+        <w:t xml:space="preserve">has </w:t>
+      </w:r>
+      <w:r>
+        <w:t>no</w:t>
+      </w:r>
+      <w:r>
+        <w:t xml:space="preserve"> statistically significant impact on reducing </w:t>
       </w:r>
       <w:r>
         <w:t xml:space="preserve">time </w:t>
@@ -599,56 +457,176 @@
           <w:rPr>
             <w:rFonts w:ascii="Cambria Math" w:hAnsi="Cambria Math"/>
           </w:rPr>
-          <m:t>β=-0.1839 (p&lt;0.0001)</m:t>
+          <m:t>β=+ 0.0016 (p=0.91)</m:t>
         </m:r>
       </m:oMath>
       <w:r>
-        <w:t>, supporting the hypothesis that R_a is a dominant factor</w:t>
-      </w:r>
-      <w:r>
-        <w:t xml:space="preserve">, while conjugation had no statistically significant impact, </w:t>
+        <w:rPr>
+          <w:rFonts w:ascii="Cambria Math" w:hAnsi="Cambria Math"/>
+          <w:i/>
+        </w:rPr>
+        <w:t>.</w:t>
+      </w:r>
+      <w:r>
+        <w:rPr>
+          <w:rFonts w:ascii="Cambria Math" w:hAnsi="Cambria Math"/>
+          <w:iCs/>
+        </w:rPr>
+        <w:t xml:space="preserve">  </w:t>
+      </w:r>
+      <w:r>
+        <w:rPr>
+          <w:rFonts w:eastAsiaTheme="minorEastAsia"/>
+        </w:rPr>
+        <w:t>The</w:t>
+      </w:r>
+      <w:r>
+        <w:rPr>
+          <w:rFonts w:eastAsiaTheme="minorEastAsia"/>
+        </w:rPr>
+        <w:t xml:space="preserve"> model </w:t>
+      </w:r>
+      <w:r>
+        <w:rPr>
+          <w:rFonts w:eastAsiaTheme="minorEastAsia"/>
+        </w:rPr>
+        <w:t xml:space="preserve">with the best fit had an R-squared of 12.7% and </w:t>
+      </w:r>
+      <w:r>
+        <w:rPr>
+          <w:rFonts w:eastAsiaTheme="minorEastAsia"/>
+        </w:rPr>
+        <w:t>investigate</w:t>
+      </w:r>
+      <w:r>
+        <w:rPr>
+          <w:rFonts w:eastAsiaTheme="minorEastAsia"/>
+        </w:rPr>
+        <w:t>d</w:t>
+      </w:r>
+      <w:r>
+        <w:rPr>
+          <w:rFonts w:eastAsiaTheme="minorEastAsia"/>
+        </w:rPr>
+        <w:t xml:space="preserve"> the combined effect of conjugation and</w:t>
+      </w:r>
+      <w:r>
+        <w:rPr>
+          <w:rFonts w:eastAsiaTheme="minorEastAsia"/>
+        </w:rPr>
+        <w:t xml:space="preserve"> no</w:t>
+      </w:r>
+      <w:r>
+        <w:rPr>
+          <w:rFonts w:eastAsiaTheme="minorEastAsia"/>
+        </w:rPr>
+        <w:t xml:space="preserve"> R</w:t>
+      </w:r>
+      <w:r>
+        <w:rPr>
+          <w:rFonts w:eastAsiaTheme="minorEastAsia"/>
+        </w:rPr>
+        <w:t>(</w:t>
+      </w:r>
+      <w:r>
+        <w:rPr>
+          <w:rFonts w:eastAsiaTheme="minorEastAsia"/>
+        </w:rPr>
+        <w:t>a</w:t>
+      </w:r>
+      <w:r>
+        <w:rPr>
+          <w:rFonts w:eastAsiaTheme="minorEastAsia"/>
+        </w:rPr>
+        <w:t>)</w:t>
+      </w:r>
+      <w:r>
+        <w:rPr>
+          <w:rFonts w:eastAsiaTheme="minorEastAsia"/>
+        </w:rPr>
+        <w:t>, (</w:t>
+      </w:r>
+      <w:proofErr w:type="spellStart"/>
+      <w:r>
+        <w:rPr>
+          <w:rFonts w:eastAsiaTheme="minorEastAsia"/>
+        </w:rPr>
+        <w:t>No_</w:t>
+      </w:r>
+      <w:r>
+        <w:rPr>
+          <w:rFonts w:eastAsiaTheme="minorEastAsia"/>
+        </w:rPr>
+        <w:t>R_a_Conj</w:t>
+      </w:r>
+      <w:proofErr w:type="spellEnd"/>
+      <w:r>
+        <w:rPr>
+          <w:rFonts w:eastAsiaTheme="minorEastAsia"/>
+        </w:rPr>
+        <w:t>)</w:t>
+      </w:r>
+      <w:r>
+        <w:rPr>
+          <w:rFonts w:eastAsiaTheme="minorEastAsia"/>
+        </w:rPr>
+        <w:t>, and Conjugation</w:t>
+      </w:r>
+      <w:r>
+        <w:rPr>
+          <w:rFonts w:eastAsiaTheme="minorEastAsia"/>
+        </w:rPr>
+        <w:t xml:space="preserve">.  </w:t>
+      </w:r>
+      <w:r>
+        <w:rPr>
+          <w:rFonts w:eastAsiaTheme="minorEastAsia"/>
+        </w:rPr>
+        <w:t xml:space="preserve">Conjugation had a significant impact at reducing log(time), </w:t>
       </w:r>
       <m:oMath>
         <m:r>
           <w:rPr>
             <w:rFonts w:ascii="Cambria Math" w:hAnsi="Cambria Math"/>
           </w:rPr>
-          <m:t>β=- 0.0249 (p=0.616)</m:t>
+          <m:t>β=-0.</m:t>
+        </m:r>
+        <m:r>
+          <w:rPr>
+            <w:rFonts w:ascii="Cambria Math" w:hAnsi="Cambria Math"/>
+          </w:rPr>
+          <m:t>1660</m:t>
+        </m:r>
+        <m:r>
+          <w:rPr>
+            <w:rFonts w:ascii="Cambria Math" w:hAnsi="Cambria Math"/>
+          </w:rPr>
+          <m:t xml:space="preserve"> (p=0.001)</m:t>
         </m:r>
       </m:oMath>
       <w:r>
-        <w:rPr>
-          <w:rFonts w:eastAsiaTheme="minorEastAsia"/>
-        </w:rPr>
-        <w:t xml:space="preserve">.  A second model was created to investigate the combined effect of conjugation and </w:t>
-      </w:r>
-      <w:proofErr w:type="spellStart"/>
-      <w:r>
-        <w:rPr>
-          <w:rFonts w:eastAsiaTheme="minorEastAsia"/>
-        </w:rPr>
-        <w:t>R_a</w:t>
-      </w:r>
-      <w:proofErr w:type="spellEnd"/>
-      <w:r>
-        <w:rPr>
-          <w:rFonts w:eastAsiaTheme="minorEastAsia"/>
-        </w:rPr>
-        <w:t>, (“</w:t>
-      </w:r>
-      <w:proofErr w:type="spellStart"/>
-      <w:r>
-        <w:rPr>
-          <w:rFonts w:eastAsiaTheme="minorEastAsia"/>
-        </w:rPr>
-        <w:t>R_a_Conj</w:t>
-      </w:r>
-      <w:proofErr w:type="spellEnd"/>
-      <w:r>
-        <w:rPr>
-          <w:rFonts w:eastAsiaTheme="minorEastAsia"/>
-        </w:rPr>
-        <w:t xml:space="preserve">”).  The interaction had a greater </w:t>
+        <w:t>,</w:t>
+      </w:r>
+      <w:r>
+        <w:t xml:space="preserve"> while t</w:t>
+      </w:r>
+      <w:r>
+        <w:rPr>
+          <w:rFonts w:eastAsiaTheme="minorEastAsia"/>
+        </w:rPr>
+        <w:t>he interaction</w:t>
+      </w:r>
+      <w:r>
+        <w:rPr>
+          <w:rFonts w:eastAsiaTheme="minorEastAsia"/>
+        </w:rPr>
+        <w:t xml:space="preserve"> had a further</w:t>
+      </w:r>
+      <w:r>
+        <w:rPr>
+          <w:rFonts w:eastAsiaTheme="minorEastAsia"/>
+        </w:rPr>
+        <w:t xml:space="preserve"> </w:t>
       </w:r>
       <w:r>
         <w:rPr>
@@ -660,21 +638,65 @@
         <w:rPr>
           <w:rFonts w:eastAsiaTheme="minorEastAsia"/>
         </w:rPr>
-        <w:t xml:space="preserve">impact on reducing time, </w:t>
+        <w:t>impact on reducing time</w:t>
+      </w:r>
+      <w:bookmarkStart w:id="1" w:name="_Hlk172560554"/>
+      <w:r>
+        <w:rPr>
+          <w:rFonts w:eastAsiaTheme="minorEastAsia"/>
+        </w:rPr>
+        <w:t xml:space="preserve">, </w:t>
       </w:r>
       <m:oMath>
         <m:r>
           <w:rPr>
             <w:rFonts w:ascii="Cambria Math" w:hAnsi="Cambria Math"/>
           </w:rPr>
-          <m:t>β=-0.1870 (p=0.001)</m:t>
+          <m:t>β=-</m:t>
+        </m:r>
+        <m:r>
+          <w:rPr>
+            <w:rFonts w:ascii="Cambria Math" w:hAnsi="Cambria Math"/>
+          </w:rPr>
+          <m:t>0.2111</m:t>
+        </m:r>
+        <m:r>
+          <w:rPr>
+            <w:rFonts w:ascii="Cambria Math" w:hAnsi="Cambria Math"/>
+          </w:rPr>
+          <m:t xml:space="preserve"> (p</m:t>
+        </m:r>
+        <m:r>
+          <w:rPr>
+            <w:rFonts w:ascii="Cambria Math" w:hAnsi="Cambria Math"/>
+          </w:rPr>
+          <m:t>&lt;</m:t>
+        </m:r>
+        <m:r>
+          <w:rPr>
+            <w:rFonts w:ascii="Cambria Math" w:hAnsi="Cambria Math"/>
+          </w:rPr>
+          <m:t>0.00</m:t>
+        </m:r>
+        <m:r>
+          <w:rPr>
+            <w:rFonts w:ascii="Cambria Math" w:hAnsi="Cambria Math"/>
+          </w:rPr>
+          <m:t>0</m:t>
+        </m:r>
+        <m:r>
+          <w:rPr>
+            <w:rFonts w:ascii="Cambria Math" w:hAnsi="Cambria Math"/>
+          </w:rPr>
+          <m:t>1)</m:t>
         </m:r>
       </m:oMath>
       <w:r>
-        <w:t>,</w:t>
-      </w:r>
-      <w:r>
-        <w:t xml:space="preserve"> and presents </w:t>
+        <w:t>.  This</w:t>
+      </w:r>
+      <w:bookmarkEnd w:id="1"/>
+      <w:r>
+        <w:t xml:space="preserve"> presents </w:t>
       </w:r>
       <w:r>
         <w:t>evidence that</w:t>
@@ -689,49 +711,169 @@
         <w:t xml:space="preserve"> relationship provides </w:t>
       </w:r>
       <w:r>
+        <w:t xml:space="preserve">a greater </w:t>
+      </w:r>
+      <w:r>
         <w:t>statistically significant</w:t>
       </w:r>
       <w:r>
-        <w:t xml:space="preserve"> advantage for reducing time to fix into a population.</w:t>
-      </w:r>
-      <w:r>
-        <w:t xml:space="preserve">  The model was a better fit than the first, but R-squared was relatively low only accounted for </w:t>
-      </w:r>
-      <w:r>
-        <w:t>2.4</w:t>
-      </w:r>
-      <w:r>
-        <w:t>% of the variability.</w:t>
-      </w:r>
-      <w:r>
-        <w:t xml:space="preserve">  </w:t>
-      </w:r>
-      <w:r>
-        <w:t xml:space="preserve">The permutation test </w:t>
-      </w:r>
-      <w:r>
-        <w:t>provides</w:t>
-      </w:r>
-      <w:r>
-        <w:t xml:space="preserve"> a practical decrease in time to fixation </w:t>
-      </w:r>
-      <w:r>
-        <w:t>of around</w:t>
-      </w:r>
-      <w:r>
-        <w:t xml:space="preserve"> -</w:t>
-      </w:r>
-      <w:r>
-        <w:t>1053s.</w:t>
+        <w:t xml:space="preserve"> advantage for reducing time to fix into a population</w:t>
+      </w:r>
+      <w:r>
+        <w:t xml:space="preserve"> compared to conjugation itself, while R(a) did not provide any significant advantage on it’s own.</w:t>
       </w:r>
     </w:p>
     <w:p>
       <w:r>
+        <w:br w:type="page"/>
+      </w:r>
+    </w:p>
+    <w:p>
+      <w:r>
+        <w:lastRenderedPageBreak/>
+        <w:t xml:space="preserve">The next variable measured to analyze time to fixation was chemotaxis, whereby the model with “Chemotaxis” was compared to a model with just random diffusion, (“Diffusion”).  A </w:t>
+      </w:r>
+      <w:r>
+        <w:t>Mann-Whitney U</w:t>
+      </w:r>
+      <w:r>
+        <w:t xml:space="preserve"> test on the skewed time distributions showed a statistically significant difference between the two distributions, with the median of Chemotaxis and Diffusion being </w:t>
+      </w:r>
+      <w:r>
+        <w:t>16801</w:t>
+      </w:r>
+      <w:r>
+        <w:t xml:space="preserve"> s and </w:t>
+      </w:r>
+      <w:r>
+        <w:t>19818</w:t>
+      </w:r>
+      <w:r>
+        <w:t xml:space="preserve"> s</w:t>
+      </w:r>
+      <w:r>
+        <w:t xml:space="preserve">, (p &lt; 0.0001).  Regression analysis of chemotaxis on log(time) shows a significant coefficient to reduce log(time) to fixation, </w:t>
+      </w:r>
+      <m:oMath>
+        <m:r>
+          <w:rPr>
+            <w:rFonts w:ascii="Cambria Math" w:hAnsi="Cambria Math"/>
+          </w:rPr>
+          <m:t>β=-0.</m:t>
+        </m:r>
+        <m:r>
+          <w:rPr>
+            <w:rFonts w:ascii="Cambria Math" w:hAnsi="Cambria Math"/>
+          </w:rPr>
+          <m:t>1694</m:t>
+        </m:r>
+        <m:r>
+          <w:rPr>
+            <w:rFonts w:ascii="Cambria Math" w:hAnsi="Cambria Math"/>
+          </w:rPr>
+          <m:t xml:space="preserve"> (p&lt;0.0001)</m:t>
+        </m:r>
+      </m:oMath>
+      <w:r>
+        <w:rPr>
+          <w:rFonts w:eastAsiaTheme="minorEastAsia"/>
+        </w:rPr>
+        <w:t xml:space="preserve">.  The R-squared explained </w:t>
+      </w:r>
+      <w:r>
+        <w:rPr>
+          <w:rFonts w:eastAsiaTheme="minorEastAsia"/>
+        </w:rPr>
+        <w:t>45</w:t>
+      </w:r>
+      <w:r>
+        <w:rPr>
+          <w:rFonts w:eastAsiaTheme="minorEastAsia"/>
+        </w:rPr>
+        <w:t>.</w:t>
+      </w:r>
+      <w:r>
+        <w:rPr>
+          <w:rFonts w:eastAsiaTheme="minorEastAsia"/>
+        </w:rPr>
+        <w:t>1</w:t>
+      </w:r>
+      <w:r>
+        <w:rPr>
+          <w:rFonts w:eastAsiaTheme="minorEastAsia"/>
+        </w:rPr>
+        <w:t>% of the variability and the F-statistic was highly significant (</w:t>
+      </w:r>
+      <w:r>
+        <w:rPr>
+          <w:rFonts w:eastAsiaTheme="minorEastAsia"/>
+        </w:rPr>
+        <w:t>49.35</w:t>
+      </w:r>
+      <w:r>
+        <w:rPr>
+          <w:rFonts w:eastAsiaTheme="minorEastAsia"/>
+        </w:rPr>
+        <w:t>) indicating that chemotaxis</w:t>
+      </w:r>
+      <w:r>
+        <w:rPr>
+          <w:rFonts w:eastAsiaTheme="minorEastAsia"/>
+        </w:rPr>
+        <w:t xml:space="preserve"> has a better fit than the first model.</w:t>
+      </w:r>
+      <w:r>
+        <w:rPr>
+          <w:rFonts w:eastAsiaTheme="minorEastAsia"/>
+        </w:rPr>
+        <w:t xml:space="preserve"> </w:t>
+      </w:r>
+      <w:r>
+        <w:rPr>
+          <w:rFonts w:eastAsiaTheme="minorEastAsia"/>
+        </w:rPr>
+        <w:t xml:space="preserve">Even the coefficient is lower than </w:t>
+      </w:r>
+      <w:proofErr w:type="spellStart"/>
+      <w:r>
+        <w:rPr>
+          <w:rFonts w:eastAsiaTheme="minorEastAsia"/>
+        </w:rPr>
+        <w:t>No_R_a_Conj</w:t>
+      </w:r>
+      <w:proofErr w:type="spellEnd"/>
+      <w:r>
+        <w:rPr>
+          <w:rFonts w:eastAsiaTheme="minorEastAsia"/>
+        </w:rPr>
+        <w:t xml:space="preserve">, the higher R-squared means chemotaxis accounts for a larger portion of the variability and </w:t>
+      </w:r>
+      <w:r>
+        <w:rPr>
+          <w:rFonts w:eastAsiaTheme="minorEastAsia"/>
+        </w:rPr>
+        <w:t xml:space="preserve">plays a larger role for </w:t>
+      </w:r>
+      <w:r>
+        <w:rPr>
+          <w:rFonts w:eastAsiaTheme="minorEastAsia"/>
+        </w:rPr>
+        <w:t xml:space="preserve">reducing </w:t>
+      </w:r>
+      <w:r>
+        <w:rPr>
+          <w:rFonts w:eastAsiaTheme="minorEastAsia"/>
+        </w:rPr>
+        <w:t>time to fixation.</w:t>
+      </w:r>
+    </w:p>
+    <w:p>
+      <w:r>
         <w:drawing>
-          <wp:inline distT="0" distB="0" distL="0" distR="0" wp14:anchorId="48BDD62B" wp14:editId="35CDF934">
+          <wp:inline distT="0" distB="0" distL="0" distR="0" wp14:anchorId="38A20A03" wp14:editId="3B66F2AD">
             <wp:extent cx="5610225" cy="4124325"/>
             <wp:effectExtent l="0" t="0" r="9525" b="9525"/>
-            <wp:docPr id="771202763" name="Picture 1"/>
+            <wp:docPr id="2119604452" name="Picture 1"/>
             <wp:cNvGraphicFramePr>
               <a:graphicFrameLocks xmlns:a="http://schemas.openxmlformats.org/drawingml/2006/main" noChangeAspect="1"/>
             </wp:cNvGraphicFramePr>
@@ -739,7 +881,7 @@
               <a:graphicData uri="http://schemas.openxmlformats.org/drawingml/2006/picture">
                 <pic:pic xmlns:pic="http://schemas.openxmlformats.org/drawingml/2006/picture">
                   <pic:nvPicPr>
-                    <pic:cNvPr id="771202763" name=""/>
+                    <pic:cNvPr id="2119604452" name=""/>
                     <pic:cNvPicPr/>
                   </pic:nvPicPr>
                   <pic:blipFill>
@@ -777,117 +919,24 @@
       </w:r>
       <w:proofErr w:type="spellEnd"/>
       <w:r>
-        <w:t xml:space="preserve"> of Time (s) Distributions until mutant fixation in antibiotic</w:t>
+        <w:t xml:space="preserve"> of Time Distributions until mutant fixation in antibiotic</w:t>
       </w:r>
       <w:r>
         <w:t xml:space="preserve"> for Chemotaxis vs Diffusion.</w:t>
+      </w:r>
+    </w:p>
+    <w:p/>
+    <w:p>
+      <w:r>
+        <w:br w:type="page"/>
       </w:r>
     </w:p>
     <w:p>
       <w:r>
-        <w:t xml:space="preserve">The next variable measured to analyze time to fixation was chemotaxis, whereby the model with “Chemotaxis” was compared to a model with just random diffusion, (“Diffusion”).  A </w:t>
-      </w:r>
-      <w:r>
-        <w:t>Mann-Whitney U</w:t>
-      </w:r>
-      <w:r>
-        <w:t xml:space="preserve"> test on the skewed time distributions </w:t>
-      </w:r>
-      <w:r>
-        <w:t>showed a statistically significant difference between the two distributions, with the median of Chemotaxis and Diffusion being 21377.0s and 25591.5s, (p &lt; 0.0001).  Regression analysis of chemotaxis on log(time) shows a significant coefficient</w:t>
-      </w:r>
-      <w:r>
-        <w:t xml:space="preserve"> to reduce </w:t>
-      </w:r>
-      <w:r>
-        <w:t>log(</w:t>
-      </w:r>
-      <w:r>
-        <w:t>time</w:t>
-      </w:r>
-      <w:r>
-        <w:t>)</w:t>
-      </w:r>
-      <w:r>
-        <w:t xml:space="preserve"> to fixation</w:t>
-      </w:r>
-      <w:r>
-        <w:t xml:space="preserve">, </w:t>
-      </w:r>
-      <m:oMath>
-        <m:r>
-          <w:rPr>
-            <w:rFonts w:ascii="Cambria Math" w:hAnsi="Cambria Math"/>
-          </w:rPr>
-          <m:t>β=-0.2006 (p&lt;0.0001)</m:t>
-        </m:r>
-      </m:oMath>
-      <w:r>
-        <w:rPr>
-          <w:rFonts w:eastAsiaTheme="minorEastAsia"/>
-        </w:rPr>
-        <w:t>.  The R-squared explained 20.3% of the variability and the F-</w:t>
-      </w:r>
-      <w:r>
-        <w:rPr>
-          <w:rFonts w:eastAsiaTheme="minorEastAsia"/>
+        <w:rPr>
+          <w:noProof/>
         </w:rPr>
         <w:lastRenderedPageBreak/>
-        <w:t>statistic was highly significant</w:t>
-      </w:r>
-      <w:r>
-        <w:rPr>
-          <w:rFonts w:eastAsiaTheme="minorEastAsia"/>
-        </w:rPr>
-        <w:t xml:space="preserve"> (</w:t>
-      </w:r>
-      <w:r>
-        <w:rPr>
-          <w:rFonts w:eastAsiaTheme="minorEastAsia"/>
-        </w:rPr>
-        <w:t>49.35</w:t>
-      </w:r>
-      <w:r>
-        <w:rPr>
-          <w:rFonts w:eastAsiaTheme="minorEastAsia"/>
-        </w:rPr>
-        <w:t>)</w:t>
-      </w:r>
-      <w:r>
-        <w:rPr>
-          <w:rFonts w:eastAsiaTheme="minorEastAsia"/>
-        </w:rPr>
-        <w:t>, indicating that chemotaxis plays a lar</w:t>
-      </w:r>
-      <w:r>
-        <w:rPr>
-          <w:rFonts w:eastAsiaTheme="minorEastAsia"/>
-        </w:rPr>
-        <w:t xml:space="preserve">ger role than </w:t>
-      </w:r>
-      <w:proofErr w:type="spellStart"/>
-      <w:r>
-        <w:rPr>
-          <w:rFonts w:eastAsiaTheme="minorEastAsia"/>
-        </w:rPr>
-        <w:t>R_a_Conj</w:t>
-      </w:r>
-      <w:proofErr w:type="spellEnd"/>
-      <w:r>
-        <w:rPr>
-          <w:rFonts w:eastAsiaTheme="minorEastAsia"/>
-        </w:rPr>
-        <w:t xml:space="preserve"> </w:t>
-      </w:r>
-      <w:r>
-        <w:rPr>
-          <w:rFonts w:eastAsiaTheme="minorEastAsia"/>
-        </w:rPr>
-        <w:t>for time to fixation.</w:t>
-      </w:r>
-    </w:p>
-    <w:p>
-      <w:r>
         <w:drawing>
           <wp:inline distT="0" distB="0" distL="0" distR="0" wp14:anchorId="7CC42618" wp14:editId="4018BA94">
             <wp:extent cx="5943600" cy="2885440"/>
@@ -2959,7 +3008,6 @@
   <w:style w:type="character" w:default="1" w:styleId="DefaultParagraphFont">
     <w:name w:val="Default Paragraph Font"/>
     <w:uiPriority w:val="1"/>
-    <w:semiHidden/>
     <w:unhideWhenUsed/>
   </w:style>
   <w:style w:type="table" w:default="1" w:styleId="TableNormal">

--- a/Time to Fixation Experiments - Changing Chemotaxis Equation/Conclusion.docx
+++ b/Time to Fixation Experiments - Changing Chemotaxis Equation/Conclusion.docx
@@ -185,6 +185,9 @@
     </w:p>
     <w:p>
       <w:r>
+        <w:rPr>
+          <w:noProof/>
+        </w:rPr>
         <w:drawing>
           <wp:inline distT="0" distB="0" distL="0" distR="0" wp14:anchorId="0E8201FA" wp14:editId="2C928AE5">
             <wp:extent cx="5610225" cy="4124325"/>
@@ -252,10 +255,7 @@
         <w:t>models without conjugation which showed that the presence or absence of R(a) had no statistically significant effect.</w:t>
       </w:r>
       <w:r>
-        <w:t xml:space="preserve">  </w:t>
-      </w:r>
-      <w:r>
-        <w:t xml:space="preserve">A permutation </w:t>
+        <w:t xml:space="preserve">  A permutation </w:t>
       </w:r>
       <w:r>
         <w:t xml:space="preserve">test </w:t>
@@ -297,15 +297,15 @@
         <w:t xml:space="preserve"> present and absent is larger when Conjugation is absent than when it is present</w:t>
       </w:r>
       <w:r>
-        <w:t xml:space="preserve">.  The statistical differences of R(a) and conjugation </w:t>
-      </w:r>
-      <w:r>
-        <w:t>can be seen in figure 2.</w:t>
+        <w:t>.  The statistical differences of R(a) and conjugation can be seen in figure 2.</w:t>
       </w:r>
     </w:p>
     <w:p/>
     <w:p>
       <w:r>
+        <w:rPr>
+          <w:noProof/>
+        </w:rPr>
         <w:drawing>
           <wp:inline distT="0" distB="0" distL="0" distR="0" wp14:anchorId="59D4C73A" wp14:editId="52EBD9CE">
             <wp:extent cx="5524500" cy="4314825"/>
@@ -403,7 +403,15 @@
         <w:t>)</w:t>
       </w:r>
       <w:r>
-        <w:t xml:space="preserve"> and Conjugation against log(Time)</w:t>
+        <w:t xml:space="preserve"> and Conjugation against </w:t>
+      </w:r>
+      <w:proofErr w:type="gramStart"/>
+      <w:r>
+        <w:t>log(</w:t>
+      </w:r>
+      <w:proofErr w:type="gramEnd"/>
+      <w:r>
+        <w:t>Time)</w:t>
       </w:r>
       <w:r>
         <w:t xml:space="preserve"> including </w:t>
@@ -457,7 +465,31 @@
           <w:rPr>
             <w:rFonts w:ascii="Cambria Math" w:hAnsi="Cambria Math"/>
           </w:rPr>
-          <m:t>β=+ 0.0016 (p=0.91)</m:t>
+          <m:t>β=+ 0.00</m:t>
+        </m:r>
+        <m:r>
+          <w:rPr>
+            <w:rFonts w:ascii="Cambria Math" w:hAnsi="Cambria Math"/>
+          </w:rPr>
+          <m:t>93</m:t>
+        </m:r>
+        <m:r>
+          <w:rPr>
+            <w:rFonts w:ascii="Cambria Math" w:hAnsi="Cambria Math"/>
+          </w:rPr>
+          <m:t xml:space="preserve"> (p=0.</m:t>
+        </m:r>
+        <m:r>
+          <w:rPr>
+            <w:rFonts w:ascii="Cambria Math" w:hAnsi="Cambria Math"/>
+          </w:rPr>
+          <m:t>87</m:t>
+        </m:r>
+        <m:r>
+          <w:rPr>
+            <w:rFonts w:ascii="Cambria Math" w:hAnsi="Cambria Math"/>
+          </w:rPr>
+          <m:t>)</m:t>
         </m:r>
       </m:oMath>
       <w:r>
@@ -490,7 +522,31 @@
         <w:rPr>
           <w:rFonts w:eastAsiaTheme="minorEastAsia"/>
         </w:rPr>
-        <w:t xml:space="preserve">with the best fit had an R-squared of 12.7% and </w:t>
+        <w:t xml:space="preserve">with the best fit had an R-squared of </w:t>
+      </w:r>
+      <w:r>
+        <w:rPr>
+          <w:rFonts w:eastAsiaTheme="minorEastAsia"/>
+        </w:rPr>
+        <w:t>13</w:t>
+      </w:r>
+      <w:r>
+        <w:rPr>
+          <w:rFonts w:eastAsiaTheme="minorEastAsia"/>
+        </w:rPr>
+        <w:t>.</w:t>
+      </w:r>
+      <w:r>
+        <w:rPr>
+          <w:rFonts w:eastAsiaTheme="minorEastAsia"/>
+        </w:rPr>
+        <w:t>5</w:t>
+      </w:r>
+      <w:r>
+        <w:rPr>
+          <w:rFonts w:eastAsiaTheme="minorEastAsia"/>
+        </w:rPr>
+        <w:t xml:space="preserve">% and </w:t>
       </w:r>
       <w:r>
         <w:rPr>
@@ -595,7 +651,7 @@
           <w:rPr>
             <w:rFonts w:ascii="Cambria Math" w:hAnsi="Cambria Math"/>
           </w:rPr>
-          <m:t>1660</m:t>
+          <m:t>1713</m:t>
         </m:r>
         <m:r>
           <w:rPr>
@@ -620,18 +676,30 @@
         <w:rPr>
           <w:rFonts w:eastAsiaTheme="minorEastAsia"/>
         </w:rPr>
-        <w:t xml:space="preserve"> had a further</w:t>
-      </w:r>
-      <w:r>
-        <w:rPr>
-          <w:rFonts w:eastAsiaTheme="minorEastAsia"/>
-        </w:rPr>
         <w:t xml:space="preserve"> </w:t>
       </w:r>
       <w:r>
         <w:rPr>
           <w:rFonts w:eastAsiaTheme="minorEastAsia"/>
         </w:rPr>
+        <w:t xml:space="preserve">with R(a) </w:t>
+      </w:r>
+      <w:r>
+        <w:rPr>
+          <w:rFonts w:eastAsiaTheme="minorEastAsia"/>
+        </w:rPr>
+        <w:t>had a further</w:t>
+      </w:r>
+      <w:r>
+        <w:rPr>
+          <w:rFonts w:eastAsiaTheme="minorEastAsia"/>
+        </w:rPr>
+        <w:t xml:space="preserve"> </w:t>
+      </w:r>
+      <w:r>
+        <w:rPr>
+          <w:rFonts w:eastAsiaTheme="minorEastAsia"/>
+        </w:rPr>
         <w:t xml:space="preserve">significant </w:t>
       </w:r>
       <w:r>
@@ -652,43 +720,19 @@
           <w:rPr>
             <w:rFonts w:ascii="Cambria Math" w:hAnsi="Cambria Math"/>
           </w:rPr>
-          <m:t>β=-</m:t>
+          <m:t>β=-0.21</m:t>
         </m:r>
         <m:r>
           <w:rPr>
             <w:rFonts w:ascii="Cambria Math" w:hAnsi="Cambria Math"/>
           </w:rPr>
-          <m:t>0.2111</m:t>
+          <m:t>25</m:t>
         </m:r>
         <m:r>
           <w:rPr>
             <w:rFonts w:ascii="Cambria Math" w:hAnsi="Cambria Math"/>
           </w:rPr>
-          <m:t xml:space="preserve"> (p</m:t>
-        </m:r>
-        <m:r>
-          <w:rPr>
-            <w:rFonts w:ascii="Cambria Math" w:hAnsi="Cambria Math"/>
-          </w:rPr>
-          <m:t>&lt;</m:t>
-        </m:r>
-        <m:r>
-          <w:rPr>
-            <w:rFonts w:ascii="Cambria Math" w:hAnsi="Cambria Math"/>
-          </w:rPr>
-          <m:t>0.00</m:t>
-        </m:r>
-        <m:r>
-          <w:rPr>
-            <w:rFonts w:ascii="Cambria Math" w:hAnsi="Cambria Math"/>
-          </w:rPr>
-          <m:t>0</m:t>
-        </m:r>
-        <m:r>
-          <w:rPr>
-            <w:rFonts w:ascii="Cambria Math" w:hAnsi="Cambria Math"/>
-          </w:rPr>
-          <m:t>1)</m:t>
+          <m:t xml:space="preserve"> (p&lt;0.0001)</m:t>
         </m:r>
       </m:oMath>
       <w:r>
@@ -720,7 +764,15 @@
         <w:t xml:space="preserve"> advantage for reducing time to fix into a population</w:t>
       </w:r>
       <w:r>
-        <w:t xml:space="preserve"> compared to conjugation itself, while R(a) did not provide any significant advantage on it’s own.</w:t>
+        <w:t xml:space="preserve"> compared to conjugation itself, while R(a) did not provide any significant advantage on </w:t>
+      </w:r>
+      <w:proofErr w:type="gramStart"/>
+      <w:r>
+        <w:t>it’s</w:t>
+      </w:r>
+      <w:proofErr w:type="gramEnd"/>
+      <w:r>
+        <w:t xml:space="preserve"> own.</w:t>
       </w:r>
     </w:p>
     <w:p>
@@ -749,23 +801,20 @@
         <w:t>19818</w:t>
       </w:r>
       <w:r>
-        <w:t xml:space="preserve"> s</w:t>
-      </w:r>
-      <w:r>
-        <w:t xml:space="preserve">, (p &lt; 0.0001).  Regression analysis of chemotaxis on log(time) shows a significant coefficient to reduce log(time) to fixation, </w:t>
+        <w:t xml:space="preserve"> s, (p &lt; 0.0001).  Regression analysis of chemotaxis on log(time) shows a significant coefficient to reduce log(time) to fixation, </w:t>
       </w:r>
       <m:oMath>
         <m:r>
           <w:rPr>
             <w:rFonts w:ascii="Cambria Math" w:hAnsi="Cambria Math"/>
           </w:rPr>
-          <m:t>β=-0.</m:t>
+          <m:t>β=-0.1</m:t>
         </m:r>
         <m:r>
           <w:rPr>
             <w:rFonts w:ascii="Cambria Math" w:hAnsi="Cambria Math"/>
           </w:rPr>
-          <m:t>1694</m:t>
+          <m:t>735</m:t>
         </m:r>
         <m:r>
           <w:rPr>
@@ -784,19 +833,7 @@
         <w:rPr>
           <w:rFonts w:eastAsiaTheme="minorEastAsia"/>
         </w:rPr>
-        <w:t>45</w:t>
-      </w:r>
-      <w:r>
-        <w:rPr>
-          <w:rFonts w:eastAsiaTheme="minorEastAsia"/>
-        </w:rPr>
-        <w:t>.</w:t>
-      </w:r>
-      <w:r>
-        <w:rPr>
-          <w:rFonts w:eastAsiaTheme="minorEastAsia"/>
-        </w:rPr>
-        <w:t>1</w:t>
+        <w:t>56.3</w:t>
       </w:r>
       <w:r>
         <w:rPr>
@@ -808,7 +845,7 @@
         <w:rPr>
           <w:rFonts w:eastAsiaTheme="minorEastAsia"/>
         </w:rPr>
-        <w:t>49.35</w:t>
+        <w:t>240.8</w:t>
       </w:r>
       <w:r>
         <w:rPr>
@@ -869,6 +906,9 @@
     </w:p>
     <w:p>
       <w:r>
+        <w:rPr>
+          <w:noProof/>
+        </w:rPr>
         <w:drawing>
           <wp:inline distT="0" distB="0" distL="0" distR="0" wp14:anchorId="38A20A03" wp14:editId="3B66F2AD">
             <wp:extent cx="5610225" cy="4124325"/>
@@ -933,15 +973,12 @@
     </w:p>
     <w:p>
       <w:r>
-        <w:rPr>
-          <w:noProof/>
-        </w:rPr>
         <w:lastRenderedPageBreak/>
         <w:drawing>
-          <wp:inline distT="0" distB="0" distL="0" distR="0" wp14:anchorId="7CC42618" wp14:editId="4018BA94">
+          <wp:inline distT="0" distB="0" distL="0" distR="0" wp14:anchorId="49B50F1E" wp14:editId="44130E0D">
             <wp:extent cx="5943600" cy="2885440"/>
             <wp:effectExtent l="0" t="0" r="0" b="0"/>
-            <wp:docPr id="609766746" name="Picture 1"/>
+            <wp:docPr id="308798156" name="Picture 1"/>
             <wp:cNvGraphicFramePr>
               <a:graphicFrameLocks xmlns:a="http://schemas.openxmlformats.org/drawingml/2006/main" noChangeAspect="1"/>
             </wp:cNvGraphicFramePr>
@@ -949,7 +986,7 @@
               <a:graphicData uri="http://schemas.openxmlformats.org/drawingml/2006/picture">
                 <pic:pic xmlns:pic="http://schemas.openxmlformats.org/drawingml/2006/picture">
                   <pic:nvPicPr>
-                    <pic:cNvPr id="609766746" name=""/>
+                    <pic:cNvPr id="308798156" name=""/>
                     <pic:cNvPicPr/>
                   </pic:nvPicPr>
                   <pic:blipFill>
@@ -1070,7 +1107,13 @@
     </w:p>
     <w:p>
       <w:r>
-        <w:t>The next variable analyzed was the SOS mutation rate of bacteria.  The mutation rate follows a Poisson distribution and in this model was 100 times faster than the “Spontaneous”, (non-SOS), mutation rate.</w:t>
+        <w:t>The next variable analyzed was the SOS mutation rate of bacteria.  The mutation rate follows a Poisson distribution and in this model was 100 times faster than the “Spontaneous”, (non-SOS), mutation rate</w:t>
+      </w:r>
+      <w:r>
+        <w:t xml:space="preserve"> in antibiotic regions under duress</w:t>
+      </w:r>
+      <w:r>
+        <w:t>.</w:t>
       </w:r>
       <w:r>
         <w:t xml:space="preserve">  </w:t>
@@ -1085,6 +1128,71 @@
         <w:t>), and so a Weibull distribution was required to estimate the ‘Time’ that exceeded cutoff during Spontaneous mutation data collection</w:t>
       </w:r>
       <w:r>
+        <w:t xml:space="preserve"> using the mean: </w:t>
+      </w:r>
+      <m:oMath>
+        <m:r>
+          <w:rPr>
+            <w:rFonts w:ascii="Cambria Math" w:hAnsi="Cambria Math"/>
+          </w:rPr>
+          <m:t>λ</m:t>
+        </m:r>
+        <m:r>
+          <m:rPr>
+            <m:sty m:val="p"/>
+          </m:rPr>
+          <w:rPr>
+            <w:rFonts w:ascii="Cambria Math" w:hAnsi="Cambria Math"/>
+          </w:rPr>
+          <m:t>Γ</m:t>
+        </m:r>
+        <m:d>
+          <m:dPr>
+            <m:ctrlPr>
+              <w:rPr>
+                <w:rFonts w:ascii="Cambria Math" w:hAnsi="Cambria Math"/>
+                <w:i/>
+              </w:rPr>
+            </m:ctrlPr>
+          </m:dPr>
+          <m:e>
+            <m:r>
+              <w:rPr>
+                <w:rFonts w:ascii="Cambria Math" w:hAnsi="Cambria Math"/>
+              </w:rPr>
+              <m:t xml:space="preserve">1+ </m:t>
+            </m:r>
+            <m:f>
+              <m:fPr>
+                <m:type m:val="skw"/>
+                <m:ctrlPr>
+                  <w:rPr>
+                    <w:rFonts w:ascii="Cambria Math" w:hAnsi="Cambria Math"/>
+                    <w:i/>
+                  </w:rPr>
+                </m:ctrlPr>
+              </m:fPr>
+              <m:num>
+                <m:r>
+                  <w:rPr>
+                    <w:rFonts w:ascii="Cambria Math" w:hAnsi="Cambria Math"/>
+                  </w:rPr>
+                  <m:t>1</m:t>
+                </m:r>
+              </m:num>
+              <m:den>
+                <m:r>
+                  <w:rPr>
+                    <w:rFonts w:ascii="Cambria Math" w:hAnsi="Cambria Math"/>
+                  </w:rPr>
+                  <m:t>k</m:t>
+                </m:r>
+              </m:den>
+            </m:f>
+          </m:e>
+        </m:d>
+      </m:oMath>
+      <w:r>
         <w:t xml:space="preserve">.  The parameters were </w:t>
       </w:r>
       <m:oMath>
@@ -1092,7 +1200,13 @@
           <w:rPr>
             <w:rFonts w:ascii="Cambria Math" w:hAnsi="Cambria Math"/>
           </w:rPr>
-          <m:t>k=2.97</m:t>
+          <m:t>k=2.</m:t>
+        </m:r>
+        <m:r>
+          <w:rPr>
+            <w:rFonts w:ascii="Cambria Math" w:hAnsi="Cambria Math"/>
+          </w:rPr>
+          <m:t>34</m:t>
         </m:r>
       </m:oMath>
       <w:r>
@@ -1144,7 +1258,19 @@
           <w:rPr>
             <w:rFonts w:ascii="Cambria Math" w:eastAsiaTheme="minorEastAsia" w:hAnsi="Cambria Math"/>
           </w:rPr>
-          <m:t>σ=69444.47 s</m:t>
+          <m:t>σ=</m:t>
+        </m:r>
+        <m:r>
+          <w:rPr>
+            <w:rFonts w:ascii="Cambria Math" w:eastAsiaTheme="minorEastAsia" w:hAnsi="Cambria Math"/>
+          </w:rPr>
+          <m:t>55211.32</m:t>
+        </m:r>
+        <m:r>
+          <w:rPr>
+            <w:rFonts w:ascii="Cambria Math" w:eastAsiaTheme="minorEastAsia" w:hAnsi="Cambria Math"/>
+          </w:rPr>
+          <m:t xml:space="preserve"> s</m:t>
         </m:r>
       </m:oMath>
       <w:r>
@@ -1158,13 +1284,31 @@
           <w:rPr>
             <w:rFonts w:ascii="Cambria Math" w:eastAsiaTheme="minorEastAsia" w:hAnsi="Cambria Math"/>
           </w:rPr>
-          <m:t xml:space="preserve">61379.63 s (17.05 </m:t>
+          <m:t xml:space="preserve">47213.37 s  </m:t>
         </m:r>
         <m:r>
           <w:rPr>
             <w:rFonts w:ascii="Cambria Math" w:eastAsiaTheme="minorEastAsia" w:hAnsi="Cambria Math"/>
           </w:rPr>
-          <m:t>h)</m:t>
+          <m:t>(</m:t>
+        </m:r>
+        <m:r>
+          <w:rPr>
+            <w:rFonts w:ascii="Cambria Math" w:eastAsiaTheme="minorEastAsia" w:hAnsi="Cambria Math"/>
+          </w:rPr>
+          <m:t xml:space="preserve">13.11 </m:t>
+        </m:r>
+        <m:r>
+          <w:rPr>
+            <w:rFonts w:ascii="Cambria Math" w:eastAsiaTheme="minorEastAsia" w:hAnsi="Cambria Math"/>
+          </w:rPr>
+          <m:t>hr</m:t>
+        </m:r>
+        <m:r>
+          <w:rPr>
+            <w:rFonts w:ascii="Cambria Math" w:eastAsiaTheme="minorEastAsia" w:hAnsi="Cambria Math"/>
+          </w:rPr>
+          <m:t>)</m:t>
         </m:r>
       </m:oMath>
       <w:r>
@@ -1178,13 +1322,25 @@
           <w:rPr>
             <w:rFonts w:ascii="Cambria Math" w:eastAsiaTheme="minorEastAsia" w:hAnsi="Cambria Math"/>
           </w:rPr>
-          <m:t xml:space="preserve">21377.0 s (5.94 </m:t>
+          <m:t>19558.50</m:t>
         </m:r>
         <m:r>
           <w:rPr>
             <w:rFonts w:ascii="Cambria Math" w:eastAsiaTheme="minorEastAsia" w:hAnsi="Cambria Math"/>
           </w:rPr>
-          <m:t>h)</m:t>
+          <m:t xml:space="preserve"> s (5.</m:t>
+        </m:r>
+        <m:r>
+          <w:rPr>
+            <w:rFonts w:ascii="Cambria Math" w:eastAsiaTheme="minorEastAsia" w:hAnsi="Cambria Math"/>
+          </w:rPr>
+          <m:t>43</m:t>
+        </m:r>
+        <m:r>
+          <w:rPr>
+            <w:rFonts w:ascii="Cambria Math" w:eastAsiaTheme="minorEastAsia" w:hAnsi="Cambria Math"/>
+          </w:rPr>
+          <m:t xml:space="preserve"> h)</m:t>
         </m:r>
       </m:oMath>
       <w:r>
@@ -1198,14 +1354,62 @@
           <w:rPr>
             <w:rFonts w:ascii="Cambria Math" w:eastAsiaTheme="minorEastAsia" w:hAnsi="Cambria Math"/>
           </w:rPr>
-          <m:t>β=-0.8309 (p &lt; 0.0001)</m:t>
+          <m:t>β=-0.</m:t>
+        </m:r>
+        <m:r>
+          <w:rPr>
+            <w:rFonts w:ascii="Cambria Math" w:eastAsiaTheme="minorEastAsia" w:hAnsi="Cambria Math"/>
+          </w:rPr>
+          <m:t>7330</m:t>
+        </m:r>
+        <m:r>
+          <w:rPr>
+            <w:rFonts w:ascii="Cambria Math" w:eastAsiaTheme="minorEastAsia" w:hAnsi="Cambria Math"/>
+          </w:rPr>
+          <m:t xml:space="preserve"> (p &lt; 0.0001)</m:t>
         </m:r>
       </m:oMath>
       <w:r>
         <w:rPr>
           <w:rFonts w:eastAsiaTheme="minorEastAsia"/>
         </w:rPr>
-        <w:t xml:space="preserve">, while the R-squared explained 70.4% of the variability.  This combined with F-statistic (456.8) indicated the strongest fit.  The findings indicate that the SOS response is the most significant factor </w:t>
+        <w:t xml:space="preserve">, while the R-squared explained </w:t>
+      </w:r>
+      <w:r>
+        <w:rPr>
+          <w:rFonts w:eastAsiaTheme="minorEastAsia"/>
+        </w:rPr>
+        <w:t>58.7</w:t>
+      </w:r>
+      <w:r>
+        <w:rPr>
+          <w:rFonts w:eastAsiaTheme="minorEastAsia"/>
+        </w:rPr>
+        <w:t>% of the variability.  This combined with F-statistic (</w:t>
+      </w:r>
+      <w:r>
+        <w:rPr>
+          <w:rFonts w:eastAsiaTheme="minorEastAsia"/>
+        </w:rPr>
+        <w:t>278</w:t>
+      </w:r>
+      <w:r>
+        <w:rPr>
+          <w:rFonts w:eastAsiaTheme="minorEastAsia"/>
+        </w:rPr>
+        <w:t>.</w:t>
+      </w:r>
+      <w:r>
+        <w:rPr>
+          <w:rFonts w:eastAsiaTheme="minorEastAsia"/>
+        </w:rPr>
+        <w:t>2</w:t>
+      </w:r>
+      <w:r>
+        <w:rPr>
+          <w:rFonts w:eastAsiaTheme="minorEastAsia"/>
+        </w:rPr>
+        <w:t xml:space="preserve">) indicated the strongest fit.  The findings indicate that the SOS response is the most significant factor </w:t>
       </w:r>
       <w:r>
         <w:rPr>
@@ -1232,242 +1436,246 @@
         <w:tblLook w:val="04A0" w:firstRow="1" w:lastRow="0" w:firstColumn="1" w:lastColumn="0" w:noHBand="0" w:noVBand="1"/>
       </w:tblPr>
       <w:tblGrid>
-        <w:gridCol w:w="2183"/>
-        <w:gridCol w:w="1483"/>
-        <w:gridCol w:w="1309"/>
-        <w:gridCol w:w="1329"/>
-        <w:gridCol w:w="1310"/>
-        <w:gridCol w:w="1736"/>
+        <w:gridCol w:w="2521"/>
+        <w:gridCol w:w="1336"/>
+        <w:gridCol w:w="960"/>
+        <w:gridCol w:w="960"/>
+        <w:gridCol w:w="960"/>
+        <w:gridCol w:w="960"/>
+        <w:gridCol w:w="960"/>
       </w:tblGrid>
       <w:tr>
-        <w:tc>
-          <w:tcPr>
-            <w:tcW w:w="2184" w:type="dxa"/>
-            <w:vAlign w:val="center"/>
-          </w:tcPr>
-          <w:p>
-            <w:pPr>
-              <w:jc w:val="center"/>
-              <w:rPr>
+        <w:trPr>
+          <w:trHeight w:val="300"/>
+        </w:trPr>
+        <w:tc>
+          <w:tcPr>
+            <w:tcW w:w="2396" w:type="dxa"/>
+            <w:noWrap/>
+            <w:hideMark/>
+          </w:tcPr>
+          <w:p>
+            <w:pPr>
+              <w:jc w:val="center"/>
+              <w:rPr>
+                <w:rFonts w:ascii="Times New Roman" w:hAnsi="Times New Roman" w:cs="Times New Roman"/>
+                <w:sz w:val="24"/>
+                <w:szCs w:val="24"/>
+              </w:rPr>
+            </w:pPr>
+            <w:r>
+              <w:rPr>
+                <w:rFonts w:ascii="Times New Roman" w:hAnsi="Times New Roman" w:cs="Times New Roman"/>
+                <w:sz w:val="24"/>
+                <w:szCs w:val="24"/>
+              </w:rPr>
+              <w:lastRenderedPageBreak/>
+              <w:t>Parameter</w:t>
+            </w:r>
+          </w:p>
+        </w:tc>
+        <w:tc>
+          <w:tcPr>
+            <w:tcW w:w="1336" w:type="dxa"/>
+            <w:noWrap/>
+            <w:hideMark/>
+          </w:tcPr>
+          <w:p>
+            <w:pPr>
+              <w:jc w:val="center"/>
+              <w:rPr>
+                <w:rFonts w:ascii="Times New Roman" w:hAnsi="Times New Roman" w:cs="Times New Roman"/>
                 <w:b/>
                 <w:bCs/>
-              </w:rPr>
-            </w:pPr>
-            <w:r>
-              <w:rPr>
-                <w:rFonts w:ascii="Times New Roman" w:eastAsia="Times New Roman" w:hAnsi="Times New Roman" w:cs="Times New Roman"/>
+                <w:sz w:val="24"/>
+                <w:szCs w:val="24"/>
+              </w:rPr>
+            </w:pPr>
+            <w:r>
+              <w:rPr>
+                <w:rFonts w:ascii="Times New Roman" w:hAnsi="Times New Roman" w:cs="Times New Roman"/>
                 <w:b/>
                 <w:bCs/>
-                <w:kern w:val="0"/>
-                <w:sz w:val="24"/>
-                <w:szCs w:val="24"/>
-                <w:lang w:eastAsia="en-CA"/>
-                <w14:ligatures w14:val="none"/>
-              </w:rPr>
-              <w:lastRenderedPageBreak/>
-              <w:t>Term</w:t>
-            </w:r>
-          </w:p>
-        </w:tc>
-        <w:tc>
-          <w:tcPr>
-            <w:tcW w:w="1483" w:type="dxa"/>
-            <w:vAlign w:val="center"/>
-          </w:tcPr>
-          <w:p>
-            <w:pPr>
-              <w:jc w:val="center"/>
-            </w:pPr>
-            <w:r>
-              <w:rPr>
-                <w:rFonts w:ascii="Times New Roman" w:eastAsia="Times New Roman" w:hAnsi="Times New Roman" w:cs="Times New Roman"/>
+                <w:sz w:val="24"/>
+                <w:szCs w:val="24"/>
+              </w:rPr>
+              <w:t>Coefficient</w:t>
+            </w:r>
+          </w:p>
+        </w:tc>
+        <w:tc>
+          <w:tcPr>
+            <w:tcW w:w="960" w:type="dxa"/>
+            <w:noWrap/>
+            <w:hideMark/>
+          </w:tcPr>
+          <w:p>
+            <w:pPr>
+              <w:jc w:val="center"/>
+              <w:rPr>
+                <w:rFonts w:ascii="Times New Roman" w:hAnsi="Times New Roman" w:cs="Times New Roman"/>
                 <w:b/>
                 <w:bCs/>
-                <w:kern w:val="0"/>
-                <w:sz w:val="24"/>
-                <w:szCs w:val="24"/>
-                <w:lang w:eastAsia="en-CA"/>
-                <w14:ligatures w14:val="none"/>
-              </w:rPr>
-              <w:t>Coefficient</w:t>
-            </w:r>
-            <w:r>
-              <w:rPr>
-                <w:rFonts w:ascii="Times New Roman" w:eastAsia="Times New Roman" w:hAnsi="Times New Roman" w:cs="Times New Roman"/>
+                <w:sz w:val="24"/>
+                <w:szCs w:val="24"/>
+              </w:rPr>
+            </w:pPr>
+            <w:r>
+              <w:rPr>
+                <w:rFonts w:ascii="Times New Roman" w:hAnsi="Times New Roman" w:cs="Times New Roman"/>
                 <w:b/>
                 <w:bCs/>
-                <w:kern w:val="0"/>
-                <w:sz w:val="24"/>
-                <w:szCs w:val="24"/>
-                <w:lang w:eastAsia="en-CA"/>
-                <w14:ligatures w14:val="none"/>
-              </w:rPr>
-              <w:t xml:space="preserve"> </w:t>
-            </w:r>
-            <m:oMath>
-              <m:d>
-                <m:dPr>
-                  <m:ctrlPr>
-                    <w:rPr>
-                      <w:rFonts w:ascii="Cambria Math" w:eastAsia="Times New Roman" w:hAnsi="Cambria Math" w:cs="Times New Roman"/>
-                      <w:b/>
-                      <w:bCs/>
-                      <w:i/>
-                      <w:kern w:val="0"/>
-                      <w:sz w:val="24"/>
-                      <w:szCs w:val="24"/>
-                      <w:lang w:eastAsia="en-CA"/>
-                      <w14:ligatures w14:val="none"/>
-                    </w:rPr>
-                  </m:ctrlPr>
-                </m:dPr>
-                <m:e>
-                  <m:r>
-                    <m:rPr>
-                      <m:sty m:val="bi"/>
-                    </m:rPr>
-                    <w:rPr>
-                      <w:rFonts w:ascii="Cambria Math" w:eastAsia="Times New Roman" w:hAnsi="Cambria Math" w:cs="Times New Roman"/>
-                      <w:kern w:val="0"/>
-                      <w:sz w:val="24"/>
-                      <w:szCs w:val="24"/>
-                      <w:lang w:eastAsia="en-CA"/>
-                      <w14:ligatures w14:val="none"/>
-                    </w:rPr>
-                    <m:t>β</m:t>
-                  </m:r>
-                </m:e>
-              </m:d>
-            </m:oMath>
-          </w:p>
-        </w:tc>
-        <w:tc>
-          <w:tcPr>
-            <w:tcW w:w="1309" w:type="dxa"/>
-            <w:vAlign w:val="center"/>
-          </w:tcPr>
-          <w:p>
-            <w:pPr>
-              <w:jc w:val="center"/>
-            </w:pPr>
-            <w:r>
-              <w:rPr>
-                <w:rFonts w:ascii="Times New Roman" w:eastAsia="Times New Roman" w:hAnsi="Times New Roman" w:cs="Times New Roman"/>
+                <w:sz w:val="24"/>
+                <w:szCs w:val="24"/>
+              </w:rPr>
+              <w:t>Std. Error</w:t>
+            </w:r>
+          </w:p>
+        </w:tc>
+        <w:tc>
+          <w:tcPr>
+            <w:tcW w:w="960" w:type="dxa"/>
+            <w:noWrap/>
+            <w:hideMark/>
+          </w:tcPr>
+          <w:p>
+            <w:pPr>
+              <w:jc w:val="center"/>
+              <w:rPr>
+                <w:rFonts w:ascii="Times New Roman" w:hAnsi="Times New Roman" w:cs="Times New Roman"/>
                 <w:b/>
                 <w:bCs/>
-                <w:kern w:val="0"/>
-                <w:sz w:val="24"/>
-                <w:szCs w:val="24"/>
-                <w:lang w:eastAsia="en-CA"/>
-                <w14:ligatures w14:val="none"/>
-              </w:rPr>
-              <w:t>Std. Error</w:t>
-            </w:r>
-          </w:p>
-        </w:tc>
-        <w:tc>
-          <w:tcPr>
-            <w:tcW w:w="1329" w:type="dxa"/>
-            <w:vAlign w:val="center"/>
-          </w:tcPr>
-          <w:p>
-            <w:pPr>
-              <w:jc w:val="center"/>
-            </w:pPr>
-            <w:r>
-              <w:rPr>
-                <w:rFonts w:ascii="Times New Roman" w:eastAsia="Times New Roman" w:hAnsi="Times New Roman" w:cs="Times New Roman"/>
+                <w:sz w:val="24"/>
+                <w:szCs w:val="24"/>
+              </w:rPr>
+            </w:pPr>
+            <w:r>
+              <w:rPr>
+                <w:rFonts w:ascii="Times New Roman" w:hAnsi="Times New Roman" w:cs="Times New Roman"/>
                 <w:b/>
                 <w:bCs/>
-                <w:kern w:val="0"/>
-                <w:sz w:val="24"/>
-                <w:szCs w:val="24"/>
-                <w:lang w:eastAsia="en-CA"/>
-                <w14:ligatures w14:val="none"/>
-              </w:rPr>
-              <w:t>z-Value</w:t>
-            </w:r>
-          </w:p>
-        </w:tc>
-        <w:tc>
-          <w:tcPr>
-            <w:tcW w:w="1310" w:type="dxa"/>
-            <w:vAlign w:val="center"/>
-          </w:tcPr>
-          <w:p>
-            <w:pPr>
-              <w:jc w:val="center"/>
-            </w:pPr>
-            <w:r>
-              <w:rPr>
-                <w:rFonts w:ascii="Times New Roman" w:eastAsia="Times New Roman" w:hAnsi="Times New Roman" w:cs="Times New Roman"/>
+                <w:sz w:val="24"/>
+                <w:szCs w:val="24"/>
+              </w:rPr>
+              <w:t>z</w:t>
+            </w:r>
+          </w:p>
+        </w:tc>
+        <w:tc>
+          <w:tcPr>
+            <w:tcW w:w="960" w:type="dxa"/>
+            <w:noWrap/>
+            <w:hideMark/>
+          </w:tcPr>
+          <w:p>
+            <w:pPr>
+              <w:jc w:val="center"/>
+              <w:rPr>
+                <w:rFonts w:ascii="Times New Roman" w:hAnsi="Times New Roman" w:cs="Times New Roman"/>
                 <w:b/>
                 <w:bCs/>
-                <w:kern w:val="0"/>
-                <w:sz w:val="24"/>
-                <w:szCs w:val="24"/>
-                <w:lang w:eastAsia="en-CA"/>
-                <w14:ligatures w14:val="none"/>
-              </w:rPr>
-              <w:t>p-Value</w:t>
-            </w:r>
-          </w:p>
-        </w:tc>
-        <w:tc>
-          <w:tcPr>
-            <w:tcW w:w="1735" w:type="dxa"/>
-            <w:vAlign w:val="center"/>
-          </w:tcPr>
-          <w:p>
-            <w:pPr>
-              <w:jc w:val="center"/>
-            </w:pPr>
-            <w:r>
-              <w:rPr>
-                <w:rFonts w:ascii="Times New Roman" w:eastAsia="Times New Roman" w:hAnsi="Times New Roman" w:cs="Times New Roman"/>
+                <w:sz w:val="24"/>
+                <w:szCs w:val="24"/>
+              </w:rPr>
+            </w:pPr>
+            <w:r>
+              <w:rPr>
+                <w:rFonts w:ascii="Times New Roman" w:hAnsi="Times New Roman" w:cs="Times New Roman"/>
                 <w:b/>
                 <w:bCs/>
-                <w:kern w:val="0"/>
-                <w:sz w:val="24"/>
-                <w:szCs w:val="24"/>
-                <w:lang w:eastAsia="en-CA"/>
-                <w14:ligatures w14:val="none"/>
-              </w:rPr>
-              <w:t>95% Confidence Interval</w:t>
+                <w:sz w:val="24"/>
+                <w:szCs w:val="24"/>
+              </w:rPr>
+              <w:t>P&gt;|z|</w:t>
+            </w:r>
+          </w:p>
+        </w:tc>
+        <w:tc>
+          <w:tcPr>
+            <w:tcW w:w="960" w:type="dxa"/>
+            <w:noWrap/>
+            <w:hideMark/>
+          </w:tcPr>
+          <w:p>
+            <w:pPr>
+              <w:jc w:val="center"/>
+              <w:rPr>
+                <w:rFonts w:ascii="Times New Roman" w:hAnsi="Times New Roman" w:cs="Times New Roman"/>
+                <w:b/>
+                <w:bCs/>
+                <w:sz w:val="24"/>
+                <w:szCs w:val="24"/>
+              </w:rPr>
+            </w:pPr>
+            <w:r>
+              <w:rPr>
+                <w:rFonts w:ascii="Times New Roman" w:hAnsi="Times New Roman" w:cs="Times New Roman"/>
+                <w:b/>
+                <w:bCs/>
+                <w:sz w:val="24"/>
+                <w:szCs w:val="24"/>
+              </w:rPr>
+              <w:t>[0.025</w:t>
+            </w:r>
+          </w:p>
+        </w:tc>
+        <w:tc>
+          <w:tcPr>
+            <w:tcW w:w="960" w:type="dxa"/>
+            <w:noWrap/>
+            <w:hideMark/>
+          </w:tcPr>
+          <w:p>
+            <w:pPr>
+              <w:jc w:val="center"/>
+              <w:rPr>
+                <w:rFonts w:ascii="Times New Roman" w:hAnsi="Times New Roman" w:cs="Times New Roman"/>
+                <w:b/>
+                <w:bCs/>
+                <w:sz w:val="24"/>
+                <w:szCs w:val="24"/>
+              </w:rPr>
+            </w:pPr>
+            <w:r>
+              <w:rPr>
+                <w:rFonts w:ascii="Times New Roman" w:hAnsi="Times New Roman" w:cs="Times New Roman"/>
+                <w:b/>
+                <w:bCs/>
+                <w:sz w:val="24"/>
+                <w:szCs w:val="24"/>
+              </w:rPr>
+              <w:t>0.975]</w:t>
             </w:r>
           </w:p>
         </w:tc>
       </w:tr>
       <w:tr>
-        <w:tc>
-          <w:tcPr>
-            <w:tcW w:w="0" w:type="auto"/>
-            <w:hideMark/>
-          </w:tcPr>
-          <w:p>
-            <w:pPr>
-              <w:jc w:val="center"/>
-              <w:rPr>
-                <w:rFonts w:ascii="Times New Roman" w:eastAsia="Times New Roman" w:hAnsi="Times New Roman" w:cs="Times New Roman"/>
+        <w:trPr>
+          <w:trHeight w:val="300"/>
+        </w:trPr>
+        <w:tc>
+          <w:tcPr>
+            <w:tcW w:w="2396" w:type="dxa"/>
+            <w:noWrap/>
+            <w:hideMark/>
+          </w:tcPr>
+          <w:p>
+            <w:pPr>
+              <w:rPr>
+                <w:rFonts w:ascii="Times New Roman" w:hAnsi="Times New Roman" w:cs="Times New Roman"/>
                 <w:b/>
                 <w:bCs/>
-                <w:kern w:val="0"/>
-                <w:sz w:val="24"/>
-                <w:szCs w:val="24"/>
-                <w:lang w:eastAsia="en-CA"/>
-                <w14:ligatures w14:val="none"/>
-              </w:rPr>
-            </w:pPr>
-            <w:r>
-              <w:rPr>
-                <w:rFonts w:ascii="Times New Roman" w:eastAsia="Times New Roman" w:hAnsi="Times New Roman" w:cs="Times New Roman"/>
+                <w:sz w:val="24"/>
+                <w:szCs w:val="24"/>
+              </w:rPr>
+            </w:pPr>
+            <w:r>
+              <w:rPr>
+                <w:rFonts w:ascii="Times New Roman" w:hAnsi="Times New Roman" w:cs="Times New Roman"/>
                 <w:b/>
                 <w:bCs/>
-                <w:kern w:val="0"/>
-                <w:sz w:val="24"/>
-                <w:szCs w:val="24"/>
-                <w:lang w:eastAsia="en-CA"/>
-                <w14:ligatures w14:val="none"/>
+                <w:sz w:val="24"/>
+                <w:szCs w:val="24"/>
               </w:rPr>
               <w:t>Intercept</w:t>
             </w:r>
@@ -1475,301 +1683,263 @@
         </w:tc>
         <w:tc>
           <w:tcPr>
-            <w:tcW w:w="0" w:type="auto"/>
-            <w:hideMark/>
-          </w:tcPr>
-          <w:p>
-            <w:pPr>
-              <w:jc w:val="center"/>
-              <w:rPr>
-                <w:rFonts w:ascii="Times New Roman" w:eastAsia="Times New Roman" w:hAnsi="Times New Roman" w:cs="Times New Roman"/>
-                <w:kern w:val="0"/>
-                <w:sz w:val="24"/>
-                <w:szCs w:val="24"/>
-                <w:lang w:eastAsia="en-CA"/>
-                <w14:ligatures w14:val="none"/>
-              </w:rPr>
-            </w:pPr>
-            <w:r>
-              <w:rPr>
-                <w:rFonts w:ascii="Times New Roman" w:eastAsia="Times New Roman" w:hAnsi="Times New Roman" w:cs="Times New Roman"/>
-                <w:kern w:val="0"/>
-                <w:sz w:val="24"/>
-                <w:szCs w:val="24"/>
-                <w:lang w:eastAsia="en-CA"/>
-                <w14:ligatures w14:val="none"/>
-              </w:rPr>
-              <w:t>10.697</w:t>
-            </w:r>
-          </w:p>
-        </w:tc>
-        <w:tc>
-          <w:tcPr>
-            <w:tcW w:w="0" w:type="auto"/>
-            <w:hideMark/>
-          </w:tcPr>
-          <w:p>
-            <w:pPr>
-              <w:jc w:val="center"/>
-              <w:rPr>
-                <w:rFonts w:ascii="Times New Roman" w:eastAsia="Times New Roman" w:hAnsi="Times New Roman" w:cs="Times New Roman"/>
-                <w:kern w:val="0"/>
-                <w:sz w:val="24"/>
-                <w:szCs w:val="24"/>
-                <w:lang w:eastAsia="en-CA"/>
-                <w14:ligatures w14:val="none"/>
-              </w:rPr>
-            </w:pPr>
-            <w:r>
-              <w:rPr>
-                <w:rFonts w:ascii="Times New Roman" w:eastAsia="Times New Roman" w:hAnsi="Times New Roman" w:cs="Times New Roman"/>
-                <w:kern w:val="0"/>
-                <w:sz w:val="24"/>
-                <w:szCs w:val="24"/>
-                <w:lang w:eastAsia="en-CA"/>
-                <w14:ligatures w14:val="none"/>
-              </w:rPr>
-              <w:t>0.489</w:t>
-            </w:r>
-          </w:p>
-        </w:tc>
-        <w:tc>
-          <w:tcPr>
-            <w:tcW w:w="0" w:type="auto"/>
-            <w:hideMark/>
-          </w:tcPr>
-          <w:p>
-            <w:pPr>
-              <w:jc w:val="center"/>
-              <w:rPr>
-                <w:rFonts w:ascii="Times New Roman" w:eastAsia="Times New Roman" w:hAnsi="Times New Roman" w:cs="Times New Roman"/>
-                <w:kern w:val="0"/>
-                <w:sz w:val="24"/>
-                <w:szCs w:val="24"/>
-                <w:lang w:eastAsia="en-CA"/>
-                <w14:ligatures w14:val="none"/>
-              </w:rPr>
-            </w:pPr>
-            <w:r>
-              <w:rPr>
-                <w:rFonts w:ascii="Times New Roman" w:eastAsia="Times New Roman" w:hAnsi="Times New Roman" w:cs="Times New Roman"/>
-                <w:kern w:val="0"/>
-                <w:sz w:val="24"/>
-                <w:szCs w:val="24"/>
-                <w:lang w:eastAsia="en-CA"/>
-                <w14:ligatures w14:val="none"/>
-              </w:rPr>
-              <w:t>21.862</w:t>
-            </w:r>
-          </w:p>
-        </w:tc>
-        <w:tc>
-          <w:tcPr>
-            <w:tcW w:w="0" w:type="auto"/>
-            <w:hideMark/>
-          </w:tcPr>
-          <w:p>
-            <w:pPr>
-              <w:jc w:val="center"/>
-              <w:rPr>
-                <w:rFonts w:ascii="Times New Roman" w:eastAsia="Times New Roman" w:hAnsi="Times New Roman" w:cs="Times New Roman"/>
-                <w:kern w:val="0"/>
-                <w:sz w:val="24"/>
-                <w:szCs w:val="24"/>
-                <w:lang w:eastAsia="en-CA"/>
-                <w14:ligatures w14:val="none"/>
-              </w:rPr>
-            </w:pPr>
-            <w:r>
-              <w:rPr>
-                <w:rFonts w:ascii="Times New Roman" w:eastAsia="Times New Roman" w:hAnsi="Times New Roman" w:cs="Times New Roman"/>
-                <w:kern w:val="0"/>
-                <w:sz w:val="24"/>
-                <w:szCs w:val="24"/>
-                <w:lang w:eastAsia="en-CA"/>
-                <w14:ligatures w14:val="none"/>
-              </w:rPr>
-              <w:t>&lt; 0.001</w:t>
-            </w:r>
-          </w:p>
-        </w:tc>
-        <w:tc>
-          <w:tcPr>
-            <w:tcW w:w="0" w:type="auto"/>
-            <w:hideMark/>
-          </w:tcPr>
-          <w:p>
-            <w:pPr>
-              <w:jc w:val="center"/>
-              <w:rPr>
-                <w:rFonts w:ascii="Times New Roman" w:eastAsia="Times New Roman" w:hAnsi="Times New Roman" w:cs="Times New Roman"/>
-                <w:kern w:val="0"/>
-                <w:sz w:val="24"/>
-                <w:szCs w:val="24"/>
-                <w:lang w:eastAsia="en-CA"/>
-                <w14:ligatures w14:val="none"/>
-              </w:rPr>
-            </w:pPr>
-            <w:r>
-              <w:rPr>
-                <w:rFonts w:ascii="Times New Roman" w:eastAsia="Times New Roman" w:hAnsi="Times New Roman" w:cs="Times New Roman"/>
-                <w:kern w:val="0"/>
-                <w:sz w:val="24"/>
-                <w:szCs w:val="24"/>
-                <w:lang w:eastAsia="en-CA"/>
-                <w14:ligatures w14:val="none"/>
-              </w:rPr>
-              <w:t>[9.738, 11.656]</w:t>
+            <w:tcW w:w="1336" w:type="dxa"/>
+            <w:noWrap/>
+            <w:hideMark/>
+          </w:tcPr>
+          <w:p>
+            <w:pPr>
+              <w:jc w:val="center"/>
+              <w:rPr>
+                <w:sz w:val="24"/>
+                <w:szCs w:val="24"/>
+              </w:rPr>
+            </w:pPr>
+            <w:r>
+              <w:rPr>
+                <w:sz w:val="24"/>
+                <w:szCs w:val="24"/>
+              </w:rPr>
+              <w:t>10.523</w:t>
+            </w:r>
+          </w:p>
+        </w:tc>
+        <w:tc>
+          <w:tcPr>
+            <w:tcW w:w="960" w:type="dxa"/>
+            <w:noWrap/>
+            <w:hideMark/>
+          </w:tcPr>
+          <w:p>
+            <w:pPr>
+              <w:jc w:val="center"/>
+              <w:rPr>
+                <w:sz w:val="24"/>
+                <w:szCs w:val="24"/>
+              </w:rPr>
+            </w:pPr>
+            <w:r>
+              <w:rPr>
+                <w:sz w:val="24"/>
+                <w:szCs w:val="24"/>
+              </w:rPr>
+              <w:t>0.571</w:t>
+            </w:r>
+          </w:p>
+        </w:tc>
+        <w:tc>
+          <w:tcPr>
+            <w:tcW w:w="960" w:type="dxa"/>
+            <w:noWrap/>
+            <w:hideMark/>
+          </w:tcPr>
+          <w:p>
+            <w:pPr>
+              <w:jc w:val="center"/>
+              <w:rPr>
+                <w:sz w:val="24"/>
+                <w:szCs w:val="24"/>
+              </w:rPr>
+            </w:pPr>
+            <w:r>
+              <w:rPr>
+                <w:sz w:val="24"/>
+                <w:szCs w:val="24"/>
+              </w:rPr>
+              <w:t>18.424</w:t>
+            </w:r>
+          </w:p>
+        </w:tc>
+        <w:tc>
+          <w:tcPr>
+            <w:tcW w:w="960" w:type="dxa"/>
+            <w:noWrap/>
+            <w:hideMark/>
+          </w:tcPr>
+          <w:p>
+            <w:pPr>
+              <w:jc w:val="center"/>
+              <w:rPr>
+                <w:sz w:val="24"/>
+                <w:szCs w:val="24"/>
+              </w:rPr>
+            </w:pPr>
+            <w:r>
+              <w:rPr>
+                <w:sz w:val="24"/>
+                <w:szCs w:val="24"/>
+              </w:rPr>
+              <w:t>0</w:t>
+            </w:r>
+          </w:p>
+        </w:tc>
+        <w:tc>
+          <w:tcPr>
+            <w:tcW w:w="960" w:type="dxa"/>
+            <w:noWrap/>
+            <w:hideMark/>
+          </w:tcPr>
+          <w:p>
+            <w:pPr>
+              <w:jc w:val="center"/>
+              <w:rPr>
+                <w:sz w:val="24"/>
+                <w:szCs w:val="24"/>
+              </w:rPr>
+            </w:pPr>
+            <w:r>
+              <w:rPr>
+                <w:sz w:val="24"/>
+                <w:szCs w:val="24"/>
+              </w:rPr>
+              <w:t>9.403</w:t>
+            </w:r>
+          </w:p>
+        </w:tc>
+        <w:tc>
+          <w:tcPr>
+            <w:tcW w:w="960" w:type="dxa"/>
+            <w:noWrap/>
+            <w:hideMark/>
+          </w:tcPr>
+          <w:p>
+            <w:pPr>
+              <w:jc w:val="center"/>
+              <w:rPr>
+                <w:sz w:val="24"/>
+                <w:szCs w:val="24"/>
+              </w:rPr>
+            </w:pPr>
+            <w:r>
+              <w:rPr>
+                <w:sz w:val="24"/>
+                <w:szCs w:val="24"/>
+              </w:rPr>
+              <w:t>11.642</w:t>
             </w:r>
           </w:p>
         </w:tc>
       </w:tr>
       <w:tr>
-        <w:tc>
-          <w:tcPr>
-            <w:tcW w:w="0" w:type="auto"/>
-            <w:vAlign w:val="center"/>
-          </w:tcPr>
-          <w:p>
-            <w:pPr>
-              <w:jc w:val="center"/>
-              <w:rPr>
-                <w:rFonts w:ascii="Times New Roman" w:eastAsia="Times New Roman" w:hAnsi="Times New Roman" w:cs="Times New Roman"/>
+        <w:trPr>
+          <w:trHeight w:val="300"/>
+        </w:trPr>
+        <w:tc>
+          <w:tcPr>
+            <w:tcW w:w="2396" w:type="dxa"/>
+            <w:noWrap/>
+            <w:hideMark/>
+          </w:tcPr>
+          <w:p>
+            <w:pPr>
+              <w:rPr>
+                <w:rFonts w:ascii="Times New Roman" w:hAnsi="Times New Roman" w:cs="Times New Roman"/>
                 <w:b/>
                 <w:bCs/>
-                <w:kern w:val="0"/>
-                <w:sz w:val="24"/>
-                <w:szCs w:val="24"/>
-                <w:lang w:eastAsia="en-CA"/>
-                <w14:ligatures w14:val="none"/>
-              </w:rPr>
-            </w:pPr>
-            <w:r>
-              <w:rPr>
-                <w:rFonts w:ascii="Times New Roman" w:eastAsia="Times New Roman" w:hAnsi="Times New Roman" w:cs="Times New Roman"/>
+                <w:sz w:val="24"/>
+                <w:szCs w:val="24"/>
+              </w:rPr>
+            </w:pPr>
+            <w:r>
+              <w:rPr>
+                <w:rFonts w:ascii="Times New Roman" w:hAnsi="Times New Roman" w:cs="Times New Roman"/>
                 <w:b/>
                 <w:bCs/>
-                <w:kern w:val="0"/>
-                <w:sz w:val="24"/>
-                <w:szCs w:val="24"/>
-                <w:lang w:eastAsia="en-CA"/>
-                <w14:ligatures w14:val="none"/>
-              </w:rPr>
-              <w:t>Chemotaxis</w:t>
-            </w:r>
-            <w:r>
-              <w:rPr>
-                <w:rFonts w:ascii="Times New Roman" w:eastAsia="Times New Roman" w:hAnsi="Times New Roman" w:cs="Times New Roman"/>
+                <w:sz w:val="24"/>
+                <w:szCs w:val="24"/>
+              </w:rPr>
+              <w:t>Chemotaxis[</w:t>
+            </w:r>
+            <w:proofErr w:type="spellStart"/>
+            <w:proofErr w:type="gramStart"/>
+            <w:r>
+              <w:rPr>
+                <w:rFonts w:ascii="Times New Roman" w:hAnsi="Times New Roman" w:cs="Times New Roman"/>
                 <w:b/>
                 <w:bCs/>
-                <w:kern w:val="0"/>
-                <w:sz w:val="24"/>
-                <w:szCs w:val="24"/>
-                <w:lang w:eastAsia="en-CA"/>
-                <w14:ligatures w14:val="none"/>
-              </w:rPr>
-              <w:t xml:space="preserve"> </w:t>
-            </w:r>
-            <w:r>
-              <w:rPr>
-                <w:rFonts w:ascii="Times New Roman" w:eastAsia="Times New Roman" w:hAnsi="Times New Roman" w:cs="Times New Roman"/>
+                <w:sz w:val="24"/>
+                <w:szCs w:val="24"/>
+              </w:rPr>
+              <w:t>T.True</w:t>
+            </w:r>
+            <w:proofErr w:type="spellEnd"/>
+            <w:proofErr w:type="gramEnd"/>
+            <w:r>
+              <w:rPr>
+                <w:rFonts w:ascii="Times New Roman" w:hAnsi="Times New Roman" w:cs="Times New Roman"/>
                 <w:b/>
                 <w:bCs/>
-                <w:kern w:val="0"/>
-                <w:sz w:val="24"/>
-                <w:szCs w:val="24"/>
-                <w:lang w:eastAsia="en-CA"/>
-                <w14:ligatures w14:val="none"/>
-              </w:rPr>
-              <w:t>[True]</w:t>
-            </w:r>
-          </w:p>
-        </w:tc>
-        <w:tc>
-          <w:tcPr>
-            <w:tcW w:w="0" w:type="auto"/>
-            <w:vAlign w:val="center"/>
-          </w:tcPr>
-          <w:p>
-            <w:pPr>
-              <w:jc w:val="center"/>
-              <w:rPr>
-                <w:rFonts w:ascii="Times New Roman" w:eastAsia="Times New Roman" w:hAnsi="Times New Roman" w:cs="Times New Roman"/>
-                <w:kern w:val="0"/>
-                <w:sz w:val="24"/>
-                <w:szCs w:val="24"/>
-                <w:lang w:eastAsia="en-CA"/>
-                <w14:ligatures w14:val="none"/>
-              </w:rPr>
-            </w:pPr>
-            <w:r>
-              <w:rPr>
-                <w:rFonts w:ascii="Times New Roman" w:eastAsia="Times New Roman" w:hAnsi="Times New Roman" w:cs="Times New Roman"/>
-                <w:kern w:val="0"/>
-                <w:sz w:val="24"/>
-                <w:szCs w:val="24"/>
-                <w:lang w:eastAsia="en-CA"/>
-                <w14:ligatures w14:val="none"/>
-              </w:rPr>
-              <w:t>-0.202</w:t>
-            </w:r>
-          </w:p>
-        </w:tc>
-        <w:tc>
-          <w:tcPr>
-            <w:tcW w:w="0" w:type="auto"/>
-            <w:vAlign w:val="center"/>
-          </w:tcPr>
-          <w:p>
-            <w:pPr>
-              <w:jc w:val="center"/>
-              <w:rPr>
-                <w:rFonts w:ascii="Times New Roman" w:eastAsia="Times New Roman" w:hAnsi="Times New Roman" w:cs="Times New Roman"/>
-                <w:kern w:val="0"/>
-                <w:sz w:val="24"/>
-                <w:szCs w:val="24"/>
-                <w:lang w:eastAsia="en-CA"/>
-                <w14:ligatures w14:val="none"/>
-              </w:rPr>
-            </w:pPr>
-            <w:r>
-              <w:rPr>
-                <w:rFonts w:ascii="Times New Roman" w:eastAsia="Times New Roman" w:hAnsi="Times New Roman" w:cs="Times New Roman"/>
-                <w:kern w:val="0"/>
-                <w:sz w:val="24"/>
-                <w:szCs w:val="24"/>
-                <w:lang w:eastAsia="en-CA"/>
-                <w14:ligatures w14:val="none"/>
-              </w:rPr>
-              <w:t>0.055</w:t>
-            </w:r>
-          </w:p>
-        </w:tc>
-        <w:tc>
-          <w:tcPr>
-            <w:tcW w:w="0" w:type="auto"/>
-            <w:vAlign w:val="center"/>
-          </w:tcPr>
-          <w:p>
-            <w:pPr>
-              <w:jc w:val="center"/>
-              <w:rPr>
-                <w:rFonts w:ascii="Times New Roman" w:eastAsia="Times New Roman" w:hAnsi="Times New Roman" w:cs="Times New Roman"/>
-                <w:kern w:val="0"/>
-                <w:sz w:val="24"/>
-                <w:szCs w:val="24"/>
-                <w:lang w:eastAsia="en-CA"/>
-                <w14:ligatures w14:val="none"/>
-              </w:rPr>
-            </w:pPr>
-            <w:r>
-              <w:rPr>
-                <w:rFonts w:ascii="Times New Roman" w:eastAsia="Times New Roman" w:hAnsi="Times New Roman" w:cs="Times New Roman"/>
-                <w:kern w:val="0"/>
-                <w:sz w:val="24"/>
-                <w:szCs w:val="24"/>
-                <w:lang w:eastAsia="en-CA"/>
-                <w14:ligatures w14:val="none"/>
+                <w:sz w:val="24"/>
+                <w:szCs w:val="24"/>
+              </w:rPr>
+              <w:t>]</w:t>
+            </w:r>
+          </w:p>
+        </w:tc>
+        <w:tc>
+          <w:tcPr>
+            <w:tcW w:w="1336" w:type="dxa"/>
+            <w:noWrap/>
+            <w:hideMark/>
+          </w:tcPr>
+          <w:p>
+            <w:pPr>
+              <w:jc w:val="center"/>
+              <w:rPr>
+                <w:sz w:val="24"/>
+                <w:szCs w:val="24"/>
+              </w:rPr>
+            </w:pPr>
+            <w:r>
+              <w:rPr>
+                <w:sz w:val="24"/>
+                <w:szCs w:val="24"/>
+              </w:rPr>
+              <w:t>-0.174</w:t>
+            </w:r>
+          </w:p>
+        </w:tc>
+        <w:tc>
+          <w:tcPr>
+            <w:tcW w:w="960" w:type="dxa"/>
+            <w:noWrap/>
+            <w:hideMark/>
+          </w:tcPr>
+          <w:p>
+            <w:pPr>
+              <w:jc w:val="center"/>
+              <w:rPr>
+                <w:sz w:val="24"/>
+                <w:szCs w:val="24"/>
+              </w:rPr>
+            </w:pPr>
+            <w:r>
+              <w:rPr>
+                <w:sz w:val="24"/>
+                <w:szCs w:val="24"/>
+              </w:rPr>
+              <w:t>0.047</w:t>
+            </w:r>
+          </w:p>
+        </w:tc>
+        <w:tc>
+          <w:tcPr>
+            <w:tcW w:w="960" w:type="dxa"/>
+            <w:noWrap/>
+            <w:hideMark/>
+          </w:tcPr>
+          <w:p>
+            <w:pPr>
+              <w:jc w:val="center"/>
+              <w:rPr>
+                <w:sz w:val="24"/>
+                <w:szCs w:val="24"/>
+              </w:rPr>
+            </w:pPr>
+            <w:r>
+              <w:rPr>
+                <w:sz w:val="24"/>
+                <w:szCs w:val="24"/>
               </w:rPr>
               <w:t>-3.685</w:t>
             </w:r>
@@ -1777,639 +1947,809 @@
         </w:tc>
         <w:tc>
           <w:tcPr>
-            <w:tcW w:w="0" w:type="auto"/>
-            <w:vAlign w:val="center"/>
-          </w:tcPr>
-          <w:p>
-            <w:pPr>
-              <w:jc w:val="center"/>
-              <w:rPr>
-                <w:rFonts w:ascii="Times New Roman" w:eastAsia="Times New Roman" w:hAnsi="Times New Roman" w:cs="Times New Roman"/>
-                <w:kern w:val="0"/>
-                <w:sz w:val="24"/>
-                <w:szCs w:val="24"/>
-                <w:lang w:eastAsia="en-CA"/>
-                <w14:ligatures w14:val="none"/>
-              </w:rPr>
-            </w:pPr>
-            <w:r>
-              <w:rPr>
-                <w:rFonts w:ascii="Times New Roman" w:eastAsia="Times New Roman" w:hAnsi="Times New Roman" w:cs="Times New Roman"/>
-                <w:kern w:val="0"/>
-                <w:sz w:val="24"/>
-                <w:szCs w:val="24"/>
-                <w:lang w:eastAsia="en-CA"/>
-                <w14:ligatures w14:val="none"/>
-              </w:rPr>
-              <w:t>&lt; 0.001</w:t>
-            </w:r>
-          </w:p>
-        </w:tc>
-        <w:tc>
-          <w:tcPr>
-            <w:tcW w:w="0" w:type="auto"/>
-            <w:vAlign w:val="center"/>
-          </w:tcPr>
-          <w:p>
-            <w:pPr>
-              <w:jc w:val="center"/>
-              <w:rPr>
-                <w:rFonts w:ascii="Times New Roman" w:eastAsia="Times New Roman" w:hAnsi="Times New Roman" w:cs="Times New Roman"/>
-                <w:kern w:val="0"/>
-                <w:sz w:val="24"/>
-                <w:szCs w:val="24"/>
-                <w:lang w:eastAsia="en-CA"/>
-                <w14:ligatures w14:val="none"/>
-              </w:rPr>
-            </w:pPr>
-            <w:r>
-              <w:rPr>
-                <w:rFonts w:ascii="Times New Roman" w:eastAsia="Times New Roman" w:hAnsi="Times New Roman" w:cs="Times New Roman"/>
-                <w:kern w:val="0"/>
-                <w:sz w:val="24"/>
-                <w:szCs w:val="24"/>
-                <w:lang w:eastAsia="en-CA"/>
-                <w14:ligatures w14:val="none"/>
-              </w:rPr>
-              <w:t>[-0.309, -0.094]</w:t>
+            <w:tcW w:w="960" w:type="dxa"/>
+            <w:noWrap/>
+            <w:hideMark/>
+          </w:tcPr>
+          <w:p>
+            <w:pPr>
+              <w:jc w:val="center"/>
+              <w:rPr>
+                <w:sz w:val="24"/>
+                <w:szCs w:val="24"/>
+              </w:rPr>
+            </w:pPr>
+            <w:r>
+              <w:rPr>
+                <w:sz w:val="24"/>
+                <w:szCs w:val="24"/>
+              </w:rPr>
+              <w:t>0</w:t>
+            </w:r>
+          </w:p>
+        </w:tc>
+        <w:tc>
+          <w:tcPr>
+            <w:tcW w:w="960" w:type="dxa"/>
+            <w:noWrap/>
+            <w:hideMark/>
+          </w:tcPr>
+          <w:p>
+            <w:pPr>
+              <w:jc w:val="center"/>
+              <w:rPr>
+                <w:sz w:val="24"/>
+                <w:szCs w:val="24"/>
+              </w:rPr>
+            </w:pPr>
+            <w:r>
+              <w:rPr>
+                <w:sz w:val="24"/>
+                <w:szCs w:val="24"/>
+              </w:rPr>
+              <w:t>-0.267</w:t>
+            </w:r>
+          </w:p>
+        </w:tc>
+        <w:tc>
+          <w:tcPr>
+            <w:tcW w:w="960" w:type="dxa"/>
+            <w:noWrap/>
+            <w:hideMark/>
+          </w:tcPr>
+          <w:p>
+            <w:pPr>
+              <w:jc w:val="center"/>
+              <w:rPr>
+                <w:sz w:val="24"/>
+                <w:szCs w:val="24"/>
+              </w:rPr>
+            </w:pPr>
+            <w:r>
+              <w:rPr>
+                <w:sz w:val="24"/>
+                <w:szCs w:val="24"/>
+              </w:rPr>
+              <w:t>-0.081</w:t>
             </w:r>
           </w:p>
         </w:tc>
       </w:tr>
       <w:tr>
-        <w:tc>
-          <w:tcPr>
-            <w:tcW w:w="0" w:type="auto"/>
-            <w:vAlign w:val="center"/>
-          </w:tcPr>
-          <w:p>
-            <w:pPr>
-              <w:jc w:val="center"/>
-              <w:rPr>
-                <w:rFonts w:ascii="Times New Roman" w:eastAsia="Times New Roman" w:hAnsi="Times New Roman" w:cs="Times New Roman"/>
+        <w:trPr>
+          <w:trHeight w:val="300"/>
+        </w:trPr>
+        <w:tc>
+          <w:tcPr>
+            <w:tcW w:w="2396" w:type="dxa"/>
+            <w:noWrap/>
+            <w:hideMark/>
+          </w:tcPr>
+          <w:p>
+            <w:pPr>
+              <w:rPr>
+                <w:rFonts w:ascii="Times New Roman" w:hAnsi="Times New Roman" w:cs="Times New Roman"/>
                 <w:b/>
                 <w:bCs/>
-                <w:kern w:val="0"/>
-                <w:sz w:val="24"/>
-                <w:szCs w:val="24"/>
-                <w:lang w:eastAsia="en-CA"/>
-                <w14:ligatures w14:val="none"/>
-              </w:rPr>
-            </w:pPr>
-            <w:proofErr w:type="spellStart"/>
-            <w:r>
-              <w:rPr>
-                <w:rFonts w:ascii="Times New Roman" w:eastAsia="Times New Roman" w:hAnsi="Times New Roman" w:cs="Times New Roman"/>
+                <w:sz w:val="24"/>
+                <w:szCs w:val="24"/>
+              </w:rPr>
+            </w:pPr>
+            <w:r>
+              <w:rPr>
+                <w:rFonts w:ascii="Times New Roman" w:hAnsi="Times New Roman" w:cs="Times New Roman"/>
                 <w:b/>
                 <w:bCs/>
-                <w:kern w:val="0"/>
-                <w:sz w:val="24"/>
-                <w:szCs w:val="24"/>
-                <w:lang w:eastAsia="en-CA"/>
-                <w14:ligatures w14:val="none"/>
-              </w:rPr>
-              <w:t>R_a_Conj</w:t>
-            </w:r>
-            <w:proofErr w:type="spellEnd"/>
-            <w:r>
-              <w:rPr>
-                <w:rFonts w:ascii="Times New Roman" w:eastAsia="Times New Roman" w:hAnsi="Times New Roman" w:cs="Times New Roman"/>
+                <w:sz w:val="24"/>
+                <w:szCs w:val="24"/>
+              </w:rPr>
+              <w:t>Conjugation[</w:t>
+            </w:r>
+            <w:proofErr w:type="spellStart"/>
+            <w:proofErr w:type="gramStart"/>
+            <w:r>
+              <w:rPr>
+                <w:rFonts w:ascii="Times New Roman" w:hAnsi="Times New Roman" w:cs="Times New Roman"/>
                 <w:b/>
                 <w:bCs/>
-                <w:kern w:val="0"/>
-                <w:sz w:val="24"/>
-                <w:szCs w:val="24"/>
-                <w:lang w:eastAsia="en-CA"/>
-                <w14:ligatures w14:val="none"/>
-              </w:rPr>
-              <w:t xml:space="preserve"> </w:t>
-            </w:r>
-            <w:r>
-              <w:rPr>
-                <w:rFonts w:ascii="Times New Roman" w:eastAsia="Times New Roman" w:hAnsi="Times New Roman" w:cs="Times New Roman"/>
+                <w:sz w:val="24"/>
+                <w:szCs w:val="24"/>
+              </w:rPr>
+              <w:t>T.True</w:t>
+            </w:r>
+            <w:proofErr w:type="spellEnd"/>
+            <w:proofErr w:type="gramEnd"/>
+            <w:r>
+              <w:rPr>
+                <w:rFonts w:ascii="Times New Roman" w:hAnsi="Times New Roman" w:cs="Times New Roman"/>
                 <w:b/>
                 <w:bCs/>
-                <w:kern w:val="0"/>
-                <w:sz w:val="24"/>
-                <w:szCs w:val="24"/>
-                <w:lang w:eastAsia="en-CA"/>
-                <w14:ligatures w14:val="none"/>
-              </w:rPr>
-              <w:t>[True]</w:t>
-            </w:r>
-          </w:p>
-        </w:tc>
-        <w:tc>
-          <w:tcPr>
-            <w:tcW w:w="0" w:type="auto"/>
-            <w:vAlign w:val="center"/>
-          </w:tcPr>
-          <w:p>
-            <w:pPr>
-              <w:jc w:val="center"/>
-              <w:rPr>
-                <w:rFonts w:ascii="Times New Roman" w:eastAsia="Times New Roman" w:hAnsi="Times New Roman" w:cs="Times New Roman"/>
-                <w:kern w:val="0"/>
-                <w:sz w:val="24"/>
-                <w:szCs w:val="24"/>
-                <w:lang w:eastAsia="en-CA"/>
-                <w14:ligatures w14:val="none"/>
-              </w:rPr>
-            </w:pPr>
-            <w:r>
-              <w:rPr>
-                <w:rFonts w:ascii="Times New Roman" w:eastAsia="Times New Roman" w:hAnsi="Times New Roman" w:cs="Times New Roman"/>
-                <w:kern w:val="0"/>
-                <w:sz w:val="24"/>
-                <w:szCs w:val="24"/>
-                <w:lang w:eastAsia="en-CA"/>
-                <w14:ligatures w14:val="none"/>
-              </w:rPr>
-              <w:t>-0.185</w:t>
-            </w:r>
-          </w:p>
-        </w:tc>
-        <w:tc>
-          <w:tcPr>
-            <w:tcW w:w="0" w:type="auto"/>
-            <w:vAlign w:val="center"/>
-          </w:tcPr>
-          <w:p>
-            <w:pPr>
-              <w:jc w:val="center"/>
-              <w:rPr>
-                <w:rFonts w:ascii="Times New Roman" w:eastAsia="Times New Roman" w:hAnsi="Times New Roman" w:cs="Times New Roman"/>
-                <w:kern w:val="0"/>
-                <w:sz w:val="24"/>
-                <w:szCs w:val="24"/>
-                <w:lang w:eastAsia="en-CA"/>
-                <w14:ligatures w14:val="none"/>
-              </w:rPr>
-            </w:pPr>
-            <w:r>
-              <w:rPr>
-                <w:rFonts w:ascii="Times New Roman" w:eastAsia="Times New Roman" w:hAnsi="Times New Roman" w:cs="Times New Roman"/>
-                <w:kern w:val="0"/>
-                <w:sz w:val="24"/>
-                <w:szCs w:val="24"/>
-                <w:lang w:eastAsia="en-CA"/>
-                <w14:ligatures w14:val="none"/>
-              </w:rPr>
-              <w:t>0.045</w:t>
-            </w:r>
-          </w:p>
-        </w:tc>
-        <w:tc>
-          <w:tcPr>
-            <w:tcW w:w="0" w:type="auto"/>
-            <w:vAlign w:val="center"/>
-          </w:tcPr>
-          <w:p>
-            <w:pPr>
-              <w:jc w:val="center"/>
-              <w:rPr>
-                <w:rFonts w:ascii="Times New Roman" w:eastAsia="Times New Roman" w:hAnsi="Times New Roman" w:cs="Times New Roman"/>
-                <w:kern w:val="0"/>
-                <w:sz w:val="24"/>
-                <w:szCs w:val="24"/>
-                <w:lang w:eastAsia="en-CA"/>
-                <w14:ligatures w14:val="none"/>
-              </w:rPr>
-            </w:pPr>
-            <w:r>
-              <w:rPr>
-                <w:rFonts w:ascii="Times New Roman" w:eastAsia="Times New Roman" w:hAnsi="Times New Roman" w:cs="Times New Roman"/>
-                <w:kern w:val="0"/>
-                <w:sz w:val="24"/>
-                <w:szCs w:val="24"/>
-                <w:lang w:eastAsia="en-CA"/>
-                <w14:ligatures w14:val="none"/>
-              </w:rPr>
-              <w:t>-4.080</w:t>
-            </w:r>
-          </w:p>
-        </w:tc>
-        <w:tc>
-          <w:tcPr>
-            <w:tcW w:w="0" w:type="auto"/>
-            <w:vAlign w:val="center"/>
-          </w:tcPr>
-          <w:p>
-            <w:pPr>
-              <w:jc w:val="center"/>
-              <w:rPr>
-                <w:rFonts w:ascii="Times New Roman" w:eastAsia="Times New Roman" w:hAnsi="Times New Roman" w:cs="Times New Roman"/>
-                <w:kern w:val="0"/>
-                <w:sz w:val="24"/>
-                <w:szCs w:val="24"/>
-                <w:lang w:eastAsia="en-CA"/>
-                <w14:ligatures w14:val="none"/>
-              </w:rPr>
-            </w:pPr>
-            <w:r>
-              <w:rPr>
-                <w:rFonts w:ascii="Times New Roman" w:eastAsia="Times New Roman" w:hAnsi="Times New Roman" w:cs="Times New Roman"/>
-                <w:kern w:val="0"/>
-                <w:sz w:val="24"/>
-                <w:szCs w:val="24"/>
-                <w:lang w:eastAsia="en-CA"/>
-                <w14:ligatures w14:val="none"/>
-              </w:rPr>
-              <w:t>&lt; 0.001</w:t>
-            </w:r>
-          </w:p>
-        </w:tc>
-        <w:tc>
-          <w:tcPr>
-            <w:tcW w:w="0" w:type="auto"/>
-            <w:vAlign w:val="center"/>
-          </w:tcPr>
-          <w:p>
-            <w:pPr>
-              <w:jc w:val="center"/>
-              <w:rPr>
-                <w:rFonts w:ascii="Times New Roman" w:eastAsia="Times New Roman" w:hAnsi="Times New Roman" w:cs="Times New Roman"/>
-                <w:kern w:val="0"/>
-                <w:sz w:val="24"/>
-                <w:szCs w:val="24"/>
-                <w:lang w:eastAsia="en-CA"/>
-                <w14:ligatures w14:val="none"/>
-              </w:rPr>
-            </w:pPr>
-            <w:r>
-              <w:rPr>
-                <w:rFonts w:ascii="Times New Roman" w:eastAsia="Times New Roman" w:hAnsi="Times New Roman" w:cs="Times New Roman"/>
-                <w:kern w:val="0"/>
-                <w:sz w:val="24"/>
-                <w:szCs w:val="24"/>
-                <w:lang w:eastAsia="en-CA"/>
-                <w14:ligatures w14:val="none"/>
-              </w:rPr>
-              <w:t>[-0.274, -0.096]</w:t>
+                <w:sz w:val="24"/>
+                <w:szCs w:val="24"/>
+              </w:rPr>
+              <w:t>]</w:t>
+            </w:r>
+          </w:p>
+        </w:tc>
+        <w:tc>
+          <w:tcPr>
+            <w:tcW w:w="1336" w:type="dxa"/>
+            <w:noWrap/>
+            <w:hideMark/>
+          </w:tcPr>
+          <w:p>
+            <w:pPr>
+              <w:jc w:val="center"/>
+              <w:rPr>
+                <w:sz w:val="24"/>
+                <w:szCs w:val="24"/>
+              </w:rPr>
+            </w:pPr>
+            <w:r>
+              <w:rPr>
+                <w:sz w:val="24"/>
+                <w:szCs w:val="24"/>
+              </w:rPr>
+              <w:t>-0.171</w:t>
+            </w:r>
+          </w:p>
+        </w:tc>
+        <w:tc>
+          <w:tcPr>
+            <w:tcW w:w="960" w:type="dxa"/>
+            <w:noWrap/>
+            <w:hideMark/>
+          </w:tcPr>
+          <w:p>
+            <w:pPr>
+              <w:jc w:val="center"/>
+              <w:rPr>
+                <w:sz w:val="24"/>
+                <w:szCs w:val="24"/>
+              </w:rPr>
+            </w:pPr>
+            <w:r>
+              <w:rPr>
+                <w:sz w:val="24"/>
+                <w:szCs w:val="24"/>
+              </w:rPr>
+              <w:t>0.04</w:t>
+            </w:r>
+          </w:p>
+        </w:tc>
+        <w:tc>
+          <w:tcPr>
+            <w:tcW w:w="960" w:type="dxa"/>
+            <w:noWrap/>
+            <w:hideMark/>
+          </w:tcPr>
+          <w:p>
+            <w:pPr>
+              <w:jc w:val="center"/>
+              <w:rPr>
+                <w:sz w:val="24"/>
+                <w:szCs w:val="24"/>
+              </w:rPr>
+            </w:pPr>
+            <w:r>
+              <w:rPr>
+                <w:sz w:val="24"/>
+                <w:szCs w:val="24"/>
+              </w:rPr>
+              <w:t>-4.24</w:t>
+            </w:r>
+          </w:p>
+        </w:tc>
+        <w:tc>
+          <w:tcPr>
+            <w:tcW w:w="960" w:type="dxa"/>
+            <w:noWrap/>
+            <w:hideMark/>
+          </w:tcPr>
+          <w:p>
+            <w:pPr>
+              <w:jc w:val="center"/>
+              <w:rPr>
+                <w:sz w:val="24"/>
+                <w:szCs w:val="24"/>
+              </w:rPr>
+            </w:pPr>
+            <w:r>
+              <w:rPr>
+                <w:sz w:val="24"/>
+                <w:szCs w:val="24"/>
+              </w:rPr>
+              <w:t>0</w:t>
+            </w:r>
+          </w:p>
+        </w:tc>
+        <w:tc>
+          <w:tcPr>
+            <w:tcW w:w="960" w:type="dxa"/>
+            <w:noWrap/>
+            <w:hideMark/>
+          </w:tcPr>
+          <w:p>
+            <w:pPr>
+              <w:jc w:val="center"/>
+              <w:rPr>
+                <w:sz w:val="24"/>
+                <w:szCs w:val="24"/>
+              </w:rPr>
+            </w:pPr>
+            <w:r>
+              <w:rPr>
+                <w:sz w:val="24"/>
+                <w:szCs w:val="24"/>
+              </w:rPr>
+              <w:t>-0.251</w:t>
+            </w:r>
+          </w:p>
+        </w:tc>
+        <w:tc>
+          <w:tcPr>
+            <w:tcW w:w="960" w:type="dxa"/>
+            <w:noWrap/>
+            <w:hideMark/>
+          </w:tcPr>
+          <w:p>
+            <w:pPr>
+              <w:jc w:val="center"/>
+              <w:rPr>
+                <w:sz w:val="24"/>
+                <w:szCs w:val="24"/>
+              </w:rPr>
+            </w:pPr>
+            <w:r>
+              <w:rPr>
+                <w:sz w:val="24"/>
+                <w:szCs w:val="24"/>
+              </w:rPr>
+              <w:t>-0.092</w:t>
             </w:r>
           </w:p>
         </w:tc>
       </w:tr>
       <w:tr>
-        <w:tc>
-          <w:tcPr>
-            <w:tcW w:w="0" w:type="auto"/>
-            <w:vAlign w:val="center"/>
-          </w:tcPr>
-          <w:p>
-            <w:pPr>
-              <w:jc w:val="center"/>
-              <w:rPr>
-                <w:rFonts w:ascii="Times New Roman" w:eastAsia="Times New Roman" w:hAnsi="Times New Roman" w:cs="Times New Roman"/>
+        <w:trPr>
+          <w:trHeight w:val="300"/>
+        </w:trPr>
+        <w:tc>
+          <w:tcPr>
+            <w:tcW w:w="2396" w:type="dxa"/>
+            <w:noWrap/>
+            <w:hideMark/>
+          </w:tcPr>
+          <w:p>
+            <w:pPr>
+              <w:rPr>
+                <w:rFonts w:ascii="Times New Roman" w:hAnsi="Times New Roman" w:cs="Times New Roman"/>
                 <w:b/>
                 <w:bCs/>
-                <w:kern w:val="0"/>
-                <w:sz w:val="24"/>
-                <w:szCs w:val="24"/>
-                <w:lang w:eastAsia="en-CA"/>
-                <w14:ligatures w14:val="none"/>
-              </w:rPr>
-            </w:pPr>
-            <w:r>
-              <w:rPr>
-                <w:rFonts w:ascii="Times New Roman" w:eastAsia="Times New Roman" w:hAnsi="Times New Roman" w:cs="Times New Roman"/>
+                <w:sz w:val="24"/>
+                <w:szCs w:val="24"/>
+              </w:rPr>
+            </w:pPr>
+            <w:proofErr w:type="spellStart"/>
+            <w:r>
+              <w:rPr>
+                <w:rFonts w:ascii="Times New Roman" w:hAnsi="Times New Roman" w:cs="Times New Roman"/>
                 <w:b/>
                 <w:bCs/>
-                <w:kern w:val="0"/>
-                <w:sz w:val="24"/>
-                <w:szCs w:val="24"/>
-                <w:lang w:eastAsia="en-CA"/>
-                <w14:ligatures w14:val="none"/>
-              </w:rPr>
-              <w:t>SOS</w:t>
-            </w:r>
-            <w:r>
-              <w:rPr>
-                <w:rFonts w:ascii="Times New Roman" w:eastAsia="Times New Roman" w:hAnsi="Times New Roman" w:cs="Times New Roman"/>
+                <w:sz w:val="24"/>
+                <w:szCs w:val="24"/>
+              </w:rPr>
+              <w:t>No_R_a_Conj</w:t>
+            </w:r>
+            <w:proofErr w:type="spellEnd"/>
+            <w:r>
+              <w:rPr>
+                <w:rFonts w:ascii="Times New Roman" w:hAnsi="Times New Roman" w:cs="Times New Roman"/>
                 <w:b/>
                 <w:bCs/>
-                <w:kern w:val="0"/>
-                <w:sz w:val="24"/>
-                <w:szCs w:val="24"/>
-                <w:lang w:eastAsia="en-CA"/>
-                <w14:ligatures w14:val="none"/>
-              </w:rPr>
-              <w:t xml:space="preserve"> </w:t>
-            </w:r>
-            <w:r>
-              <w:rPr>
-                <w:rFonts w:ascii="Times New Roman" w:eastAsia="Times New Roman" w:hAnsi="Times New Roman" w:cs="Times New Roman"/>
+                <w:sz w:val="24"/>
+                <w:szCs w:val="24"/>
+              </w:rPr>
+              <w:t>[</w:t>
+            </w:r>
+            <w:proofErr w:type="spellStart"/>
+            <w:proofErr w:type="gramStart"/>
+            <w:r>
+              <w:rPr>
+                <w:rFonts w:ascii="Times New Roman" w:hAnsi="Times New Roman" w:cs="Times New Roman"/>
                 <w:b/>
                 <w:bCs/>
-                <w:kern w:val="0"/>
-                <w:sz w:val="24"/>
-                <w:szCs w:val="24"/>
-                <w:lang w:eastAsia="en-CA"/>
-                <w14:ligatures w14:val="none"/>
-              </w:rPr>
-              <w:t>[True]</w:t>
-            </w:r>
-          </w:p>
-        </w:tc>
-        <w:tc>
-          <w:tcPr>
-            <w:tcW w:w="0" w:type="auto"/>
-            <w:vAlign w:val="center"/>
-          </w:tcPr>
-          <w:p>
-            <w:pPr>
-              <w:jc w:val="center"/>
-              <w:rPr>
-                <w:rFonts w:ascii="Times New Roman" w:eastAsia="Times New Roman" w:hAnsi="Times New Roman" w:cs="Times New Roman"/>
-                <w:kern w:val="0"/>
-                <w:sz w:val="24"/>
-                <w:szCs w:val="24"/>
-                <w:lang w:eastAsia="en-CA"/>
-                <w14:ligatures w14:val="none"/>
-              </w:rPr>
-            </w:pPr>
-            <w:r>
-              <w:rPr>
-                <w:rFonts w:ascii="Times New Roman" w:eastAsia="Times New Roman" w:hAnsi="Times New Roman" w:cs="Times New Roman"/>
-                <w:kern w:val="0"/>
-                <w:sz w:val="24"/>
-                <w:szCs w:val="24"/>
-                <w:lang w:eastAsia="en-CA"/>
-                <w14:ligatures w14:val="none"/>
-              </w:rPr>
-              <w:t>-0.832</w:t>
-            </w:r>
-          </w:p>
-        </w:tc>
-        <w:tc>
-          <w:tcPr>
-            <w:tcW w:w="0" w:type="auto"/>
-            <w:vAlign w:val="center"/>
-          </w:tcPr>
-          <w:p>
-            <w:pPr>
-              <w:jc w:val="center"/>
-              <w:rPr>
-                <w:rFonts w:ascii="Times New Roman" w:eastAsia="Times New Roman" w:hAnsi="Times New Roman" w:cs="Times New Roman"/>
-                <w:kern w:val="0"/>
-                <w:sz w:val="24"/>
-                <w:szCs w:val="24"/>
-                <w:lang w:eastAsia="en-CA"/>
-                <w14:ligatures w14:val="none"/>
-              </w:rPr>
-            </w:pPr>
-            <w:r>
-              <w:rPr>
-                <w:rFonts w:ascii="Times New Roman" w:eastAsia="Times New Roman" w:hAnsi="Times New Roman" w:cs="Times New Roman"/>
-                <w:kern w:val="0"/>
-                <w:sz w:val="24"/>
-                <w:szCs w:val="24"/>
-                <w:lang w:eastAsia="en-CA"/>
-                <w14:ligatures w14:val="none"/>
-              </w:rPr>
-              <w:t>0.055</w:t>
-            </w:r>
-          </w:p>
-        </w:tc>
-        <w:tc>
-          <w:tcPr>
-            <w:tcW w:w="0" w:type="auto"/>
-            <w:vAlign w:val="center"/>
-          </w:tcPr>
-          <w:p>
-            <w:pPr>
-              <w:jc w:val="center"/>
-              <w:rPr>
-                <w:rFonts w:ascii="Times New Roman" w:eastAsia="Times New Roman" w:hAnsi="Times New Roman" w:cs="Times New Roman"/>
-                <w:kern w:val="0"/>
-                <w:sz w:val="24"/>
-                <w:szCs w:val="24"/>
-                <w:lang w:eastAsia="en-CA"/>
-                <w14:ligatures w14:val="none"/>
-              </w:rPr>
-            </w:pPr>
-            <w:r>
-              <w:rPr>
-                <w:rFonts w:ascii="Times New Roman" w:eastAsia="Times New Roman" w:hAnsi="Times New Roman" w:cs="Times New Roman"/>
-                <w:kern w:val="0"/>
-                <w:sz w:val="24"/>
-                <w:szCs w:val="24"/>
-                <w:lang w:eastAsia="en-CA"/>
-                <w14:ligatures w14:val="none"/>
-              </w:rPr>
-              <w:t>-15.119</w:t>
-            </w:r>
-          </w:p>
-        </w:tc>
-        <w:tc>
-          <w:tcPr>
-            <w:tcW w:w="0" w:type="auto"/>
-            <w:vAlign w:val="center"/>
-          </w:tcPr>
-          <w:p>
-            <w:pPr>
-              <w:jc w:val="center"/>
-              <w:rPr>
-                <w:rFonts w:ascii="Times New Roman" w:eastAsia="Times New Roman" w:hAnsi="Times New Roman" w:cs="Times New Roman"/>
-                <w:kern w:val="0"/>
-                <w:sz w:val="24"/>
-                <w:szCs w:val="24"/>
-                <w:lang w:eastAsia="en-CA"/>
-                <w14:ligatures w14:val="none"/>
-              </w:rPr>
-            </w:pPr>
-            <w:r>
-              <w:rPr>
-                <w:rFonts w:ascii="Times New Roman" w:eastAsia="Times New Roman" w:hAnsi="Times New Roman" w:cs="Times New Roman"/>
-                <w:kern w:val="0"/>
-                <w:sz w:val="24"/>
-                <w:szCs w:val="24"/>
-                <w:lang w:eastAsia="en-CA"/>
-                <w14:ligatures w14:val="none"/>
-              </w:rPr>
-              <w:t>&lt; 0.001</w:t>
-            </w:r>
-          </w:p>
-        </w:tc>
-        <w:tc>
-          <w:tcPr>
-            <w:tcW w:w="0" w:type="auto"/>
-            <w:vAlign w:val="center"/>
-          </w:tcPr>
-          <w:p>
-            <w:pPr>
-              <w:jc w:val="center"/>
-              <w:rPr>
-                <w:rFonts w:ascii="Times New Roman" w:eastAsia="Times New Roman" w:hAnsi="Times New Roman" w:cs="Times New Roman"/>
-                <w:kern w:val="0"/>
-                <w:sz w:val="24"/>
-                <w:szCs w:val="24"/>
-                <w:lang w:eastAsia="en-CA"/>
-                <w14:ligatures w14:val="none"/>
-              </w:rPr>
-            </w:pPr>
-            <w:r>
-              <w:rPr>
-                <w:rFonts w:ascii="Times New Roman" w:eastAsia="Times New Roman" w:hAnsi="Times New Roman" w:cs="Times New Roman"/>
-                <w:kern w:val="0"/>
-                <w:sz w:val="24"/>
-                <w:szCs w:val="24"/>
-                <w:lang w:eastAsia="en-CA"/>
-                <w14:ligatures w14:val="none"/>
-              </w:rPr>
-              <w:t>[-0.940, -0.724]</w:t>
+                <w:sz w:val="24"/>
+                <w:szCs w:val="24"/>
+              </w:rPr>
+              <w:t>T.True</w:t>
+            </w:r>
+            <w:proofErr w:type="spellEnd"/>
+            <w:proofErr w:type="gramEnd"/>
+            <w:r>
+              <w:rPr>
+                <w:rFonts w:ascii="Times New Roman" w:hAnsi="Times New Roman" w:cs="Times New Roman"/>
+                <w:b/>
+                <w:bCs/>
+                <w:sz w:val="24"/>
+                <w:szCs w:val="24"/>
+              </w:rPr>
+              <w:t>]</w:t>
+            </w:r>
+          </w:p>
+        </w:tc>
+        <w:tc>
+          <w:tcPr>
+            <w:tcW w:w="1336" w:type="dxa"/>
+            <w:noWrap/>
+            <w:hideMark/>
+          </w:tcPr>
+          <w:p>
+            <w:pPr>
+              <w:jc w:val="center"/>
+              <w:rPr>
+                <w:sz w:val="24"/>
+                <w:szCs w:val="24"/>
+              </w:rPr>
+            </w:pPr>
+            <w:r>
+              <w:rPr>
+                <w:sz w:val="24"/>
+                <w:szCs w:val="24"/>
+              </w:rPr>
+              <w:t>-0.211</w:t>
+            </w:r>
+          </w:p>
+        </w:tc>
+        <w:tc>
+          <w:tcPr>
+            <w:tcW w:w="960" w:type="dxa"/>
+            <w:noWrap/>
+            <w:hideMark/>
+          </w:tcPr>
+          <w:p>
+            <w:pPr>
+              <w:jc w:val="center"/>
+              <w:rPr>
+                <w:sz w:val="24"/>
+                <w:szCs w:val="24"/>
+              </w:rPr>
+            </w:pPr>
+            <w:r>
+              <w:rPr>
+                <w:sz w:val="24"/>
+                <w:szCs w:val="24"/>
+              </w:rPr>
+              <w:t>0.046</w:t>
+            </w:r>
+          </w:p>
+        </w:tc>
+        <w:tc>
+          <w:tcPr>
+            <w:tcW w:w="960" w:type="dxa"/>
+            <w:noWrap/>
+            <w:hideMark/>
+          </w:tcPr>
+          <w:p>
+            <w:pPr>
+              <w:jc w:val="center"/>
+              <w:rPr>
+                <w:sz w:val="24"/>
+                <w:szCs w:val="24"/>
+              </w:rPr>
+            </w:pPr>
+            <w:r>
+              <w:rPr>
+                <w:sz w:val="24"/>
+                <w:szCs w:val="24"/>
+              </w:rPr>
+              <w:t>-4.554</w:t>
+            </w:r>
+          </w:p>
+        </w:tc>
+        <w:tc>
+          <w:tcPr>
+            <w:tcW w:w="960" w:type="dxa"/>
+            <w:noWrap/>
+            <w:hideMark/>
+          </w:tcPr>
+          <w:p>
+            <w:pPr>
+              <w:jc w:val="center"/>
+              <w:rPr>
+                <w:sz w:val="24"/>
+                <w:szCs w:val="24"/>
+              </w:rPr>
+            </w:pPr>
+            <w:r>
+              <w:rPr>
+                <w:sz w:val="24"/>
+                <w:szCs w:val="24"/>
+              </w:rPr>
+              <w:t>0</w:t>
+            </w:r>
+          </w:p>
+        </w:tc>
+        <w:tc>
+          <w:tcPr>
+            <w:tcW w:w="960" w:type="dxa"/>
+            <w:noWrap/>
+            <w:hideMark/>
+          </w:tcPr>
+          <w:p>
+            <w:pPr>
+              <w:jc w:val="center"/>
+              <w:rPr>
+                <w:sz w:val="24"/>
+                <w:szCs w:val="24"/>
+              </w:rPr>
+            </w:pPr>
+            <w:r>
+              <w:rPr>
+                <w:sz w:val="24"/>
+                <w:szCs w:val="24"/>
+              </w:rPr>
+              <w:t>-0.302</w:t>
+            </w:r>
+          </w:p>
+        </w:tc>
+        <w:tc>
+          <w:tcPr>
+            <w:tcW w:w="960" w:type="dxa"/>
+            <w:noWrap/>
+            <w:hideMark/>
+          </w:tcPr>
+          <w:p>
+            <w:pPr>
+              <w:jc w:val="center"/>
+              <w:rPr>
+                <w:sz w:val="24"/>
+                <w:szCs w:val="24"/>
+              </w:rPr>
+            </w:pPr>
+            <w:r>
+              <w:rPr>
+                <w:sz w:val="24"/>
+                <w:szCs w:val="24"/>
+              </w:rPr>
+              <w:t>-0.12</w:t>
             </w:r>
           </w:p>
         </w:tc>
       </w:tr>
       <w:tr>
-        <w:tc>
-          <w:tcPr>
-            <w:tcW w:w="0" w:type="auto"/>
-            <w:vAlign w:val="center"/>
-          </w:tcPr>
-          <w:p>
-            <w:pPr>
-              <w:jc w:val="center"/>
-              <w:rPr>
-                <w:rFonts w:ascii="Times New Roman" w:eastAsia="Times New Roman" w:hAnsi="Times New Roman" w:cs="Times New Roman"/>
+        <w:trPr>
+          <w:trHeight w:val="300"/>
+        </w:trPr>
+        <w:tc>
+          <w:tcPr>
+            <w:tcW w:w="2396" w:type="dxa"/>
+            <w:noWrap/>
+            <w:hideMark/>
+          </w:tcPr>
+          <w:p>
+            <w:pPr>
+              <w:rPr>
+                <w:rFonts w:ascii="Times New Roman" w:hAnsi="Times New Roman" w:cs="Times New Roman"/>
                 <w:b/>
                 <w:bCs/>
-                <w:kern w:val="0"/>
-                <w:sz w:val="24"/>
-                <w:szCs w:val="24"/>
-                <w:lang w:eastAsia="en-CA"/>
-                <w14:ligatures w14:val="none"/>
-              </w:rPr>
-            </w:pPr>
-            <w:r>
-              <w:rPr>
-                <w:rFonts w:ascii="Times New Roman" w:eastAsia="Times New Roman" w:hAnsi="Times New Roman" w:cs="Times New Roman"/>
+                <w:sz w:val="24"/>
+                <w:szCs w:val="24"/>
+              </w:rPr>
+            </w:pPr>
+            <w:r>
+              <w:rPr>
+                <w:rFonts w:ascii="Times New Roman" w:hAnsi="Times New Roman" w:cs="Times New Roman"/>
                 <w:b/>
                 <w:bCs/>
-                <w:kern w:val="0"/>
-                <w:sz w:val="24"/>
-                <w:szCs w:val="24"/>
-                <w:lang w:eastAsia="en-CA"/>
-                <w14:ligatures w14:val="none"/>
-              </w:rPr>
-              <w:t>Dataset Variance</w:t>
-            </w:r>
-          </w:p>
-        </w:tc>
-        <w:tc>
-          <w:tcPr>
-            <w:tcW w:w="0" w:type="auto"/>
-            <w:vAlign w:val="center"/>
-          </w:tcPr>
-          <w:p>
-            <w:pPr>
-              <w:jc w:val="center"/>
-              <w:rPr>
-                <w:rFonts w:ascii="Times New Roman" w:eastAsia="Times New Roman" w:hAnsi="Times New Roman" w:cs="Times New Roman"/>
-                <w:kern w:val="0"/>
-                <w:sz w:val="24"/>
-                <w:szCs w:val="24"/>
-                <w:lang w:eastAsia="en-CA"/>
-                <w14:ligatures w14:val="none"/>
-              </w:rPr>
-            </w:pPr>
-            <w:r>
-              <w:rPr>
-                <w:rFonts w:ascii="Times New Roman" w:eastAsia="Times New Roman" w:hAnsi="Times New Roman" w:cs="Times New Roman"/>
-                <w:kern w:val="0"/>
-                <w:sz w:val="24"/>
-                <w:szCs w:val="24"/>
-                <w:lang w:eastAsia="en-CA"/>
-                <w14:ligatures w14:val="none"/>
-              </w:rPr>
-              <w:t>0.702</w:t>
-            </w:r>
-          </w:p>
-        </w:tc>
-        <w:tc>
-          <w:tcPr>
-            <w:tcW w:w="0" w:type="auto"/>
-            <w:vAlign w:val="center"/>
-          </w:tcPr>
-          <w:p>
-            <w:pPr>
-              <w:jc w:val="center"/>
-              <w:rPr>
-                <w:rFonts w:ascii="Times New Roman" w:eastAsia="Times New Roman" w:hAnsi="Times New Roman" w:cs="Times New Roman"/>
-                <w:kern w:val="0"/>
-                <w:sz w:val="24"/>
-                <w:szCs w:val="24"/>
-                <w:lang w:eastAsia="en-CA"/>
-                <w14:ligatures w14:val="none"/>
-              </w:rPr>
-            </w:pPr>
-            <w:r>
-              <w:rPr>
-                <w:rFonts w:ascii="Times New Roman" w:eastAsia="Times New Roman" w:hAnsi="Times New Roman" w:cs="Times New Roman"/>
-                <w:kern w:val="0"/>
-                <w:sz w:val="24"/>
-                <w:szCs w:val="24"/>
-                <w:lang w:eastAsia="en-CA"/>
-                <w14:ligatures w14:val="none"/>
-              </w:rPr>
-              <w:t>1.836</w:t>
-            </w:r>
-          </w:p>
-        </w:tc>
-        <w:tc>
-          <w:tcPr>
-            <w:tcW w:w="0" w:type="auto"/>
-            <w:vAlign w:val="center"/>
-          </w:tcPr>
-          <w:p>
-            <w:pPr>
-              <w:jc w:val="center"/>
-              <w:rPr>
-                <w:rFonts w:ascii="Times New Roman" w:eastAsia="Times New Roman" w:hAnsi="Times New Roman" w:cs="Times New Roman"/>
-                <w:kern w:val="0"/>
-                <w:sz w:val="24"/>
-                <w:szCs w:val="24"/>
-                <w:lang w:eastAsia="en-CA"/>
-                <w14:ligatures w14:val="none"/>
-              </w:rPr>
-            </w:pPr>
-          </w:p>
-        </w:tc>
-        <w:tc>
-          <w:tcPr>
-            <w:tcW w:w="0" w:type="auto"/>
-            <w:vAlign w:val="center"/>
-          </w:tcPr>
-          <w:p>
-            <w:pPr>
-              <w:jc w:val="center"/>
-              <w:rPr>
-                <w:rFonts w:ascii="Times New Roman" w:eastAsia="Times New Roman" w:hAnsi="Times New Roman" w:cs="Times New Roman"/>
-                <w:kern w:val="0"/>
-                <w:sz w:val="24"/>
-                <w:szCs w:val="24"/>
-                <w:lang w:eastAsia="en-CA"/>
-                <w14:ligatures w14:val="none"/>
-              </w:rPr>
-            </w:pPr>
-          </w:p>
-        </w:tc>
-        <w:tc>
-          <w:tcPr>
-            <w:tcW w:w="0" w:type="auto"/>
-            <w:vAlign w:val="center"/>
-          </w:tcPr>
-          <w:p>
-            <w:pPr>
-              <w:jc w:val="center"/>
-              <w:rPr>
-                <w:rFonts w:ascii="Times New Roman" w:eastAsia="Times New Roman" w:hAnsi="Times New Roman" w:cs="Times New Roman"/>
-                <w:kern w:val="0"/>
-                <w:sz w:val="24"/>
-                <w:szCs w:val="24"/>
-                <w:lang w:eastAsia="en-CA"/>
-                <w14:ligatures w14:val="none"/>
+                <w:sz w:val="24"/>
+                <w:szCs w:val="24"/>
+              </w:rPr>
+              <w:t>SOS[</w:t>
+            </w:r>
+            <w:proofErr w:type="spellStart"/>
+            <w:proofErr w:type="gramStart"/>
+            <w:r>
+              <w:rPr>
+                <w:rFonts w:ascii="Times New Roman" w:hAnsi="Times New Roman" w:cs="Times New Roman"/>
+                <w:b/>
+                <w:bCs/>
+                <w:sz w:val="24"/>
+                <w:szCs w:val="24"/>
+              </w:rPr>
+              <w:t>T.True</w:t>
+            </w:r>
+            <w:proofErr w:type="spellEnd"/>
+            <w:proofErr w:type="gramEnd"/>
+            <w:r>
+              <w:rPr>
+                <w:rFonts w:ascii="Times New Roman" w:hAnsi="Times New Roman" w:cs="Times New Roman"/>
+                <w:b/>
+                <w:bCs/>
+                <w:sz w:val="24"/>
+                <w:szCs w:val="24"/>
+              </w:rPr>
+              <w:t>]</w:t>
+            </w:r>
+          </w:p>
+        </w:tc>
+        <w:tc>
+          <w:tcPr>
+            <w:tcW w:w="1336" w:type="dxa"/>
+            <w:noWrap/>
+            <w:hideMark/>
+          </w:tcPr>
+          <w:p>
+            <w:pPr>
+              <w:jc w:val="center"/>
+              <w:rPr>
+                <w:sz w:val="24"/>
+                <w:szCs w:val="24"/>
+              </w:rPr>
+            </w:pPr>
+            <w:r>
+              <w:rPr>
+                <w:sz w:val="24"/>
+                <w:szCs w:val="24"/>
+              </w:rPr>
+              <w:t>-0.734</w:t>
+            </w:r>
+          </w:p>
+        </w:tc>
+        <w:tc>
+          <w:tcPr>
+            <w:tcW w:w="960" w:type="dxa"/>
+            <w:noWrap/>
+            <w:hideMark/>
+          </w:tcPr>
+          <w:p>
+            <w:pPr>
+              <w:jc w:val="center"/>
+              <w:rPr>
+                <w:sz w:val="24"/>
+                <w:szCs w:val="24"/>
+              </w:rPr>
+            </w:pPr>
+            <w:r>
+              <w:rPr>
+                <w:sz w:val="24"/>
+                <w:szCs w:val="24"/>
+              </w:rPr>
+              <w:t>0.046</w:t>
+            </w:r>
+          </w:p>
+        </w:tc>
+        <w:tc>
+          <w:tcPr>
+            <w:tcW w:w="960" w:type="dxa"/>
+            <w:noWrap/>
+            <w:hideMark/>
+          </w:tcPr>
+          <w:p>
+            <w:pPr>
+              <w:jc w:val="center"/>
+              <w:rPr>
+                <w:sz w:val="24"/>
+                <w:szCs w:val="24"/>
+              </w:rPr>
+            </w:pPr>
+            <w:r>
+              <w:rPr>
+                <w:sz w:val="24"/>
+                <w:szCs w:val="24"/>
+              </w:rPr>
+              <w:t>-15.902</w:t>
+            </w:r>
+          </w:p>
+        </w:tc>
+        <w:tc>
+          <w:tcPr>
+            <w:tcW w:w="960" w:type="dxa"/>
+            <w:noWrap/>
+            <w:hideMark/>
+          </w:tcPr>
+          <w:p>
+            <w:pPr>
+              <w:jc w:val="center"/>
+              <w:rPr>
+                <w:sz w:val="24"/>
+                <w:szCs w:val="24"/>
+              </w:rPr>
+            </w:pPr>
+            <w:r>
+              <w:rPr>
+                <w:sz w:val="24"/>
+                <w:szCs w:val="24"/>
+              </w:rPr>
+              <w:t>0</w:t>
+            </w:r>
+          </w:p>
+        </w:tc>
+        <w:tc>
+          <w:tcPr>
+            <w:tcW w:w="960" w:type="dxa"/>
+            <w:noWrap/>
+            <w:hideMark/>
+          </w:tcPr>
+          <w:p>
+            <w:pPr>
+              <w:jc w:val="center"/>
+              <w:rPr>
+                <w:sz w:val="24"/>
+                <w:szCs w:val="24"/>
+              </w:rPr>
+            </w:pPr>
+            <w:r>
+              <w:rPr>
+                <w:sz w:val="24"/>
+                <w:szCs w:val="24"/>
+              </w:rPr>
+              <w:t>-0.824</w:t>
+            </w:r>
+          </w:p>
+        </w:tc>
+        <w:tc>
+          <w:tcPr>
+            <w:tcW w:w="960" w:type="dxa"/>
+            <w:noWrap/>
+            <w:hideMark/>
+          </w:tcPr>
+          <w:p>
+            <w:pPr>
+              <w:jc w:val="center"/>
+              <w:rPr>
+                <w:sz w:val="24"/>
+                <w:szCs w:val="24"/>
+              </w:rPr>
+            </w:pPr>
+            <w:r>
+              <w:rPr>
+                <w:sz w:val="24"/>
+                <w:szCs w:val="24"/>
+              </w:rPr>
+              <w:t>-0.643</w:t>
+            </w:r>
+          </w:p>
+        </w:tc>
+      </w:tr>
+      <w:tr>
+        <w:trPr>
+          <w:trHeight w:val="300"/>
+        </w:trPr>
+        <w:tc>
+          <w:tcPr>
+            <w:tcW w:w="2396" w:type="dxa"/>
+            <w:noWrap/>
+            <w:hideMark/>
+          </w:tcPr>
+          <w:p>
+            <w:pPr>
+              <w:rPr>
+                <w:rFonts w:ascii="Times New Roman" w:hAnsi="Times New Roman" w:cs="Times New Roman"/>
+                <w:b/>
+                <w:bCs/>
+                <w:sz w:val="24"/>
+                <w:szCs w:val="24"/>
+              </w:rPr>
+            </w:pPr>
+            <w:r>
+              <w:rPr>
+                <w:rFonts w:ascii="Times New Roman" w:hAnsi="Times New Roman" w:cs="Times New Roman"/>
+                <w:b/>
+                <w:bCs/>
+                <w:sz w:val="24"/>
+                <w:szCs w:val="24"/>
+              </w:rPr>
+              <w:t>Dataset Var</w:t>
+            </w:r>
+          </w:p>
+        </w:tc>
+        <w:tc>
+          <w:tcPr>
+            <w:tcW w:w="1336" w:type="dxa"/>
+            <w:noWrap/>
+            <w:hideMark/>
+          </w:tcPr>
+          <w:p>
+            <w:pPr>
+              <w:jc w:val="center"/>
+              <w:rPr>
+                <w:sz w:val="24"/>
+                <w:szCs w:val="24"/>
+              </w:rPr>
+            </w:pPr>
+            <w:r>
+              <w:rPr>
+                <w:sz w:val="24"/>
+                <w:szCs w:val="24"/>
+              </w:rPr>
+              <w:t>0.966</w:t>
+            </w:r>
+          </w:p>
+        </w:tc>
+        <w:tc>
+          <w:tcPr>
+            <w:tcW w:w="960" w:type="dxa"/>
+            <w:noWrap/>
+            <w:hideMark/>
+          </w:tcPr>
+          <w:p>
+            <w:pPr>
+              <w:jc w:val="center"/>
+              <w:rPr>
+                <w:sz w:val="24"/>
+                <w:szCs w:val="24"/>
+              </w:rPr>
+            </w:pPr>
+            <w:r>
+              <w:rPr>
+                <w:sz w:val="24"/>
+                <w:szCs w:val="24"/>
+              </w:rPr>
+              <w:t>2.996</w:t>
+            </w:r>
+          </w:p>
+        </w:tc>
+        <w:tc>
+          <w:tcPr>
+            <w:tcW w:w="960" w:type="dxa"/>
+            <w:noWrap/>
+            <w:hideMark/>
+          </w:tcPr>
+          <w:p>
+            <w:pPr>
+              <w:jc w:val="center"/>
+              <w:rPr>
+                <w:sz w:val="24"/>
+                <w:szCs w:val="24"/>
+              </w:rPr>
+            </w:pPr>
+          </w:p>
+        </w:tc>
+        <w:tc>
+          <w:tcPr>
+            <w:tcW w:w="960" w:type="dxa"/>
+            <w:noWrap/>
+            <w:hideMark/>
+          </w:tcPr>
+          <w:p>
+            <w:pPr>
+              <w:jc w:val="center"/>
+              <w:rPr>
+                <w:sz w:val="24"/>
+                <w:szCs w:val="24"/>
+              </w:rPr>
+            </w:pPr>
+          </w:p>
+        </w:tc>
+        <w:tc>
+          <w:tcPr>
+            <w:tcW w:w="960" w:type="dxa"/>
+            <w:noWrap/>
+            <w:hideMark/>
+          </w:tcPr>
+          <w:p>
+            <w:pPr>
+              <w:jc w:val="center"/>
+              <w:rPr>
+                <w:sz w:val="24"/>
+                <w:szCs w:val="24"/>
+              </w:rPr>
+            </w:pPr>
+          </w:p>
+        </w:tc>
+        <w:tc>
+          <w:tcPr>
+            <w:tcW w:w="960" w:type="dxa"/>
+            <w:noWrap/>
+            <w:hideMark/>
+          </w:tcPr>
+          <w:p>
+            <w:pPr>
+              <w:jc w:val="center"/>
+              <w:rPr>
+                <w:sz w:val="24"/>
+                <w:szCs w:val="24"/>
               </w:rPr>
             </w:pPr>
           </w:p>
@@ -2456,6 +2796,9 @@
         <w:t>.  The variance between datasets accounts for a change in bacterial starting positions along the gradient.  The variables R_a with Conjugation is the least consequential in reducing time to fixation</w:t>
       </w:r>
       <w:r>
+        <w:t xml:space="preserve"> due to the R-squared value, but the combined coefficients are the largest</w:t>
+      </w:r>
+      <w:r>
         <w:t xml:space="preserve"> (</w:t>
       </w:r>
       <m:oMath>
@@ -2477,30 +2820,7 @@
             <w:lang w:eastAsia="en-CA"/>
             <w14:ligatures w14:val="none"/>
           </w:rPr>
-          <m:t>-0.185)</m:t>
-        </m:r>
-      </m:oMath>
-      <w:r>
-        <w:t xml:space="preserve">.  </w:t>
-      </w:r>
-      <w:r>
-        <w:t xml:space="preserve">This synergistic relationship could be explored further for optimizing bacterial fixation strategies with a more advanced conjugation and plasmid model.  </w:t>
-      </w:r>
-      <w:r>
-        <w:t xml:space="preserve">Chemotaxis provides a more consequential time to fixation and </w:t>
-      </w:r>
-      <w:r>
-        <w:t>the model has a greater fit</w:t>
-      </w:r>
-      <w:r>
-        <w:t xml:space="preserve"> (</w:t>
-      </w:r>
-      <m:oMath>
-        <m:r>
-          <w:rPr>
-            <w:rFonts w:ascii="Cambria Math" w:hAnsi="Cambria Math"/>
-          </w:rPr>
-          <m:t>β=</m:t>
+          <m:t>-0.</m:t>
         </m:r>
         <m:r>
           <m:rPr>
@@ -2514,33 +2834,22 @@
             <w:lang w:eastAsia="en-CA"/>
             <w14:ligatures w14:val="none"/>
           </w:rPr>
-          <m:t>-0.202)</m:t>
-        </m:r>
-      </m:oMath>
-      <w:r>
-        <w:t xml:space="preserve">.  </w:t>
-      </w:r>
-      <w:r>
-        <w:t xml:space="preserve">The magnitude of this effect is lessened by the model being one dimensional, as random diffusion away from higher population concentrations is still directed up the antibiotic gradient.  If the </w:t>
-      </w:r>
-      <w:r>
-        <w:t>simulation’s degrees of freedom expanded</w:t>
-      </w:r>
-      <w:r>
-        <w:t xml:space="preserve"> to 2 dimensions, chemotaxis would play a significantly greater effect on directed migration towards food.</w:t>
-      </w:r>
-      <w:r>
-        <w:t xml:space="preserve">  The most consequential variable to reduce time to fixation is the SOS response mutation rate</w:t>
-      </w:r>
-      <w:r>
-        <w:t xml:space="preserve"> (</w:t>
-      </w:r>
-      <m:oMath>
-        <m:r>
+          <m:t>171),</m:t>
+        </m:r>
+        <m:r>
+          <m:rPr>
+            <m:sty m:val="p"/>
+          </m:rPr>
           <w:rPr>
             <w:rFonts w:ascii="Cambria Math" w:hAnsi="Cambria Math"/>
           </w:rPr>
-          <m:t>β=</m:t>
+          <m:t>(</m:t>
+        </m:r>
+        <m:r>
+          <w:rPr>
+            <w:rFonts w:ascii="Cambria Math" w:hAnsi="Cambria Math"/>
+          </w:rPr>
+          <m:t>β</m:t>
         </m:r>
         <m:r>
           <m:rPr>
@@ -2554,7 +2863,191 @@
             <w:lang w:eastAsia="en-CA"/>
             <w14:ligatures w14:val="none"/>
           </w:rPr>
-          <m:t>-0.832)</m:t>
+          <m:t xml:space="preserve"> </m:t>
+        </m:r>
+        <m:r>
+          <w:rPr>
+            <w:rFonts w:ascii="Cambria Math" w:hAnsi="Cambria Math"/>
+          </w:rPr>
+          <m:t>=</m:t>
+        </m:r>
+        <m:r>
+          <m:rPr>
+            <m:sty m:val="p"/>
+          </m:rPr>
+          <w:rPr>
+            <w:rFonts w:ascii="Cambria Math" w:eastAsia="Times New Roman" w:hAnsi="Cambria Math" w:cs="Times New Roman"/>
+            <w:kern w:val="0"/>
+            <w:sz w:val="24"/>
+            <w:szCs w:val="24"/>
+            <w:lang w:eastAsia="en-CA"/>
+            <w14:ligatures w14:val="none"/>
+          </w:rPr>
+          <m:t>-0.</m:t>
+        </m:r>
+        <m:r>
+          <m:rPr>
+            <m:sty m:val="p"/>
+          </m:rPr>
+          <w:rPr>
+            <w:rFonts w:ascii="Cambria Math" w:eastAsia="Times New Roman" w:hAnsi="Cambria Math" w:cs="Times New Roman"/>
+            <w:kern w:val="0"/>
+            <w:sz w:val="24"/>
+            <w:szCs w:val="24"/>
+            <w:lang w:eastAsia="en-CA"/>
+            <w14:ligatures w14:val="none"/>
+          </w:rPr>
+          <m:t>211</m:t>
+        </m:r>
+        <m:r>
+          <m:rPr>
+            <m:sty m:val="p"/>
+          </m:rPr>
+          <w:rPr>
+            <w:rFonts w:ascii="Cambria Math" w:eastAsia="Times New Roman" w:hAnsi="Cambria Math" w:cs="Times New Roman"/>
+            <w:kern w:val="0"/>
+            <w:sz w:val="24"/>
+            <w:szCs w:val="24"/>
+            <w:lang w:eastAsia="en-CA"/>
+            <w14:ligatures w14:val="none"/>
+          </w:rPr>
+          <m:t>)</m:t>
+        </m:r>
+      </m:oMath>
+      <w:r>
+        <w:t xml:space="preserve">.  </w:t>
+      </w:r>
+      <w:r>
+        <w:t xml:space="preserve">This synergistic relationship could be explored further for optimizing bacterial fixation strategies with a more advanced conjugation and plasmid model.  </w:t>
+      </w:r>
+      <w:r>
+        <w:t xml:space="preserve">Chemotaxis provides a more consequential time to fixation </w:t>
+      </w:r>
+      <w:r>
+        <w:t>due to the model’s R-squared having a</w:t>
+      </w:r>
+      <w:r>
+        <w:t xml:space="preserve"> greater fit</w:t>
+      </w:r>
+      <w:r>
+        <w:t xml:space="preserve"> (</w:t>
+      </w:r>
+      <m:oMath>
+        <m:r>
+          <w:rPr>
+            <w:rFonts w:ascii="Cambria Math" w:hAnsi="Cambria Math"/>
+          </w:rPr>
+          <m:t>β=</m:t>
+        </m:r>
+        <m:r>
+          <m:rPr>
+            <m:sty m:val="p"/>
+          </m:rPr>
+          <w:rPr>
+            <w:rFonts w:ascii="Cambria Math" w:eastAsia="Times New Roman" w:hAnsi="Cambria Math" w:cs="Times New Roman"/>
+            <w:kern w:val="0"/>
+            <w:sz w:val="24"/>
+            <w:szCs w:val="24"/>
+            <w:lang w:eastAsia="en-CA"/>
+            <w14:ligatures w14:val="none"/>
+          </w:rPr>
+          <m:t>-0.</m:t>
+        </m:r>
+        <m:r>
+          <m:rPr>
+            <m:sty m:val="p"/>
+          </m:rPr>
+          <w:rPr>
+            <w:rFonts w:ascii="Cambria Math" w:eastAsia="Times New Roman" w:hAnsi="Cambria Math" w:cs="Times New Roman"/>
+            <w:kern w:val="0"/>
+            <w:sz w:val="24"/>
+            <w:szCs w:val="24"/>
+            <w:lang w:eastAsia="en-CA"/>
+            <w14:ligatures w14:val="none"/>
+          </w:rPr>
+          <m:t>174</m:t>
+        </m:r>
+        <m:r>
+          <m:rPr>
+            <m:sty m:val="p"/>
+          </m:rPr>
+          <w:rPr>
+            <w:rFonts w:ascii="Cambria Math" w:eastAsia="Times New Roman" w:hAnsi="Cambria Math" w:cs="Times New Roman"/>
+            <w:kern w:val="0"/>
+            <w:sz w:val="24"/>
+            <w:szCs w:val="24"/>
+            <w:lang w:eastAsia="en-CA"/>
+            <w14:ligatures w14:val="none"/>
+          </w:rPr>
+          <m:t>)</m:t>
+        </m:r>
+      </m:oMath>
+      <w:r>
+        <w:t xml:space="preserve">.  </w:t>
+      </w:r>
+      <w:r>
+        <w:t xml:space="preserve">The magnitude of this effect is lessened by the model being one dimensional, as random diffusion away from higher population concentrations is still directed up the antibiotic gradient.  If the </w:t>
+      </w:r>
+      <w:r>
+        <w:t>simulation’s degrees of freedom expanded</w:t>
+      </w:r>
+      <w:r>
+        <w:t xml:space="preserve"> to 2 dimensions, chemotaxis would play a significantly greater effect on directed migration towards food.</w:t>
+      </w:r>
+      <w:r>
+        <w:t xml:space="preserve">  The most consequential variable to reduce time to fixation is the SOS response mutation rate</w:t>
+      </w:r>
+      <w:r>
+        <w:t xml:space="preserve"> (</w:t>
+      </w:r>
+      <m:oMath>
+        <m:r>
+          <w:rPr>
+            <w:rFonts w:ascii="Cambria Math" w:hAnsi="Cambria Math"/>
+          </w:rPr>
+          <m:t>β=</m:t>
+        </m:r>
+        <m:r>
+          <m:rPr>
+            <m:sty m:val="p"/>
+          </m:rPr>
+          <w:rPr>
+            <w:rFonts w:ascii="Cambria Math" w:eastAsia="Times New Roman" w:hAnsi="Cambria Math" w:cs="Times New Roman"/>
+            <w:kern w:val="0"/>
+            <w:sz w:val="24"/>
+            <w:szCs w:val="24"/>
+            <w:lang w:eastAsia="en-CA"/>
+            <w14:ligatures w14:val="none"/>
+          </w:rPr>
+          <m:t>-0.</m:t>
+        </m:r>
+        <m:r>
+          <m:rPr>
+            <m:sty m:val="p"/>
+          </m:rPr>
+          <w:rPr>
+            <w:rFonts w:ascii="Cambria Math" w:eastAsia="Times New Roman" w:hAnsi="Cambria Math" w:cs="Times New Roman"/>
+            <w:kern w:val="0"/>
+            <w:sz w:val="24"/>
+            <w:szCs w:val="24"/>
+            <w:lang w:eastAsia="en-CA"/>
+            <w14:ligatures w14:val="none"/>
+          </w:rPr>
+          <m:t>734</m:t>
+        </m:r>
+        <m:r>
+          <m:rPr>
+            <m:sty m:val="p"/>
+          </m:rPr>
+          <w:rPr>
+            <w:rFonts w:ascii="Cambria Math" w:eastAsia="Times New Roman" w:hAnsi="Cambria Math" w:cs="Times New Roman"/>
+            <w:kern w:val="0"/>
+            <w:sz w:val="24"/>
+            <w:szCs w:val="24"/>
+            <w:lang w:eastAsia="en-CA"/>
+            <w14:ligatures w14:val="none"/>
+          </w:rPr>
+          <m:t>)</m:t>
         </m:r>
       </m:oMath>
       <w:r>

--- a/Time to Fixation Experiments - Changing Chemotaxis Equation/Conclusion.docx
+++ b/Time to Fixation Experiments - Changing Chemotaxis Equation/Conclusion.docx
@@ -403,15 +403,7 @@
         <w:t>)</w:t>
       </w:r>
       <w:r>
-        <w:t xml:space="preserve"> and Conjugation against </w:t>
-      </w:r>
-      <w:proofErr w:type="gramStart"/>
-      <w:r>
-        <w:t>log(</w:t>
-      </w:r>
-      <w:proofErr w:type="gramEnd"/>
-      <w:r>
-        <w:t>Time)</w:t>
+        <w:t xml:space="preserve"> and Conjugation against log(Time)</w:t>
       </w:r>
       <w:r>
         <w:t xml:space="preserve"> including </w:t>
@@ -465,31 +457,7 @@
           <w:rPr>
             <w:rFonts w:ascii="Cambria Math" w:hAnsi="Cambria Math"/>
           </w:rPr>
-          <m:t>β=+ 0.00</m:t>
-        </m:r>
-        <m:r>
-          <w:rPr>
-            <w:rFonts w:ascii="Cambria Math" w:hAnsi="Cambria Math"/>
-          </w:rPr>
-          <m:t>93</m:t>
-        </m:r>
-        <m:r>
-          <w:rPr>
-            <w:rFonts w:ascii="Cambria Math" w:hAnsi="Cambria Math"/>
-          </w:rPr>
-          <m:t xml:space="preserve"> (p=0.</m:t>
-        </m:r>
-        <m:r>
-          <w:rPr>
-            <w:rFonts w:ascii="Cambria Math" w:hAnsi="Cambria Math"/>
-          </w:rPr>
-          <m:t>87</m:t>
-        </m:r>
-        <m:r>
-          <w:rPr>
-            <w:rFonts w:ascii="Cambria Math" w:hAnsi="Cambria Math"/>
-          </w:rPr>
-          <m:t>)</m:t>
+          <m:t>β=+ 0.0093 (p=0.87)</m:t>
         </m:r>
       </m:oMath>
       <w:r>
@@ -645,19 +613,7 @@
           <w:rPr>
             <w:rFonts w:ascii="Cambria Math" w:hAnsi="Cambria Math"/>
           </w:rPr>
-          <m:t>β=-0.</m:t>
-        </m:r>
-        <m:r>
-          <w:rPr>
-            <w:rFonts w:ascii="Cambria Math" w:hAnsi="Cambria Math"/>
-          </w:rPr>
-          <m:t>1713</m:t>
-        </m:r>
-        <m:r>
-          <w:rPr>
-            <w:rFonts w:ascii="Cambria Math" w:hAnsi="Cambria Math"/>
-          </w:rPr>
-          <m:t xml:space="preserve"> (p=0.001)</m:t>
+          <m:t>β=-0.1713 (p=0.001)</m:t>
         </m:r>
       </m:oMath>
       <w:r>
@@ -720,19 +676,7 @@
           <w:rPr>
             <w:rFonts w:ascii="Cambria Math" w:hAnsi="Cambria Math"/>
           </w:rPr>
-          <m:t>β=-0.21</m:t>
-        </m:r>
-        <m:r>
-          <w:rPr>
-            <w:rFonts w:ascii="Cambria Math" w:hAnsi="Cambria Math"/>
-          </w:rPr>
-          <m:t>25</m:t>
-        </m:r>
-        <m:r>
-          <w:rPr>
-            <w:rFonts w:ascii="Cambria Math" w:hAnsi="Cambria Math"/>
-          </w:rPr>
-          <m:t xml:space="preserve"> (p&lt;0.0001)</m:t>
+          <m:t>β=-0.2125 (p&lt;0.0001)</m:t>
         </m:r>
       </m:oMath>
       <w:r>
@@ -764,15 +708,7 @@
         <w:t xml:space="preserve"> advantage for reducing time to fix into a population</w:t>
       </w:r>
       <w:r>
-        <w:t xml:space="preserve"> compared to conjugation itself, while R(a) did not provide any significant advantage on </w:t>
-      </w:r>
-      <w:proofErr w:type="gramStart"/>
-      <w:r>
-        <w:t>it’s</w:t>
-      </w:r>
-      <w:proofErr w:type="gramEnd"/>
-      <w:r>
-        <w:t xml:space="preserve"> own.</w:t>
+        <w:t xml:space="preserve"> compared to conjugation itself, while R(a) did not provide any significant advantage on it’s own.</w:t>
       </w:r>
     </w:p>
     <w:p>
@@ -808,19 +744,7 @@
           <w:rPr>
             <w:rFonts w:ascii="Cambria Math" w:hAnsi="Cambria Math"/>
           </w:rPr>
-          <m:t>β=-0.1</m:t>
-        </m:r>
-        <m:r>
-          <w:rPr>
-            <w:rFonts w:ascii="Cambria Math" w:hAnsi="Cambria Math"/>
-          </w:rPr>
-          <m:t>735</m:t>
-        </m:r>
-        <m:r>
-          <w:rPr>
-            <w:rFonts w:ascii="Cambria Math" w:hAnsi="Cambria Math"/>
-          </w:rPr>
-          <m:t xml:space="preserve"> (p&lt;0.0001)</m:t>
+          <m:t>β=-0.1735 (p&lt;0.0001)</m:t>
         </m:r>
       </m:oMath>
       <w:r>
@@ -973,6 +897,9 @@
     </w:p>
     <w:p>
       <w:r>
+        <w:rPr>
+          <w:noProof/>
+        </w:rPr>
         <w:lastRenderedPageBreak/>
         <w:drawing>
           <wp:inline distT="0" distB="0" distL="0" distR="0" wp14:anchorId="49B50F1E" wp14:editId="44130E0D">
@@ -1200,13 +1127,7 @@
           <w:rPr>
             <w:rFonts w:ascii="Cambria Math" w:hAnsi="Cambria Math"/>
           </w:rPr>
-          <m:t>k=2.</m:t>
-        </m:r>
-        <m:r>
-          <w:rPr>
-            <w:rFonts w:ascii="Cambria Math" w:hAnsi="Cambria Math"/>
-          </w:rPr>
-          <m:t>34</m:t>
+          <m:t>k=2.34</m:t>
         </m:r>
       </m:oMath>
       <w:r>
@@ -1258,115 +1179,61 @@
           <w:rPr>
             <w:rFonts w:ascii="Cambria Math" w:eastAsiaTheme="minorEastAsia" w:hAnsi="Cambria Math"/>
           </w:rPr>
-          <m:t>σ=</m:t>
+          <m:t>σ=55211.32 s</m:t>
+        </m:r>
+      </m:oMath>
+      <w:r>
+        <w:rPr>
+          <w:rFonts w:eastAsiaTheme="minorEastAsia"/>
+        </w:rPr>
+        <w:t xml:space="preserve">, with an estimated median time of </w:t>
+      </w:r>
+      <m:oMath>
+        <m:r>
+          <w:rPr>
+            <w:rFonts w:ascii="Cambria Math" w:eastAsiaTheme="minorEastAsia" w:hAnsi="Cambria Math"/>
+          </w:rPr>
+          <m:t xml:space="preserve">47213.37 s  (13.11 </m:t>
         </m:r>
         <m:r>
           <w:rPr>
             <w:rFonts w:ascii="Cambria Math" w:eastAsiaTheme="minorEastAsia" w:hAnsi="Cambria Math"/>
           </w:rPr>
-          <m:t>55211.32</m:t>
+          <m:t>hr)</m:t>
+        </m:r>
+      </m:oMath>
+      <w:r>
+        <w:rPr>
+          <w:rFonts w:eastAsiaTheme="minorEastAsia"/>
+        </w:rPr>
+        <w:t xml:space="preserve">, compared to the median time of SOS being </w:t>
+      </w:r>
+      <m:oMath>
+        <m:r>
+          <w:rPr>
+            <w:rFonts w:ascii="Cambria Math" w:eastAsiaTheme="minorEastAsia" w:hAnsi="Cambria Math"/>
+          </w:rPr>
+          <m:t xml:space="preserve">19558.50 s (5.43 </m:t>
         </m:r>
         <m:r>
           <w:rPr>
             <w:rFonts w:ascii="Cambria Math" w:eastAsiaTheme="minorEastAsia" w:hAnsi="Cambria Math"/>
           </w:rPr>
-          <m:t xml:space="preserve"> s</m:t>
+          <m:t>h)</m:t>
         </m:r>
       </m:oMath>
       <w:r>
         <w:rPr>
           <w:rFonts w:eastAsiaTheme="minorEastAsia"/>
         </w:rPr>
-        <w:t xml:space="preserve">, with an estimated median time of </w:t>
+        <w:t xml:space="preserve">.  Regression analysis shows the SOS reducing log(time) by </w:t>
       </w:r>
       <m:oMath>
         <m:r>
           <w:rPr>
             <w:rFonts w:ascii="Cambria Math" w:eastAsiaTheme="minorEastAsia" w:hAnsi="Cambria Math"/>
           </w:rPr>
-          <m:t xml:space="preserve">47213.37 s  </m:t>
-        </m:r>
-        <m:r>
-          <w:rPr>
-            <w:rFonts w:ascii="Cambria Math" w:eastAsiaTheme="minorEastAsia" w:hAnsi="Cambria Math"/>
-          </w:rPr>
-          <m:t>(</m:t>
-        </m:r>
-        <m:r>
-          <w:rPr>
-            <w:rFonts w:ascii="Cambria Math" w:eastAsiaTheme="minorEastAsia" w:hAnsi="Cambria Math"/>
-          </w:rPr>
-          <m:t xml:space="preserve">13.11 </m:t>
-        </m:r>
-        <m:r>
-          <w:rPr>
-            <w:rFonts w:ascii="Cambria Math" w:eastAsiaTheme="minorEastAsia" w:hAnsi="Cambria Math"/>
-          </w:rPr>
-          <m:t>hr</m:t>
-        </m:r>
-        <m:r>
-          <w:rPr>
-            <w:rFonts w:ascii="Cambria Math" w:eastAsiaTheme="minorEastAsia" w:hAnsi="Cambria Math"/>
-          </w:rPr>
-          <m:t>)</m:t>
-        </m:r>
-      </m:oMath>
-      <w:r>
-        <w:rPr>
-          <w:rFonts w:eastAsiaTheme="minorEastAsia"/>
-        </w:rPr>
-        <w:t xml:space="preserve">, compared to the median time of SOS being </w:t>
-      </w:r>
-      <m:oMath>
-        <m:r>
-          <w:rPr>
-            <w:rFonts w:ascii="Cambria Math" w:eastAsiaTheme="minorEastAsia" w:hAnsi="Cambria Math"/>
-          </w:rPr>
-          <m:t>19558.50</m:t>
-        </m:r>
-        <m:r>
-          <w:rPr>
-            <w:rFonts w:ascii="Cambria Math" w:eastAsiaTheme="minorEastAsia" w:hAnsi="Cambria Math"/>
-          </w:rPr>
-          <m:t xml:space="preserve"> s (5.</m:t>
-        </m:r>
-        <m:r>
-          <w:rPr>
-            <w:rFonts w:ascii="Cambria Math" w:eastAsiaTheme="minorEastAsia" w:hAnsi="Cambria Math"/>
-          </w:rPr>
-          <m:t>43</m:t>
-        </m:r>
-        <m:r>
-          <w:rPr>
-            <w:rFonts w:ascii="Cambria Math" w:eastAsiaTheme="minorEastAsia" w:hAnsi="Cambria Math"/>
-          </w:rPr>
-          <m:t xml:space="preserve"> h)</m:t>
-        </m:r>
-      </m:oMath>
-      <w:r>
-        <w:rPr>
-          <w:rFonts w:eastAsiaTheme="minorEastAsia"/>
-        </w:rPr>
-        <w:t xml:space="preserve">.  Regression analysis shows the SOS reducing log(time) by </w:t>
-      </w:r>
-      <m:oMath>
-        <m:r>
-          <w:rPr>
-            <w:rFonts w:ascii="Cambria Math" w:eastAsiaTheme="minorEastAsia" w:hAnsi="Cambria Math"/>
-          </w:rPr>
-          <m:t>β=-0.</m:t>
-        </m:r>
-        <m:r>
-          <w:rPr>
-            <w:rFonts w:ascii="Cambria Math" w:eastAsiaTheme="minorEastAsia" w:hAnsi="Cambria Math"/>
-          </w:rPr>
-          <m:t>7330</m:t>
-        </m:r>
-        <m:r>
-          <w:rPr>
-            <w:rFonts w:ascii="Cambria Math" w:eastAsiaTheme="minorEastAsia" w:hAnsi="Cambria Math"/>
-          </w:rPr>
-          <m:t xml:space="preserve"> (p &lt; 0.0001)</m:t>
+          <m:t>β=-0.7330 (p &lt; 0.0001)</m:t>
         </m:r>
       </m:oMath>
       <w:r>
@@ -1851,7 +1718,6 @@
               <w:t>Chemotaxis[</w:t>
             </w:r>
             <w:proofErr w:type="spellStart"/>
-            <w:proofErr w:type="gramStart"/>
             <w:r>
               <w:rPr>
                 <w:rFonts w:ascii="Times New Roman" w:hAnsi="Times New Roman" w:cs="Times New Roman"/>
@@ -1863,7 +1729,6 @@
               <w:t>T.True</w:t>
             </w:r>
             <w:proofErr w:type="spellEnd"/>
-            <w:proofErr w:type="gramEnd"/>
             <w:r>
               <w:rPr>
                 <w:rFonts w:ascii="Times New Roman" w:hAnsi="Times New Roman" w:cs="Times New Roman"/>
@@ -2046,7 +1911,6 @@
               <w:t>Conjugation[</w:t>
             </w:r>
             <w:proofErr w:type="spellStart"/>
-            <w:proofErr w:type="gramStart"/>
             <w:r>
               <w:rPr>
                 <w:rFonts w:ascii="Times New Roman" w:hAnsi="Times New Roman" w:cs="Times New Roman"/>
@@ -2058,7 +1922,6 @@
               <w:t>T.True</w:t>
             </w:r>
             <w:proofErr w:type="spellEnd"/>
-            <w:proofErr w:type="gramEnd"/>
             <w:r>
               <w:rPr>
                 <w:rFonts w:ascii="Times New Roman" w:hAnsi="Times New Roman" w:cs="Times New Roman"/>
@@ -2253,7 +2116,6 @@
               <w:t>[</w:t>
             </w:r>
             <w:proofErr w:type="spellStart"/>
-            <w:proofErr w:type="gramStart"/>
             <w:r>
               <w:rPr>
                 <w:rFonts w:ascii="Times New Roman" w:hAnsi="Times New Roman" w:cs="Times New Roman"/>
@@ -2265,7 +2127,6 @@
               <w:t>T.True</w:t>
             </w:r>
             <w:proofErr w:type="spellEnd"/>
-            <w:proofErr w:type="gramEnd"/>
             <w:r>
               <w:rPr>
                 <w:rFonts w:ascii="Times New Roman" w:hAnsi="Times New Roman" w:cs="Times New Roman"/>
@@ -2448,7 +2309,6 @@
               <w:t>SOS[</w:t>
             </w:r>
             <w:proofErr w:type="spellStart"/>
-            <w:proofErr w:type="gramStart"/>
             <w:r>
               <w:rPr>
                 <w:rFonts w:ascii="Times New Roman" w:hAnsi="Times New Roman" w:cs="Times New Roman"/>
@@ -2460,7 +2320,6 @@
               <w:t>T.True</w:t>
             </w:r>
             <w:proofErr w:type="spellEnd"/>
-            <w:proofErr w:type="gramEnd"/>
             <w:r>
               <w:rPr>
                 <w:rFonts w:ascii="Times New Roman" w:hAnsi="Times New Roman" w:cs="Times New Roman"/>
@@ -2820,21 +2679,7 @@
             <w:lang w:eastAsia="en-CA"/>
             <w14:ligatures w14:val="none"/>
           </w:rPr>
-          <m:t>-0.</m:t>
-        </m:r>
-        <m:r>
-          <m:rPr>
-            <m:sty m:val="p"/>
-          </m:rPr>
-          <w:rPr>
-            <w:rFonts w:ascii="Cambria Math" w:eastAsia="Times New Roman" w:hAnsi="Cambria Math" w:cs="Times New Roman"/>
-            <w:kern w:val="0"/>
-            <w:sz w:val="24"/>
-            <w:szCs w:val="24"/>
-            <w:lang w:eastAsia="en-CA"/>
-            <w14:ligatures w14:val="none"/>
-          </w:rPr>
-          <m:t>171),</m:t>
+          <m:t>-0.171),</m:t>
         </m:r>
         <m:r>
           <m:rPr>
@@ -2883,39 +2728,14 @@
             <w:lang w:eastAsia="en-CA"/>
             <w14:ligatures w14:val="none"/>
           </w:rPr>
-          <m:t>-0.</m:t>
-        </m:r>
-        <m:r>
-          <m:rPr>
-            <m:sty m:val="p"/>
-          </m:rPr>
-          <w:rPr>
-            <w:rFonts w:ascii="Cambria Math" w:eastAsia="Times New Roman" w:hAnsi="Cambria Math" w:cs="Times New Roman"/>
-            <w:kern w:val="0"/>
-            <w:sz w:val="24"/>
-            <w:szCs w:val="24"/>
-            <w:lang w:eastAsia="en-CA"/>
-            <w14:ligatures w14:val="none"/>
-          </w:rPr>
-          <m:t>211</m:t>
-        </m:r>
-        <m:r>
-          <m:rPr>
-            <m:sty m:val="p"/>
-          </m:rPr>
-          <w:rPr>
-            <w:rFonts w:ascii="Cambria Math" w:eastAsia="Times New Roman" w:hAnsi="Cambria Math" w:cs="Times New Roman"/>
-            <w:kern w:val="0"/>
-            <w:sz w:val="24"/>
-            <w:szCs w:val="24"/>
-            <w:lang w:eastAsia="en-CA"/>
-            <w14:ligatures w14:val="none"/>
-          </w:rPr>
-          <m:t>)</m:t>
+          <m:t>-0.211)</m:t>
         </m:r>
       </m:oMath>
       <w:r>
         <w:t xml:space="preserve">.  </w:t>
+      </w:r>
+      <w:r>
+        <w:t xml:space="preserve">The cause of this is due to a greater population of bacteria in a region of antibiotic, thereby making mutation more frequent.  This increase in genetic diversity when combined with a high enough conjugation rate will help to increase the speed at which a mutant will fix in a population.  </w:t>
       </w:r>
       <w:r>
         <w:t xml:space="preserve">This synergistic relationship could be explored further for optimizing bacterial fixation strategies with a more advanced conjugation and plasmid model.  </w:t>
@@ -2951,35 +2771,7 @@
             <w:lang w:eastAsia="en-CA"/>
             <w14:ligatures w14:val="none"/>
           </w:rPr>
-          <m:t>-0.</m:t>
-        </m:r>
-        <m:r>
-          <m:rPr>
-            <m:sty m:val="p"/>
-          </m:rPr>
-          <w:rPr>
-            <w:rFonts w:ascii="Cambria Math" w:eastAsia="Times New Roman" w:hAnsi="Cambria Math" w:cs="Times New Roman"/>
-            <w:kern w:val="0"/>
-            <w:sz w:val="24"/>
-            <w:szCs w:val="24"/>
-            <w:lang w:eastAsia="en-CA"/>
-            <w14:ligatures w14:val="none"/>
-          </w:rPr>
-          <m:t>174</m:t>
-        </m:r>
-        <m:r>
-          <m:rPr>
-            <m:sty m:val="p"/>
-          </m:rPr>
-          <w:rPr>
-            <w:rFonts w:ascii="Cambria Math" w:eastAsia="Times New Roman" w:hAnsi="Cambria Math" w:cs="Times New Roman"/>
-            <w:kern w:val="0"/>
-            <w:sz w:val="24"/>
-            <w:szCs w:val="24"/>
-            <w:lang w:eastAsia="en-CA"/>
-            <w14:ligatures w14:val="none"/>
-          </w:rPr>
-          <m:t>)</m:t>
+          <m:t>-0.174)</m:t>
         </m:r>
       </m:oMath>
       <w:r>
@@ -3019,35 +2811,7 @@
             <w:lang w:eastAsia="en-CA"/>
             <w14:ligatures w14:val="none"/>
           </w:rPr>
-          <m:t>-0.</m:t>
-        </m:r>
-        <m:r>
-          <m:rPr>
-            <m:sty m:val="p"/>
-          </m:rPr>
-          <w:rPr>
-            <w:rFonts w:ascii="Cambria Math" w:eastAsia="Times New Roman" w:hAnsi="Cambria Math" w:cs="Times New Roman"/>
-            <w:kern w:val="0"/>
-            <w:sz w:val="24"/>
-            <w:szCs w:val="24"/>
-            <w:lang w:eastAsia="en-CA"/>
-            <w14:ligatures w14:val="none"/>
-          </w:rPr>
-          <m:t>734</m:t>
-        </m:r>
-        <m:r>
-          <m:rPr>
-            <m:sty m:val="p"/>
-          </m:rPr>
-          <w:rPr>
-            <w:rFonts w:ascii="Cambria Math" w:eastAsia="Times New Roman" w:hAnsi="Cambria Math" w:cs="Times New Roman"/>
-            <w:kern w:val="0"/>
-            <w:sz w:val="24"/>
-            <w:szCs w:val="24"/>
-            <w:lang w:eastAsia="en-CA"/>
-            <w14:ligatures w14:val="none"/>
-          </w:rPr>
-          <m:t>)</m:t>
+          <m:t>-0.734)</m:t>
         </m:r>
       </m:oMath>
       <w:r>
@@ -3501,6 +3265,7 @@
   <w:style w:type="character" w:default="1" w:styleId="DefaultParagraphFont">
     <w:name w:val="Default Paragraph Font"/>
     <w:uiPriority w:val="1"/>
+    <w:semiHidden/>
     <w:unhideWhenUsed/>
   </w:style>
   <w:style w:type="table" w:default="1" w:styleId="TableNormal">

--- a/Time to Fixation Experiments - Changing Chemotaxis Equation/Conclusion.docx
+++ b/Time to Fixation Experiments - Changing Chemotaxis Equation/Conclusion.docx
@@ -403,7 +403,15 @@
         <w:t>)</w:t>
       </w:r>
       <w:r>
-        <w:t xml:space="preserve"> and Conjugation against log(Time)</w:t>
+        <w:t xml:space="preserve"> and Conjugation against </w:t>
+      </w:r>
+      <w:proofErr w:type="gramStart"/>
+      <w:r>
+        <w:t>log(</w:t>
+      </w:r>
+      <w:proofErr w:type="gramEnd"/>
+      <w:r>
+        <w:t>Time)</w:t>
       </w:r>
       <w:r>
         <w:t xml:space="preserve"> including </w:t>
@@ -570,7 +578,6 @@
         </w:rPr>
         <w:t>, (</w:t>
       </w:r>
-      <w:proofErr w:type="spellStart"/>
       <w:r>
         <w:rPr>
           <w:rFonts w:eastAsiaTheme="minorEastAsia"/>
@@ -583,7 +590,6 @@
         </w:rPr>
         <w:t>R_a_Conj</w:t>
       </w:r>
-      <w:proofErr w:type="spellEnd"/>
       <w:r>
         <w:rPr>
           <w:rFonts w:eastAsiaTheme="minorEastAsia"/>
@@ -708,7 +714,15 @@
         <w:t xml:space="preserve"> advantage for reducing time to fix into a population</w:t>
       </w:r>
       <w:r>
-        <w:t xml:space="preserve"> compared to conjugation itself, while R(a) did not provide any significant advantage on it’s own.</w:t>
+        <w:t xml:space="preserve"> compared to conjugation itself, while R(a) did not provide any significant advantage on </w:t>
+      </w:r>
+      <w:proofErr w:type="gramStart"/>
+      <w:r>
+        <w:t>it’s</w:t>
+      </w:r>
+      <w:proofErr w:type="gramEnd"/>
+      <w:r>
+        <w:t xml:space="preserve"> own.</w:t>
       </w:r>
     </w:p>
     <w:p>
@@ -793,21 +807,7 @@
         <w:rPr>
           <w:rFonts w:eastAsiaTheme="minorEastAsia"/>
         </w:rPr>
-        <w:t xml:space="preserve">Even the coefficient is lower than </w:t>
-      </w:r>
-      <w:proofErr w:type="spellStart"/>
-      <w:r>
-        <w:rPr>
-          <w:rFonts w:eastAsiaTheme="minorEastAsia"/>
-        </w:rPr>
-        <w:t>No_R_a_Conj</w:t>
-      </w:r>
-      <w:proofErr w:type="spellEnd"/>
-      <w:r>
-        <w:rPr>
-          <w:rFonts w:eastAsiaTheme="minorEastAsia"/>
-        </w:rPr>
-        <w:t xml:space="preserve">, the higher R-squared means chemotaxis accounts for a larger portion of the variability and </w:t>
+        <w:t xml:space="preserve">Even the coefficient is lower than No_R_a_Conj, the higher R-squared means chemotaxis accounts for a larger portion of the variability and </w:t>
       </w:r>
       <w:r>
         <w:rPr>
@@ -1326,6 +1326,8 @@
               <w:jc w:val="center"/>
               <w:rPr>
                 <w:rFonts w:ascii="Times New Roman" w:hAnsi="Times New Roman" w:cs="Times New Roman"/>
+                <w:b/>
+                <w:bCs/>
                 <w:sz w:val="24"/>
                 <w:szCs w:val="24"/>
               </w:rPr>
@@ -1333,6 +1335,8 @@
             <w:r>
               <w:rPr>
                 <w:rFonts w:ascii="Times New Roman" w:hAnsi="Times New Roman" w:cs="Times New Roman"/>
+                <w:b/>
+                <w:bCs/>
                 <w:sz w:val="24"/>
                 <w:szCs w:val="24"/>
               </w:rPr>
@@ -1717,7 +1721,7 @@
               </w:rPr>
               <w:t>Chemotaxis[</w:t>
             </w:r>
-            <w:proofErr w:type="spellStart"/>
+            <w:proofErr w:type="gramStart"/>
             <w:r>
               <w:rPr>
                 <w:rFonts w:ascii="Times New Roman" w:hAnsi="Times New Roman" w:cs="Times New Roman"/>
@@ -1728,7 +1732,7 @@
               </w:rPr>
               <w:t>T.True</w:t>
             </w:r>
-            <w:proofErr w:type="spellEnd"/>
+            <w:proofErr w:type="gramEnd"/>
             <w:r>
               <w:rPr>
                 <w:rFonts w:ascii="Times New Roman" w:hAnsi="Times New Roman" w:cs="Times New Roman"/>
@@ -1910,7 +1914,7 @@
               </w:rPr>
               <w:t>Conjugation[</w:t>
             </w:r>
-            <w:proofErr w:type="spellStart"/>
+            <w:proofErr w:type="gramStart"/>
             <w:r>
               <w:rPr>
                 <w:rFonts w:ascii="Times New Roman" w:hAnsi="Times New Roman" w:cs="Times New Roman"/>
@@ -1921,7 +1925,7 @@
               </w:rPr>
               <w:t>T.True</w:t>
             </w:r>
-            <w:proofErr w:type="spellEnd"/>
+            <w:proofErr w:type="gramEnd"/>
             <w:r>
               <w:rPr>
                 <w:rFonts w:ascii="Times New Roman" w:hAnsi="Times New Roman" w:cs="Times New Roman"/>
@@ -2093,7 +2097,6 @@
                 <w:szCs w:val="24"/>
               </w:rPr>
             </w:pPr>
-            <w:proofErr w:type="spellStart"/>
             <w:r>
               <w:rPr>
                 <w:rFonts w:ascii="Times New Roman" w:hAnsi="Times New Roman" w:cs="Times New Roman"/>
@@ -2102,9 +2105,9 @@
                 <w:sz w:val="24"/>
                 <w:szCs w:val="24"/>
               </w:rPr>
-              <w:t>No_R_a_Conj</w:t>
-            </w:r>
-            <w:proofErr w:type="spellEnd"/>
+              <w:t>No_R_a_Conj[</w:t>
+            </w:r>
+            <w:proofErr w:type="gramStart"/>
             <w:r>
               <w:rPr>
                 <w:rFonts w:ascii="Times New Roman" w:hAnsi="Times New Roman" w:cs="Times New Roman"/>
@@ -2113,20 +2116,9 @@
                 <w:sz w:val="24"/>
                 <w:szCs w:val="24"/>
               </w:rPr>
-              <w:t>[</w:t>
-            </w:r>
-            <w:proofErr w:type="spellStart"/>
-            <w:r>
-              <w:rPr>
-                <w:rFonts w:ascii="Times New Roman" w:hAnsi="Times New Roman" w:cs="Times New Roman"/>
-                <w:b/>
-                <w:bCs/>
-                <w:sz w:val="24"/>
-                <w:szCs w:val="24"/>
-              </w:rPr>
               <w:t>T.True</w:t>
             </w:r>
-            <w:proofErr w:type="spellEnd"/>
+            <w:proofErr w:type="gramEnd"/>
             <w:r>
               <w:rPr>
                 <w:rFonts w:ascii="Times New Roman" w:hAnsi="Times New Roman" w:cs="Times New Roman"/>
@@ -2308,7 +2300,7 @@
               </w:rPr>
               <w:t>SOS[</w:t>
             </w:r>
-            <w:proofErr w:type="spellStart"/>
+            <w:proofErr w:type="gramStart"/>
             <w:r>
               <w:rPr>
                 <w:rFonts w:ascii="Times New Roman" w:hAnsi="Times New Roman" w:cs="Times New Roman"/>
@@ -2319,7 +2311,7 @@
               </w:rPr>
               <w:t>T.True</w:t>
             </w:r>
-            <w:proofErr w:type="spellEnd"/>
+            <w:proofErr w:type="gramEnd"/>
             <w:r>
               <w:rPr>
                 <w:rFonts w:ascii="Times New Roman" w:hAnsi="Times New Roman" w:cs="Times New Roman"/>

--- a/Time to Fixation Experiments - Changing Chemotaxis Equation/Conclusion.docx
+++ b/Time to Fixation Experiments - Changing Chemotaxis Equation/Conclusion.docx
@@ -2630,27 +2630,80 @@
         <w:spacing w:after="0"/>
       </w:pPr>
       <w:r>
-        <w:t>All variables in the table significantly reduce the time until mutant bacteria fix into a population along an antibiotic gradient</w:t>
-      </w:r>
-      <w:r>
-        <w:t xml:space="preserve"> </w:t>
+        <w:t xml:space="preserve">All variables in the </w:t>
+      </w:r>
+      <w:r>
+        <w:t>mixed-effect model</w:t>
+      </w:r>
+      <w:r>
+        <w:t xml:space="preserve"> significantly reduce the time until mutant bacteria fix into a population along an antibiotic gradient.  The variance between datasets accounts for a change in bacterial starting positions along the gradient.  </w:t>
+      </w:r>
+      <w:r>
+        <w:t>A likelihood ratio tests with a chi-square test</w:t>
+      </w:r>
+      <w:r>
+        <w:t xml:space="preserve"> for each variable</w:t>
+      </w:r>
+      <w:r>
+        <w:t xml:space="preserve"> indicated that that each </w:t>
+      </w:r>
+      <w:r>
+        <w:t xml:space="preserve">one </w:t>
+      </w:r>
+      <w:r>
+        <w:t xml:space="preserve">significantly improved model fit.  </w:t>
+      </w:r>
+      <w:r>
+        <w:t>The conditional R-squared was calculated to be 0.966, which means a</w:t>
+      </w:r>
+      <w:r>
+        <w:t xml:space="preserve">pproximately </w:t>
+      </w:r>
+      <w:r>
+        <w:t>96</w:t>
+      </w:r>
+      <w:r>
+        <w:t>.</w:t>
+      </w:r>
+      <w:r>
+        <w:t>60</w:t>
+      </w:r>
+      <w:r>
+        <w:t xml:space="preserve">% of the variance in </w:t>
       </w:r>
       <m:oMath>
         <m:r>
           <w:rPr>
             <w:rFonts w:ascii="Cambria Math" w:hAnsi="Cambria Math"/>
           </w:rPr>
-          <m:t>(p&lt;0.001)</m:t>
+          <m:t>log(time)</m:t>
         </m:r>
       </m:oMath>
       <w:r>
-        <w:t>.  The variance between datasets accounts for a change in bacterial starting positions along the gradient.  The variables R_a with Conjugation is the least consequential in reducing time to fixation</w:t>
+        <w:t xml:space="preserve"> is explained by the </w:t>
+      </w:r>
+      <w:r>
+        <w:t xml:space="preserve">variables and the dataset variance.  </w:t>
+      </w:r>
+      <w:r>
+        <w:t xml:space="preserve">The variables </w:t>
+      </w:r>
+      <m:oMath>
+        <m:r>
+          <w:rPr>
+            <w:rFonts w:ascii="Cambria Math" w:hAnsi="Cambria Math"/>
+          </w:rPr>
+          <m:t>R(a)</m:t>
+        </m:r>
+      </m:oMath>
+      <w:r>
+        <w:t xml:space="preserve"> with Conjugation is the least consequential in reducing time to fixation</w:t>
       </w:r>
       <w:r>
         <w:t xml:space="preserve"> due to the R-squared value, but the combined coefficients are the largest</w:t>
       </w:r>
       <w:r>
-        <w:t xml:space="preserve"> (</w:t>
+        <w:t xml:space="preserve"> </w:t>
       </w:r>
       <m:oMath>
         <m:r>
@@ -2671,16 +2724,7 @@
             <w:lang w:eastAsia="en-CA"/>
             <w14:ligatures w14:val="none"/>
           </w:rPr>
-          <m:t>-0.171),</m:t>
-        </m:r>
-        <m:r>
-          <m:rPr>
-            <m:sty m:val="p"/>
-          </m:rPr>
-          <w:rPr>
-            <w:rFonts w:ascii="Cambria Math" w:hAnsi="Cambria Math"/>
-          </w:rPr>
-          <m:t>(</m:t>
+          <m:t>-0.171,</m:t>
         </m:r>
         <m:r>
           <w:rPr>
@@ -2720,7 +2764,27 @@
             <w:lang w:eastAsia="en-CA"/>
             <w14:ligatures w14:val="none"/>
           </w:rPr>
-          <m:t>-0.211)</m:t>
+          <m:t>-0.211</m:t>
+        </m:r>
+        <m:r>
+          <m:rPr>
+            <m:sty m:val="p"/>
+          </m:rPr>
+          <w:rPr>
+            <w:rFonts w:ascii="Cambria Math" w:eastAsia="Times New Roman" w:hAnsi="Cambria Math" w:cs="Times New Roman"/>
+            <w:kern w:val="0"/>
+            <w:sz w:val="24"/>
+            <w:szCs w:val="24"/>
+            <w:lang w:eastAsia="en-CA"/>
+            <w14:ligatures w14:val="none"/>
+          </w:rPr>
+          <m:t xml:space="preserve"> </m:t>
+        </m:r>
+        <m:r>
+          <w:rPr>
+            <w:rFonts w:ascii="Cambria Math" w:hAnsi="Cambria Math"/>
+          </w:rPr>
+          <m:t>(p&lt;0.001)</m:t>
         </m:r>
       </m:oMath>
       <w:r>
@@ -2742,7 +2806,7 @@
         <w:t xml:space="preserve"> greater fit</w:t>
       </w:r>
       <w:r>
-        <w:t xml:space="preserve"> (</w:t>
+        <w:t xml:space="preserve"> </w:t>
       </w:r>
       <m:oMath>
         <m:r>
@@ -2763,10 +2827,29 @@
             <w:lang w:eastAsia="en-CA"/>
             <w14:ligatures w14:val="none"/>
           </w:rPr>
-          <m:t>-0.174)</m:t>
+          <m:t>-0.174</m:t>
         </m:r>
       </m:oMath>
       <w:r>
+        <w:rPr>
+          <w:rFonts w:eastAsiaTheme="minorEastAsia"/>
+          <w:kern w:val="0"/>
+          <w:sz w:val="24"/>
+          <w:szCs w:val="24"/>
+          <w:lang w:eastAsia="en-CA"/>
+          <w14:ligatures w14:val="none"/>
+        </w:rPr>
+        <w:t xml:space="preserve"> </w:t>
+      </w:r>
+      <m:oMath>
+        <m:r>
+          <w:rPr>
+            <w:rFonts w:ascii="Cambria Math" w:hAnsi="Cambria Math"/>
+          </w:rPr>
+          <m:t>(p&lt;0.001)</m:t>
+        </m:r>
+      </m:oMath>
+      <w:r>
         <w:t xml:space="preserve">.  </w:t>
       </w:r>
       <w:r>
@@ -2782,7 +2865,7 @@
         <w:t xml:space="preserve">  The most consequential variable to reduce time to fixation is the SOS response mutation rate</w:t>
       </w:r>
       <w:r>
-        <w:t xml:space="preserve"> (</w:t>
+        <w:t xml:space="preserve"> </w:t>
       </w:r>
       <m:oMath>
         <m:r>
@@ -2803,7 +2886,26 @@
             <w:lang w:eastAsia="en-CA"/>
             <w14:ligatures w14:val="none"/>
           </w:rPr>
-          <m:t>-0.734)</m:t>
+          <m:t>-0.734</m:t>
+        </m:r>
+      </m:oMath>
+      <w:r>
+        <w:rPr>
+          <w:rFonts w:eastAsiaTheme="minorEastAsia"/>
+          <w:kern w:val="0"/>
+          <w:sz w:val="24"/>
+          <w:szCs w:val="24"/>
+          <w:lang w:eastAsia="en-CA"/>
+          <w14:ligatures w14:val="none"/>
+        </w:rPr>
+        <w:t xml:space="preserve"> </w:t>
+      </w:r>
+      <m:oMath>
+        <m:r>
+          <w:rPr>
+            <w:rFonts w:ascii="Cambria Math" w:hAnsi="Cambria Math"/>
+          </w:rPr>
+          <m:t>(p&lt;0.001)</m:t>
         </m:r>
       </m:oMath>
       <w:r>

--- a/Time to Fixation Experiments - Changing Chemotaxis Equation/Conclusion.docx
+++ b/Time to Fixation Experiments - Changing Chemotaxis Equation/Conclusion.docx
@@ -105,58 +105,10 @@
         <w:t xml:space="preserve">The effect size of Normal Model compared to the model with conjugation but no R(a) was 3.461 (p &lt; 0.001), indicating that this was the most statistically significant difference.  </w:t>
       </w:r>
       <w:r>
-        <w:t xml:space="preserve">The differences of the distribution are visible in the </w:t>
-      </w:r>
-      <w:proofErr w:type="spellStart"/>
-      <w:r>
-        <w:t>boxenplot</w:t>
-      </w:r>
-      <w:proofErr w:type="spellEnd"/>
-      <w:r>
-        <w:t xml:space="preserve"> of figure 1.</w:t>
-      </w:r>
-      <w:r>
-        <w:t xml:space="preserve">  The medians for Normal Model, No </w:t>
-      </w:r>
-      <w:proofErr w:type="spellStart"/>
-      <w:r>
-        <w:t>Conj</w:t>
-      </w:r>
-      <w:proofErr w:type="spellEnd"/>
-      <w:r>
-        <w:t xml:space="preserve">, No </w:t>
-      </w:r>
-      <w:proofErr w:type="spellStart"/>
-      <w:r>
-        <w:t>R_a</w:t>
-      </w:r>
-      <w:proofErr w:type="spellEnd"/>
-      <w:r>
-        <w:t xml:space="preserve"> with </w:t>
-      </w:r>
-      <w:proofErr w:type="spellStart"/>
-      <w:r>
-        <w:t>Conj</w:t>
-      </w:r>
-      <w:proofErr w:type="spellEnd"/>
-      <w:r>
-        <w:t xml:space="preserve">, and No </w:t>
-      </w:r>
-      <w:proofErr w:type="spellStart"/>
-      <w:r>
-        <w:t>R_a</w:t>
-      </w:r>
-      <w:proofErr w:type="spellEnd"/>
-      <w:r>
-        <w:t xml:space="preserve"> No </w:t>
-      </w:r>
-      <w:proofErr w:type="spellStart"/>
-      <w:r>
-        <w:t>Conj</w:t>
-      </w:r>
-      <w:proofErr w:type="spellEnd"/>
-      <w:r>
-        <w:t xml:space="preserve"> were </w:t>
+        <w:t>The differences of the distribution are visible in the boxenplot of figure 1.</w:t>
+      </w:r>
+      <w:r>
+        <w:t xml:space="preserve">  The medians for Normal Model, No Conj, No R_a with Conj, and No R_a No Conj were </w:t>
       </w:r>
       <w:r>
         <w:t>4316</w:t>
@@ -230,15 +182,7 @@
         <w:t>Figure 1</w:t>
       </w:r>
       <w:r>
-        <w:t xml:space="preserve"> – </w:t>
-      </w:r>
-      <w:proofErr w:type="spellStart"/>
-      <w:r>
-        <w:t>Boxenplot</w:t>
-      </w:r>
-      <w:proofErr w:type="spellEnd"/>
-      <w:r>
-        <w:t xml:space="preserve"> of Time (s) Distributions until mutant fixation in antibiotic.</w:t>
+        <w:t xml:space="preserve"> – Boxenplot of Time (s) Distributions until mutant fixation in antibiotic.</w:t>
       </w:r>
     </w:p>
     <w:p>
@@ -345,15 +289,7 @@
     </w:p>
     <w:p>
       <w:r>
-        <w:t xml:space="preserve">Figure 2 – </w:t>
-      </w:r>
-      <w:proofErr w:type="spellStart"/>
-      <w:r>
-        <w:t>Pointplot</w:t>
-      </w:r>
-      <w:proofErr w:type="spellEnd"/>
-      <w:r>
-        <w:t xml:space="preserve"> of Conjugation (T/F) and R</w:t>
+        <w:t>Figure 2 – Pointplot of Conjugation (T/F) and R</w:t>
       </w:r>
       <w:r>
         <w:t>(</w:t>
@@ -414,15 +350,7 @@
         <w:t>Time)</w:t>
       </w:r>
       <w:r>
-        <w:t xml:space="preserve"> including </w:t>
-      </w:r>
-      <w:proofErr w:type="spellStart"/>
-      <w:r>
-        <w:t>No_R_a</w:t>
-      </w:r>
-      <w:proofErr w:type="spellEnd"/>
-      <w:r>
-        <w:t>*Conjugation</w:t>
+        <w:t xml:space="preserve"> including No_R_a*Conjugation</w:t>
       </w:r>
       <w:r>
         <w:t xml:space="preserve">.  It confirmed that </w:t>
@@ -877,13 +805,8 @@
       <w:r>
         <w:t xml:space="preserve"> – </w:t>
       </w:r>
-      <w:proofErr w:type="spellStart"/>
-      <w:r>
-        <w:t>Boxenplot</w:t>
-      </w:r>
-      <w:proofErr w:type="spellEnd"/>
-      <w:r>
-        <w:t xml:space="preserve"> of Time Distributions until mutant fixation in antibiotic</w:t>
+      <w:r>
+        <w:t>Boxenplot of Time Distributions until mutant fixation in antibiotic</w:t>
       </w:r>
       <w:r>
         <w:t xml:space="preserve"> for Chemotaxis vs Diffusion.</w:t>
@@ -948,13 +871,8 @@
       <w:r>
         <w:t xml:space="preserve"> – [Left] </w:t>
       </w:r>
-      <w:proofErr w:type="spellStart"/>
-      <w:r>
-        <w:t>Boxenplot</w:t>
-      </w:r>
-      <w:proofErr w:type="spellEnd"/>
-      <w:r>
-        <w:t xml:space="preserve"> of Time (s) Distributions until mutant fixation in antibiotic for </w:t>
+      <w:r>
+        <w:t xml:space="preserve">Boxenplot of Time (s) Distributions until mutant fixation in antibiotic for </w:t>
       </w:r>
       <w:r>
         <w:t>SOS</w:t>
@@ -2764,21 +2682,7 @@
             <w:lang w:eastAsia="en-CA"/>
             <w14:ligatures w14:val="none"/>
           </w:rPr>
-          <m:t>-0.211</m:t>
-        </m:r>
-        <m:r>
-          <m:rPr>
-            <m:sty m:val="p"/>
-          </m:rPr>
-          <w:rPr>
-            <w:rFonts w:ascii="Cambria Math" w:eastAsia="Times New Roman" w:hAnsi="Cambria Math" w:cs="Times New Roman"/>
-            <w:kern w:val="0"/>
-            <w:sz w:val="24"/>
-            <w:szCs w:val="24"/>
-            <w:lang w:eastAsia="en-CA"/>
-            <w14:ligatures w14:val="none"/>
-          </w:rPr>
-          <m:t xml:space="preserve"> </m:t>
+          <m:t xml:space="preserve">-0.211 </m:t>
         </m:r>
         <m:r>
           <w:rPr>

--- a/Time to Fixation Experiments - Changing Chemotaxis Equation/Conclusion.docx
+++ b/Time to Fixation Experiments - Changing Chemotaxis Equation/Conclusion.docx
@@ -303,6 +303,9 @@
       <w:r>
         <w:t xml:space="preserve"> (T/F) Fixation Time (s)</w:t>
       </w:r>
+      <w:r>
+        <w:t>.  The blue line (no conjugation) shows no statistically significant change, while the orange (with conjugation) shows a statistically significant change.</w:t>
+      </w:r>
     </w:p>
     <w:p>
       <w:r>
@@ -644,11 +647,9 @@
       <w:r>
         <w:t xml:space="preserve"> compared to conjugation itself, while R(a) did not provide any significant advantage on </w:t>
       </w:r>
-      <w:proofErr w:type="gramStart"/>
-      <w:r>
-        <w:t>it’s</w:t>
-      </w:r>
-      <w:proofErr w:type="gramEnd"/>
+      <w:r>
+        <w:t>its</w:t>
+      </w:r>
       <w:r>
         <w:t xml:space="preserve"> own.</w:t>
       </w:r>
@@ -901,9 +902,14 @@
       <w:r>
         <w:t xml:space="preserve"> = </w:t>
       </w:r>
-      <w:r>
-        <w:t>2.97</w:t>
-      </w:r>
+      <m:oMath>
+        <m:r>
+          <w:rPr>
+            <w:rFonts w:ascii="Cambria Math" w:hAnsi="Cambria Math"/>
+          </w:rPr>
+          <m:t>2.34</m:t>
+        </m:r>
+      </m:oMath>
       <w:r>
         <w:t>, indicating</w:t>
       </w:r>
@@ -919,35 +925,84 @@
       <w:r>
         <w:t xml:space="preserve"> = </w:t>
       </w:r>
-      <w:r>
-        <w:t>69444.47 s</w:t>
-      </w:r>
-      <w:r>
-        <w:t xml:space="preserve"> (</w:t>
-      </w:r>
-      <w:r>
-        <w:t>19.29</w:t>
-      </w:r>
-      <w:r>
-        <w:t xml:space="preserve"> h), Median </w:t>
+      <m:oMath>
+        <m:r>
+          <w:rPr>
+            <w:rFonts w:ascii="Cambria Math" w:eastAsiaTheme="minorEastAsia" w:hAnsi="Cambria Math"/>
+          </w:rPr>
+          <m:t>55211.32 s (1</m:t>
+        </m:r>
+        <m:r>
+          <w:rPr>
+            <w:rFonts w:ascii="Cambria Math" w:eastAsiaTheme="minorEastAsia" w:hAnsi="Cambria Math"/>
+          </w:rPr>
+          <m:t>5</m:t>
+        </m:r>
+        <m:r>
+          <w:rPr>
+            <w:rFonts w:ascii="Cambria Math" w:eastAsiaTheme="minorEastAsia" w:hAnsi="Cambria Math"/>
+          </w:rPr>
+          <m:t>.</m:t>
+        </m:r>
+        <m:r>
+          <w:rPr>
+            <w:rFonts w:ascii="Cambria Math" w:eastAsiaTheme="minorEastAsia" w:hAnsi="Cambria Math"/>
+          </w:rPr>
+          <m:t xml:space="preserve">34 </m:t>
+        </m:r>
+        <m:r>
+          <w:rPr>
+            <w:rFonts w:ascii="Cambria Math" w:eastAsiaTheme="minorEastAsia" w:hAnsi="Cambria Math"/>
+          </w:rPr>
+          <m:t>h</m:t>
+        </m:r>
+        <m:r>
+          <w:rPr>
+            <w:rFonts w:ascii="Cambria Math" w:eastAsiaTheme="minorEastAsia" w:hAnsi="Cambria Math"/>
+          </w:rPr>
+          <m:t>r</m:t>
+        </m:r>
+        <m:r>
+          <w:rPr>
+            <w:rFonts w:ascii="Cambria Math" w:eastAsiaTheme="minorEastAsia" w:hAnsi="Cambria Math"/>
+          </w:rPr>
+          <m:t>)</m:t>
+        </m:r>
+      </m:oMath>
+      <w:r>
+        <w:t xml:space="preserve">, Median </w:t>
       </w:r>
       <w:r>
         <w:t>(50th percentile)</w:t>
       </w:r>
       <w:r>
-        <w:t xml:space="preserve"> = </w:t>
-      </w:r>
-      <w:r>
-        <w:t>61379.63 s</w:t>
-      </w:r>
-      <w:r>
-        <w:t xml:space="preserve"> (</w:t>
-      </w:r>
-      <w:r>
-        <w:t xml:space="preserve">17.05 </w:t>
-      </w:r>
-      <w:r>
-        <w:t>h).</w:t>
+        <w:t xml:space="preserve"> </w:t>
+      </w:r>
+      <m:oMath>
+        <m:r>
+          <w:rPr>
+            <w:rFonts w:ascii="Cambria Math" w:hAnsi="Cambria Math"/>
+          </w:rPr>
+          <m:t>=</m:t>
+        </m:r>
+        <m:r>
+          <w:rPr>
+            <w:rFonts w:ascii="Cambria Math" w:eastAsiaTheme="minorEastAsia" w:hAnsi="Cambria Math"/>
+          </w:rPr>
+          <m:t xml:space="preserve">47213.37 s  (13.11 </m:t>
+        </m:r>
+        <m:r>
+          <w:rPr>
+            <w:rFonts w:ascii="Cambria Math" w:eastAsiaTheme="minorEastAsia" w:hAnsi="Cambria Math"/>
+          </w:rPr>
+          <m:t>hr)</m:t>
+        </m:r>
+      </m:oMath>
+      <w:r>
+        <w:rPr>
+          <w:rFonts w:eastAsiaTheme="minorEastAsia"/>
+        </w:rPr>
+        <w:t>.</w:t>
       </w:r>
     </w:p>
     <w:p>
